--- a/docs/MANUSCRIPT_GeoDF-VINS-AECE.docx
+++ b/docs/MANUSCRIPT_GeoDF-VINS-AECE.docx
@@ -12,7 +12,19 @@
       </w:pPr>
       <w:r>
         <w:rPr/>
-        <w:t>GeoDF-Adaptive VINS: AECE Manuscript Draft</w:t>
+        <w:t>GeoDF-Adaptive: Geometry-Based Dynamic Feature Rejection for Stereo-Inertial Visual Odometry in Dynamic Scenes</w:t>
+      </w:r>
+    </w:p>
+    <w:p>
+      <w:pPr>
+        <w:pStyle w:val="Heading2"/>
+        <w:bidi w:val="0"/>
+        <w:jc w:val="left"/>
+        <w:rPr/>
+      </w:pPr>
+      <w:r>
+        <w:rPr/>
+        <w:t>Abstract</w:t>
       </w:r>
     </w:p>
     <w:p>
@@ -25,27 +37,72 @@
       </w:pPr>
       <w:r>
         <w:rPr/>
-        <w:t xml:space="preserve">Target journal: </w:t>
-      </w:r>
-      <w:r>
-        <w:rPr>
-          <w:rStyle w:val="StrongEmphasis"/>
-        </w:rPr>
-        <w:t>Advances in Electrical and Computer Engineering (AECE)</w:t>
-      </w:r>
-      <w:r>
-        <w:rPr/>
-        <w:t xml:space="preserve">, Stefan cel Mare University of Suceava. This draft is written as a source document to be converted into the official AECE Microsoft Word </w:t>
+        <w:t>Dynamic objects violate the static-scene assumption used by feature-based visual-inertial odometry (VIO). This paper presents GeoDF-Adaptive, a geometry-based front-end dynamic feature rejection method for stereo-inertial VINS-Fusion. The method combines stereo 3D motion consistency, PnP-RANSAC reprojection scoring, temporal epipolar support, scene-aware activation with auto-calibrated thresholding, quality-aware gating, track-level temporal voting, and ratio-guarded hard rejection. Unlike semantic approaches, GeoDF-Adaptive requires no object detector, segmentation model, or dataset-specific training, and leaves the stereo-inertial back-end unchanged.</w:t>
+      </w:r>
+    </w:p>
+    <w:p>
+      <w:pPr>
+        <w:pStyle w:val="TextBody"/>
+        <w:bidi w:val="0"/>
+        <w:spacing w:before="0" w:after="283"/>
+        <w:jc w:val="left"/>
+        <w:rPr/>
+      </w:pPr>
+      <w:r>
+        <w:rPr/>
+        <w:t xml:space="preserve">The method was implemented in a ROS 2 VINS-Fusion pipeline and evaluated on the original EuRoC and VIODE datasets. On EuRoC (N=3 repeats per sequence), GeoDF-Adaptive preserved static-scene accuracy: no sequence regressed beyond ±5% ATE, and </w:t>
       </w:r>
       <w:r>
         <w:rPr>
           <w:rStyle w:val="SourceText"/>
         </w:rPr>
-        <w:t>.doc</w:t>
-      </w:r>
-      <w:r>
-        <w:rPr/>
-        <w:t xml:space="preserve"> template.</w:t>
+        <w:t>MH_02_easy</w:t>
+      </w:r>
+      <w:r>
+        <w:rPr/>
+        <w:t xml:space="preserve"> improved by +3.9%. On VIODE (N=5), GeoDF-Adaptive improved ATE in 3 of 12 environment-level conditions under a ±3% decision band, with the strongest gain on </w:t>
+      </w:r>
+      <w:r>
+        <w:rPr>
+          <w:rStyle w:val="SourceText"/>
+        </w:rPr>
+        <w:t>city_day/3_high</w:t>
+      </w:r>
+      <w:r>
+        <w:rPr/>
+        <w:t xml:space="preserve"> (+14.8%). Six conditions remained within the band and three parking-lot conditions regressed when dynamic objects occupied large image regions. A stereo 3D gate ablation outperformed a temporal 2D fundamental-matrix gate on </w:t>
+      </w:r>
+      <w:r>
+        <w:rPr>
+          <w:rStyle w:val="SourceText"/>
+        </w:rPr>
+        <w:t>city_day/3_high</w:t>
+      </w:r>
+      <w:r>
+        <w:rPr/>
+        <w:t xml:space="preserve"> by +9.5% ATE under the same activation stack. Feature-level evaluation against VIODE moving-vehicle masks showed that rejected features on </w:t>
+      </w:r>
+      <w:r>
+        <w:rPr>
+          <w:rStyle w:val="SourceText"/>
+        </w:rPr>
+        <w:t>city_day/3_high</w:t>
+      </w:r>
+      <w:r>
+        <w:rPr/>
+        <w:t xml:space="preserve"> were 17.43× more likely to lie on dynamic objects than randomly tracked features, with static false-positive rate 0.03%. The module added a mean of 1.76 ms per frame on a CPU-only host (about 3.5% of the 20 Hz frame budget). The results support GeoDF-Adaptive as a reproducible, training-free front-end enhancement for dynamic-scene stereo-inertial odometry under moderate dynamic density.</w:t>
+      </w:r>
+    </w:p>
+    <w:p>
+      <w:pPr>
+        <w:pStyle w:val="Heading2"/>
+        <w:bidi w:val="0"/>
+        <w:jc w:val="left"/>
+        <w:rPr/>
+      </w:pPr>
+      <w:r>
+        <w:rPr/>
+        <w:t>Keywords</w:t>
       </w:r>
     </w:p>
     <w:p>
@@ -58,7 +115,84 @@
       </w:pPr>
       <w:r>
         <w:rPr/>
-        <w:t>AECE-specific constraints to respect:</w:t>
+        <w:t>computer vision, dynamic feature rejection, sensor fusion, stereo-inertial odometry, visual odometry</w:t>
+      </w:r>
+    </w:p>
+    <w:p>
+      <w:pPr>
+        <w:pStyle w:val="Heading2"/>
+        <w:bidi w:val="0"/>
+        <w:jc w:val="left"/>
+        <w:rPr/>
+      </w:pPr>
+      <w:r>
+        <w:rPr/>
+        <w:t>1. Introduction</w:t>
+      </w:r>
+    </w:p>
+    <w:p>
+      <w:pPr>
+        <w:pStyle w:val="TextBody"/>
+        <w:bidi w:val="0"/>
+        <w:spacing w:before="0" w:after="283"/>
+        <w:jc w:val="left"/>
+        <w:rPr/>
+      </w:pPr>
+      <w:r>
+        <w:rPr/>
+        <w:t>Visual-inertial odometry (VIO) estimates platform motion by fusing visual feature tracks with inertial measurements. It is widely used in mobile robotics, unmanned aerial vehicles, and outdoor autonomous navigation. Feature-based stereo-inertial pipelines such as VINS-Fusion assume that most tracked points belong to a static rigid scene. In urban and traffic environments, moving vehicles and pedestrians violate this assumption and can degrade pose estimation when their features enter the visual-inertial optimizer.</w:t>
+      </w:r>
+    </w:p>
+    <w:p>
+      <w:pPr>
+        <w:pStyle w:val="TextBody"/>
+        <w:bidi w:val="0"/>
+        <w:spacing w:before="0" w:after="283"/>
+        <w:jc w:val="left"/>
+        <w:rPr/>
+      </w:pPr>
+      <w:r>
+        <w:rPr/>
+        <w:t>Existing responses include semantic segmentation, object detection, motion segmentation, and robust back-end estimation. Semantic methods can identify dynamic regions directly, but they depend on trained models, add computational cost, and may fail on unseen object classes or domains. Geometry-based filters are attractive for applied systems because they are model-free and easy to reproduce. However, always-on geometric outlier rejection can remove useful static features in low-dynamic scenes, while contaminated geometric models can fail when dynamic content dominates the image.</w:t>
+      </w:r>
+    </w:p>
+    <w:p>
+      <w:pPr>
+        <w:pStyle w:val="TextBody"/>
+        <w:bidi w:val="0"/>
+        <w:spacing w:before="0" w:after="283"/>
+        <w:jc w:val="left"/>
+        <w:rPr/>
+      </w:pPr>
+      <w:r>
+        <w:rPr/>
+        <w:t>This paper presents GeoDF-Adaptive, a front-end module for stereo-inertial VINS that rejects geometrically inconsistent feature tracks before state estimation. The method uses stereo 3D motion consistency as the primary dynamic-candidate gate, with temporal epipolar geometry as support and fallback. Unlike always-on hard rejection, GeoDF-Adaptive arms deletion only when a smoothed frame outlier signal and a quality score indicate sustained dynamic inconsistency. Track-level temporal voting further suppresses transient false positives caused by fast rotation, weak texture, or short low-parallax intervals.</w:t>
+      </w:r>
+    </w:p>
+    <w:p>
+      <w:pPr>
+        <w:pStyle w:val="TextBody"/>
+        <w:bidi w:val="0"/>
+        <w:spacing w:before="0" w:after="283"/>
+        <w:jc w:val="left"/>
+        <w:rPr/>
+      </w:pPr>
+      <w:r>
+        <w:rPr/>
+        <w:t>The contribution is intentionally scoped as an engineering baseline rather than a universal dynamic VIO system. Both trajectory-level metrics (ATE/RPE) and feature-level metrics against VIODE vehicle masks are reported so that accuracy gains can be related to whether rejected points actually lie on moving objects.</w:t>
+      </w:r>
+    </w:p>
+    <w:p>
+      <w:pPr>
+        <w:pStyle w:val="TextBody"/>
+        <w:bidi w:val="0"/>
+        <w:spacing w:before="0" w:after="283"/>
+        <w:jc w:val="left"/>
+        <w:rPr/>
+      </w:pPr>
+      <w:r>
+        <w:rPr/>
+        <w:t>The main contributions are:</w:t>
       </w:r>
     </w:p>
     <w:p>
@@ -80,17 +214,7 @@
       </w:pPr>
       <w:r>
         <w:rPr/>
-        <w:t xml:space="preserve">Manuscript format: native Microsoft Word </w:t>
-      </w:r>
-      <w:r>
-        <w:rPr>
-          <w:rStyle w:val="SourceText"/>
-        </w:rPr>
-        <w:t>.doc</w:t>
-      </w:r>
-      <w:r>
-        <w:rPr/>
-        <w:t xml:space="preserve"> using the AECE template. </w:t>
+        <w:t xml:space="preserve">A training-free, front-end-only dynamic feature rejection module for stereo-inertial VINS based on stereo 3D motion consistency and temporal epipolar support. </w:t>
       </w:r>
     </w:p>
     <w:p>
@@ -112,7 +236,17 @@
       </w:pPr>
       <w:r>
         <w:rPr/>
-        <w:t xml:space="preserve">Page count: even number of pages: 8, 10, or 12. Target 8 pages first. </w:t>
+        <w:t xml:space="preserve">A scene-aware activation mechanism with auto-calibrated arm threshold </w:t>
+      </w:r>
+      <w:r>
+        <w:rPr>
+          <w:rStyle w:val="SourceText"/>
+        </w:rPr>
+        <w:t>rho_on</w:t>
+      </w:r>
+      <w:r>
+        <w:rPr/>
+        <w:t xml:space="preserve"> estimated from the running epipolar outlier floor of the scene. </w:t>
       </w:r>
     </w:p>
     <w:p>
@@ -134,7 +268,7 @@
       </w:pPr>
       <w:r>
         <w:rPr/>
-        <w:t xml:space="preserve">Keywords: five keywords or phrases, alphabetically ordered. </w:t>
+        <w:t xml:space="preserve">A quality-aware activation gate and track-level temporal voting that reduce false deletion in static or weakly dynamic frames. </w:t>
       </w:r>
     </w:p>
     <w:p>
@@ -156,7 +290,7 @@
       </w:pPr>
       <w:r>
         <w:rPr/>
-        <w:t xml:space="preserve">Review: double-blind. Remove author names/affiliations from the submitted review copy if the AECE submission workflow requires blind files. </w:t>
+        <w:t xml:space="preserve">A reproducible evaluation on EuRoC and VIODE with N-repeat trajectory benchmarking, stereo 3D versus 2D-F ablation, and feature-level detection analysis using published VIODE segmentation masks. </w:t>
       </w:r>
     </w:p>
     <w:p>
@@ -171,47 +305,38 @@
           <w:tab w:val="left" w:pos="709" w:leader="none"/>
         </w:tabs>
         <w:bidi w:val="0"/>
-        <w:spacing w:before="0" w:after="0"/>
         <w:ind w:left="709" w:hanging="283"/>
         <w:jc w:val="left"/>
         <w:rPr/>
       </w:pPr>
       <w:r>
         <w:rPr/>
-        <w:t xml:space="preserve">References: include permanent links, preferably DOI/CrossRef links, where available. </w:t>
+        <w:t xml:space="preserve">An explicit limitation analysis for high dynamic-density scenes where geometric model contamination causes trajectory regression. </w:t>
+      </w:r>
+    </w:p>
+    <w:p>
+      <w:pPr>
+        <w:pStyle w:val="Heading2"/>
+        <w:bidi w:val="0"/>
+        <w:jc w:val="left"/>
+        <w:rPr/>
+      </w:pPr>
+      <w:r>
+        <w:rPr/>
+        <w:t>2. Related Work</w:t>
       </w:r>
     </w:p>
     <w:p>
       <w:pPr>
         <w:pStyle w:val="TextBody"/>
-        <w:numPr>
-          <w:ilvl w:val="0"/>
-          <w:numId w:val="1"/>
-        </w:numPr>
-        <w:tabs>
-          <w:tab w:val="clear" w:pos="1134"/>
-          <w:tab w:val="left" w:pos="709" w:leader="none"/>
-        </w:tabs>
-        <w:bidi w:val="0"/>
-        <w:ind w:left="709" w:hanging="283"/>
-        <w:jc w:val="left"/>
-        <w:rPr/>
-      </w:pPr>
-      <w:r>
-        <w:rPr/>
-        <w:t xml:space="preserve">APC: 300 EUR for accepted papers, plus 25 EUR per page beyond 8 pages according to the current AECE author information page. </w:t>
-      </w:r>
-    </w:p>
-    <w:p>
-      <w:pPr>
-        <w:pStyle w:val="Heading2"/>
-        <w:bidi w:val="0"/>
-        <w:jc w:val="left"/>
-        <w:rPr/>
-      </w:pPr>
-      <w:r>
-        <w:rPr/>
-        <w:t>Proposed Title</w:t>
+        <w:bidi w:val="0"/>
+        <w:spacing w:before="0" w:after="283"/>
+        <w:jc w:val="left"/>
+        <w:rPr/>
+      </w:pPr>
+      <w:r>
+        <w:rPr/>
+        <w:t>Feature-based VIO systems estimate camera motion by tracking image features and optimizing visual-inertial residuals. They perform well in static scenes but remain sensitive to dynamic features that violate rigid-scene constraints.</w:t>
       </w:r>
     </w:p>
     <w:p>
@@ -224,19 +349,7 @@
       </w:pPr>
       <w:r>
         <w:rPr/>
-        <w:t>GeoDF-Adaptive: Geometry-Based Dynamic Feature Rejection for Stereo-Inertial Visual Odometry in Dynamic Scenes</w:t>
-      </w:r>
-    </w:p>
-    <w:p>
-      <w:pPr>
-        <w:pStyle w:val="Heading2"/>
-        <w:bidi w:val="0"/>
-        <w:jc w:val="left"/>
-        <w:rPr/>
-      </w:pPr>
-      <w:r>
-        <w:rPr/>
-        <w:t>Abstract</w:t>
+        <w:t>Classical robust estimation uses RANSAC and epipolar constraints to discard inconsistent correspondences. These methods are lightweight and model-free, but they typically operate as generic outlier filters rather than scene-adaptive dynamic-object filters. Always-on rejection can harm static-scene accuracy when false positives accumulate frame after frame.</w:t>
       </w:r>
     </w:p>
     <w:p>
@@ -249,49 +362,7 @@
       </w:pPr>
       <w:r>
         <w:rPr/>
-        <w:t xml:space="preserve">Dynamic objects violate the static-scene assumption used by feature-based visual-inertial odometry. This paper presents GeoDF-Adaptive, a geometry-based front-end dynamic feature rejection method for stereo-inertial VINS. The method uses temporal epipolar consistency, a Sampson residual dual gate, scene-aware activation, auto-calibrated activation thresholding, and track-level temporal voting. Unlike semantic approaches, GeoDF-Adaptive does not require an object detector, a segmentation model, or dataset-specific training. The method was implemented in a VINS-Fusion stereo-inertial pipeline and evaluated on the original EuRoC and VIODE datasets. On EuRoC, GeoDF-Adaptive preserved static-scene accuracy and improved ATE RMSE by 2.0% to 6.2% on all five tested sequences. On VIODE, it improved ATE in 7 of 12 evaluated environment-level conditions under a +/-3% decision band, including +24.5% on </w:t>
-      </w:r>
-      <w:r>
-        <w:rPr>
-          <w:rStyle w:val="SourceText"/>
-        </w:rPr>
-        <w:t>city_day/3_high</w:t>
-      </w:r>
-      <w:r>
-        <w:rPr/>
-        <w:t xml:space="preserve"> and +41.3% on </w:t>
-      </w:r>
-      <w:r>
-        <w:rPr>
-          <w:rStyle w:val="SourceText"/>
-        </w:rPr>
-        <w:t>city_night/0_none</w:t>
-      </w:r>
-      <w:r>
-        <w:rPr/>
-        <w:t xml:space="preserve">. A feature-level evaluation using VIODE moving-vehicle segmentation masks showed that rejected features in </w:t>
-      </w:r>
-      <w:r>
-        <w:rPr>
-          <w:rStyle w:val="SourceText"/>
-        </w:rPr>
-        <w:t>city_day</w:t>
-      </w:r>
-      <w:r>
-        <w:rPr/>
-        <w:t xml:space="preserve"> were 8.33x to 31.72x more likely to lie on dynamic objects than random tracked features, while the static-feature false positive rate stayed below 1%. However, high dynamic-density parking-lot scenes remained a limitation because large moving regions can contaminate the fundamental matrix estimate. The module is lightweight: its measured per-frame cost averaged 0.28 ms on a CPU-only host, about 0.56% of the 20 Hz frame budget. The results support GeoDF-Adaptive as a reproducible geometry-only baseline for dynamic-scene stereo-inertial visual odometry.</w:t>
-      </w:r>
-    </w:p>
-    <w:p>
-      <w:pPr>
-        <w:pStyle w:val="Heading2"/>
-        <w:bidi w:val="0"/>
-        <w:jc w:val="left"/>
-        <w:rPr/>
-      </w:pPr>
-      <w:r>
-        <w:rPr/>
-        <w:t>Keywords</w:t>
+        <w:t>Semantic dynamic SLAM and VIO systems use detectors or segmentation networks to suppress features on cars, pedestrians, or other dynamic classes. Methods such as DynaSLAM provide strong object-level reasoning at the cost of model dependency and higher runtime. Back-end robust methods such as DynaVINS improve optimization under dynamics but modify the estimator itself.</w:t>
       </w:r>
     </w:p>
     <w:p>
@@ -304,267 +375,7 @@
       </w:pPr>
       <w:r>
         <w:rPr/>
-        <w:t>computer vision, dynamic feature rejection, sensor fusion, stereo-inertial odometry, visual odometry</w:t>
-      </w:r>
-    </w:p>
-    <w:p>
-      <w:pPr>
-        <w:pStyle w:val="Heading2"/>
-        <w:bidi w:val="0"/>
-        <w:jc w:val="left"/>
-        <w:rPr/>
-      </w:pPr>
-      <w:r>
-        <w:rPr/>
-        <w:t>1. Introduction</w:t>
-      </w:r>
-    </w:p>
-    <w:p>
-      <w:pPr>
-        <w:pStyle w:val="TextBody"/>
-        <w:bidi w:val="0"/>
-        <w:spacing w:before="0" w:after="283"/>
-        <w:jc w:val="left"/>
-        <w:rPr/>
-      </w:pPr>
-      <w:r>
-        <w:rPr/>
-        <w:t>Visual-inertial odometry (VIO) estimates camera motion by combining visual feature observations with inertial measurements. It is a core component in mobile robots, unmanned vehicles, augmented reality, and autonomous navigation systems. Many practical VIO front-ends, including feature-based stereo-inertial pipelines, rely on the assumption that most tracked visual features belong to a static rigid scene. This assumption is frequently violated in real or simulated traffic environments where moving vehicles, pedestrians, and other dynamic objects produce image motion that is inconsistent with camera ego-motion.</w:t>
-      </w:r>
-    </w:p>
-    <w:p>
-      <w:pPr>
-        <w:pStyle w:val="TextBody"/>
-        <w:bidi w:val="0"/>
-        <w:spacing w:before="0" w:after="283"/>
-        <w:jc w:val="left"/>
-        <w:rPr/>
-      </w:pPr>
-      <w:r>
-        <w:rPr/>
-        <w:t>Dynamic-scene VIO is commonly addressed by semantic segmentation, object detection, motion segmentation, robust estimation, or combinations of these techniques. Semantic methods can be effective, but they introduce model dependency, computational load, and dataset or domain assumptions. In contrast, geometry-based methods remain attractive for applied engineering systems because they are reproducible, lightweight in design, and do not require model training. However, a purely geometric dynamic-feature filter must avoid two failure modes: removing useful static features in static scenes and over-trusting a contaminated geometric model when dynamic objects dominate the image.</w:t>
-      </w:r>
-    </w:p>
-    <w:p>
-      <w:pPr>
-        <w:pStyle w:val="TextBody"/>
-        <w:bidi w:val="0"/>
-        <w:spacing w:before="0" w:after="283"/>
-        <w:jc w:val="left"/>
-        <w:rPr/>
-      </w:pPr>
-      <w:r>
-        <w:rPr/>
-        <w:t>This paper investigates a geometry-only front-end filter, called GeoDF-Adaptive, for stereo-inertial VINS. The method uses temporal epipolar geometry to identify features that are inconsistent with rigid-scene motion. Unlike always-on filtering, GeoDF-Adaptive self-activates only when a smoothed outlier signal exceeds an auto-calibrated scene threshold. Track-level temporal voting is then used to reduce transient false positives caused by two-frame epipolar noise, fast rotation, or short-term low parallax.</w:t>
-      </w:r>
-    </w:p>
-    <w:p>
-      <w:pPr>
-        <w:pStyle w:val="TextBody"/>
-        <w:bidi w:val="0"/>
-        <w:spacing w:before="0" w:after="283"/>
-        <w:jc w:val="left"/>
-        <w:rPr/>
-      </w:pPr>
-      <w:r>
-        <w:rPr/>
-        <w:t>The contribution of this work is not a universal state-of-the-art dynamic VIO system. Instead, it provides a focused engineering contribution: a simple geometry-only feature rejection module, integrated into a stereo-inertial VINS pipeline, and evaluated with both trajectory-level and feature-level metrics on published datasets. The feature-level evaluation is important because trajectory accuracy alone cannot reveal whether rejected points are actually located on moving objects.</w:t>
-      </w:r>
-    </w:p>
-    <w:p>
-      <w:pPr>
-        <w:pStyle w:val="TextBody"/>
-        <w:bidi w:val="0"/>
-        <w:spacing w:before="0" w:after="283"/>
-        <w:jc w:val="left"/>
-        <w:rPr/>
-      </w:pPr>
-      <w:r>
-        <w:rPr/>
-        <w:t>The main contributions are:</w:t>
-      </w:r>
-    </w:p>
-    <w:p>
-      <w:pPr>
-        <w:pStyle w:val="TextBody"/>
-        <w:numPr>
-          <w:ilvl w:val="0"/>
-          <w:numId w:val="2"/>
-        </w:numPr>
-        <w:tabs>
-          <w:tab w:val="clear" w:pos="1134"/>
-          <w:tab w:val="left" w:pos="709" w:leader="none"/>
-        </w:tabs>
-        <w:bidi w:val="0"/>
-        <w:spacing w:before="0" w:after="0"/>
-        <w:ind w:left="709" w:hanging="283"/>
-        <w:jc w:val="left"/>
-        <w:rPr/>
-      </w:pPr>
-      <w:r>
-        <w:rPr/>
-        <w:t xml:space="preserve">A geometry-only front-end dynamic feature rejection method for stereo-inertial VINS using temporal fundamental matrix estimation and Sampson residual dual gating. </w:t>
-      </w:r>
-    </w:p>
-    <w:p>
-      <w:pPr>
-        <w:pStyle w:val="TextBody"/>
-        <w:numPr>
-          <w:ilvl w:val="0"/>
-          <w:numId w:val="2"/>
-        </w:numPr>
-        <w:tabs>
-          <w:tab w:val="clear" w:pos="1134"/>
-          <w:tab w:val="left" w:pos="709" w:leader="none"/>
-        </w:tabs>
-        <w:bidi w:val="0"/>
-        <w:spacing w:before="0" w:after="0"/>
-        <w:ind w:left="709" w:hanging="283"/>
-        <w:jc w:val="left"/>
-        <w:rPr/>
-      </w:pPr>
-      <w:r>
-        <w:rPr/>
-        <w:t xml:space="preserve">A scene-aware activation mechanism with an auto-calibrated </w:t>
-      </w:r>
-      <w:r>
-        <w:rPr>
-          <w:rStyle w:val="SourceText"/>
-        </w:rPr>
-        <w:t>rho_on</w:t>
-      </w:r>
-      <w:r>
-        <w:rPr/>
-        <w:t xml:space="preserve"> threshold derived from the running epipolar outlier floor. </w:t>
-      </w:r>
-    </w:p>
-    <w:p>
-      <w:pPr>
-        <w:pStyle w:val="TextBody"/>
-        <w:numPr>
-          <w:ilvl w:val="0"/>
-          <w:numId w:val="2"/>
-        </w:numPr>
-        <w:tabs>
-          <w:tab w:val="clear" w:pos="1134"/>
-          <w:tab w:val="left" w:pos="709" w:leader="none"/>
-        </w:tabs>
-        <w:bidi w:val="0"/>
-        <w:spacing w:before="0" w:after="0"/>
-        <w:ind w:left="709" w:hanging="283"/>
-        <w:jc w:val="left"/>
-        <w:rPr/>
-      </w:pPr>
-      <w:r>
-        <w:rPr/>
-        <w:t xml:space="preserve">A track-level temporal voting strategy that suppresses transient false positives before hard feature deletion. </w:t>
-      </w:r>
-    </w:p>
-    <w:p>
-      <w:pPr>
-        <w:pStyle w:val="TextBody"/>
-        <w:numPr>
-          <w:ilvl w:val="0"/>
-          <w:numId w:val="2"/>
-        </w:numPr>
-        <w:tabs>
-          <w:tab w:val="clear" w:pos="1134"/>
-          <w:tab w:val="left" w:pos="709" w:leader="none"/>
-        </w:tabs>
-        <w:bidi w:val="0"/>
-        <w:spacing w:before="0" w:after="0"/>
-        <w:ind w:left="709" w:hanging="283"/>
-        <w:jc w:val="left"/>
-        <w:rPr/>
-      </w:pPr>
-      <w:r>
-        <w:rPr/>
-        <w:t xml:space="preserve">A reproducible evaluation on EuRoC and VIODE, including ATE/RPE trajectory metrics and feature-level detection metrics against VIODE dynamic segmentation masks. </w:t>
-      </w:r>
-    </w:p>
-    <w:p>
-      <w:pPr>
-        <w:pStyle w:val="TextBody"/>
-        <w:numPr>
-          <w:ilvl w:val="0"/>
-          <w:numId w:val="2"/>
-        </w:numPr>
-        <w:tabs>
-          <w:tab w:val="clear" w:pos="1134"/>
-          <w:tab w:val="left" w:pos="709" w:leader="none"/>
-        </w:tabs>
-        <w:bidi w:val="0"/>
-        <w:ind w:left="709" w:hanging="283"/>
-        <w:jc w:val="left"/>
-        <w:rPr/>
-      </w:pPr>
-      <w:r>
-        <w:rPr/>
-        <w:t xml:space="preserve">A limitation analysis showing that high dynamic-density scenes can still degrade the method when the fundamental matrix estimate is contaminated by large moving regions. </w:t>
-      </w:r>
-    </w:p>
-    <w:p>
-      <w:pPr>
-        <w:pStyle w:val="Heading2"/>
-        <w:bidi w:val="0"/>
-        <w:jc w:val="left"/>
-        <w:rPr/>
-      </w:pPr>
-      <w:r>
-        <w:rPr/>
-        <w:t>2. Related Work</w:t>
-      </w:r>
-    </w:p>
-    <w:p>
-      <w:pPr>
-        <w:pStyle w:val="TextBody"/>
-        <w:bidi w:val="0"/>
-        <w:spacing w:before="0" w:after="283"/>
-        <w:jc w:val="left"/>
-        <w:rPr/>
-      </w:pPr>
-      <w:r>
-        <w:rPr/>
-        <w:t>Feature-based VIO systems such as VINS-Fusion estimate camera motion by tracking image features and optimizing visual-inertial residuals. These systems are efficient and accurate in static or mostly static scenes, but they can be affected by dynamic features because those features violate the rigid-scene model used by geometric constraints and visual bundle adjustment.</w:t>
-      </w:r>
-    </w:p>
-    <w:p>
-      <w:pPr>
-        <w:pStyle w:val="TextBody"/>
-        <w:bidi w:val="0"/>
-        <w:spacing w:before="0" w:after="283"/>
-        <w:jc w:val="left"/>
-        <w:rPr/>
-      </w:pPr>
-      <w:r>
-        <w:rPr/>
-        <w:t>Classical robust estimation methods, including RANSAC and epipolar outlier rejection, are often used to remove inconsistent correspondences. These approaches are attractive because they are model-free and do not require semantic labels. Nevertheless, they usually operate as generic outlier filters rather than as adaptive dynamic-object filters. If the rejection threshold is too low, useful static features are removed; if it is too high, moving-object features remain in the estimator.</w:t>
-      </w:r>
-    </w:p>
-    <w:p>
-      <w:pPr>
-        <w:pStyle w:val="TextBody"/>
-        <w:bidi w:val="0"/>
-        <w:spacing w:before="0" w:after="283"/>
-        <w:jc w:val="left"/>
-        <w:rPr/>
-      </w:pPr>
-      <w:r>
-        <w:rPr/>
-        <w:t>Semantic dynamic SLAM and VIO systems use object detectors or segmentation networks to identify potentially dynamic regions. Methods such as DynaSLAM and dynamic-object-aware VIO pipelines can remove features on cars or people more directly than pure geometry. Their advantage is stronger object-level reasoning, while their drawback is dependence on segmentation quality, computational resources, and category definitions. They may also fail on unseen dynamic classes or in image domains different from the training data.</w:t>
-      </w:r>
-    </w:p>
-    <w:p>
-      <w:pPr>
-        <w:pStyle w:val="TextBody"/>
-        <w:bidi w:val="0"/>
-        <w:spacing w:before="0" w:after="283"/>
-        <w:jc w:val="left"/>
-        <w:rPr/>
-      </w:pPr>
-      <w:r>
-        <w:rPr/>
-        <w:t>GeoDF-Adaptive is positioned between generic robust estimation and semantic dynamic filtering. It keeps the implementation in the VIO front-end and uses only geometric consistency. Its goal is not to replace semantic filtering in all cases, but to provide a reproducible engineering baseline for dynamic feature rejection when training-free operation and easy integration are preferred.</w:t>
+        <w:t>GeoDF-Adaptive occupies a middle ground: it uses only geometric consistency, modifies only the front-end, and adds scene-aware activation so that rejection is deferred in static or low-dynamic conditions. Table 1 summarizes this positioning.</w:t>
       </w:r>
     </w:p>
     <w:p>
@@ -581,7 +392,7 @@
     </w:p>
     <w:tbl>
       <w:tblPr>
-        <w:tblW w:w="10512" w:type="dxa"/>
+        <w:tblW w:w="10814" w:type="dxa"/>
         <w:jc w:val="left"/>
         <w:tblInd w:w="0" w:type="dxa"/>
         <w:tblLayout w:type="fixed"/>
@@ -593,11 +404,12 @@
         </w:tblCellMar>
       </w:tblPr>
       <w:tblGrid>
-        <w:gridCol w:w="3502"/>
-        <w:gridCol w:w="1351"/>
-        <w:gridCol w:w="1670"/>
-        <w:gridCol w:w="1363"/>
-        <w:gridCol w:w="2626"/>
+        <w:gridCol w:w="2858"/>
+        <w:gridCol w:w="1242"/>
+        <w:gridCol w:w="1408"/>
+        <w:gridCol w:w="1261"/>
+        <w:gridCol w:w="1576"/>
+        <w:gridCol w:w="2469"/>
       </w:tblGrid>
       <w:tr>
         <w:trPr>
@@ -605,7 +417,7 @@
         </w:trPr>
         <w:tc>
           <w:tcPr>
-            <w:tcW w:w="3502" w:type="dxa"/>
+            <w:tcW w:w="2858" w:type="dxa"/>
             <w:tcBorders/>
             <w:vAlign w:val="center"/>
           </w:tcPr>
@@ -627,7 +439,7 @@
         </w:tc>
         <w:tc>
           <w:tcPr>
-            <w:tcW w:w="1351" w:type="dxa"/>
+            <w:tcW w:w="1242" w:type="dxa"/>
             <w:tcBorders/>
             <w:vAlign w:val="center"/>
           </w:tcPr>
@@ -647,7 +459,7 @@
         </w:tc>
         <w:tc>
           <w:tcPr>
-            <w:tcW w:w="1670" w:type="dxa"/>
+            <w:tcW w:w="1408" w:type="dxa"/>
             <w:tcBorders/>
             <w:vAlign w:val="center"/>
           </w:tcPr>
@@ -667,7 +479,7 @@
         </w:tc>
         <w:tc>
           <w:tcPr>
-            <w:tcW w:w="1363" w:type="dxa"/>
+            <w:tcW w:w="1261" w:type="dxa"/>
             <w:tcBorders/>
             <w:vAlign w:val="center"/>
           </w:tcPr>
@@ -687,7 +499,27 @@
         </w:tc>
         <w:tc>
           <w:tcPr>
-            <w:tcW w:w="2626" w:type="dxa"/>
+            <w:tcW w:w="1576" w:type="dxa"/>
+            <w:tcBorders/>
+            <w:vAlign w:val="center"/>
+          </w:tcPr>
+          <w:p>
+            <w:pPr>
+              <w:pStyle w:val="TableHeading"/>
+              <w:bidi w:val="0"/>
+              <w:spacing w:before="0" w:after="283"/>
+              <w:jc w:val="right"/>
+              <w:rPr/>
+            </w:pPr>
+            <w:r>
+              <w:rPr/>
+              <w:t>Scene-adaptive</w:t>
+            </w:r>
+          </w:p>
+        </w:tc>
+        <w:tc>
+          <w:tcPr>
+            <w:tcW w:w="2469" w:type="dxa"/>
             <w:tcBorders/>
             <w:vAlign w:val="center"/>
           </w:tcPr>
@@ -712,7 +544,7 @@
         <w:trPr/>
         <w:tc>
           <w:tcPr>
-            <w:tcW w:w="3502" w:type="dxa"/>
+            <w:tcW w:w="2858" w:type="dxa"/>
             <w:tcBorders/>
             <w:vAlign w:val="center"/>
           </w:tcPr>
@@ -732,7 +564,7 @@
         </w:tc>
         <w:tc>
           <w:tcPr>
-            <w:tcW w:w="1351" w:type="dxa"/>
+            <w:tcW w:w="1242" w:type="dxa"/>
             <w:tcBorders/>
             <w:vAlign w:val="center"/>
           </w:tcPr>
@@ -752,7 +584,7 @@
         </w:tc>
         <w:tc>
           <w:tcPr>
-            <w:tcW w:w="1670" w:type="dxa"/>
+            <w:tcW w:w="1408" w:type="dxa"/>
             <w:tcBorders/>
             <w:vAlign w:val="center"/>
           </w:tcPr>
@@ -772,7 +604,7 @@
         </w:tc>
         <w:tc>
           <w:tcPr>
-            <w:tcW w:w="1363" w:type="dxa"/>
+            <w:tcW w:w="1261" w:type="dxa"/>
             <w:tcBorders/>
             <w:vAlign w:val="center"/>
           </w:tcPr>
@@ -792,7 +624,27 @@
         </w:tc>
         <w:tc>
           <w:tcPr>
-            <w:tcW w:w="2626" w:type="dxa"/>
+            <w:tcW w:w="1576" w:type="dxa"/>
+            <w:tcBorders/>
+            <w:vAlign w:val="center"/>
+          </w:tcPr>
+          <w:p>
+            <w:pPr>
+              <w:pStyle w:val="TableContents"/>
+              <w:bidi w:val="0"/>
+              <w:spacing w:before="0" w:after="283"/>
+              <w:jc w:val="right"/>
+              <w:rPr/>
+            </w:pPr>
+            <w:r>
+              <w:rPr/>
+              <w:t>no</w:t>
+            </w:r>
+          </w:p>
+        </w:tc>
+        <w:tc>
+          <w:tcPr>
+            <w:tcW w:w="2469" w:type="dxa"/>
             <w:tcBorders/>
             <w:vAlign w:val="center"/>
           </w:tcPr>
@@ -815,27 +667,27 @@
         <w:trPr/>
         <w:tc>
           <w:tcPr>
-            <w:tcW w:w="3502" w:type="dxa"/>
-            <w:tcBorders/>
-            <w:vAlign w:val="center"/>
-          </w:tcPr>
-          <w:p>
-            <w:pPr>
-              <w:pStyle w:val="TableContents"/>
-              <w:bidi w:val="0"/>
-              <w:spacing w:before="0" w:after="283"/>
-              <w:jc w:val="left"/>
-              <w:rPr/>
-            </w:pPr>
-            <w:r>
-              <w:rPr/>
-              <w:t>Generic RANSAC outlier rejection [7], [8]</w:t>
-            </w:r>
-          </w:p>
-        </w:tc>
-        <w:tc>
-          <w:tcPr>
-            <w:tcW w:w="1351" w:type="dxa"/>
+            <w:tcW w:w="2858" w:type="dxa"/>
+            <w:tcBorders/>
+            <w:vAlign w:val="center"/>
+          </w:tcPr>
+          <w:p>
+            <w:pPr>
+              <w:pStyle w:val="TableContents"/>
+              <w:bidi w:val="0"/>
+              <w:spacing w:before="0" w:after="283"/>
+              <w:jc w:val="left"/>
+              <w:rPr/>
+            </w:pPr>
+            <w:r>
+              <w:rPr/>
+              <w:t>Generic RANSAC / epipolar rejection [7], [8]</w:t>
+            </w:r>
+          </w:p>
+        </w:tc>
+        <w:tc>
+          <w:tcPr>
+            <w:tcW w:w="1242" w:type="dxa"/>
             <w:tcBorders/>
             <w:vAlign w:val="center"/>
           </w:tcPr>
@@ -855,7 +707,7 @@
         </w:tc>
         <w:tc>
           <w:tcPr>
-            <w:tcW w:w="1670" w:type="dxa"/>
+            <w:tcW w:w="1408" w:type="dxa"/>
             <w:tcBorders/>
             <w:vAlign w:val="center"/>
           </w:tcPr>
@@ -875,7 +727,7 @@
         </w:tc>
         <w:tc>
           <w:tcPr>
-            <w:tcW w:w="1363" w:type="dxa"/>
+            <w:tcW w:w="1261" w:type="dxa"/>
             <w:tcBorders/>
             <w:vAlign w:val="center"/>
           </w:tcPr>
@@ -895,7 +747,27 @@
         </w:tc>
         <w:tc>
           <w:tcPr>
-            <w:tcW w:w="2626" w:type="dxa"/>
+            <w:tcW w:w="1576" w:type="dxa"/>
+            <w:tcBorders/>
+            <w:vAlign w:val="center"/>
+          </w:tcPr>
+          <w:p>
+            <w:pPr>
+              <w:pStyle w:val="TableContents"/>
+              <w:bidi w:val="0"/>
+              <w:spacing w:before="0" w:after="283"/>
+              <w:jc w:val="right"/>
+              <w:rPr/>
+            </w:pPr>
+            <w:r>
+              <w:rPr/>
+              <w:t>no</w:t>
+            </w:r>
+          </w:p>
+        </w:tc>
+        <w:tc>
+          <w:tcPr>
+            <w:tcW w:w="2469" w:type="dxa"/>
             <w:tcBorders/>
             <w:vAlign w:val="center"/>
           </w:tcPr>
@@ -918,7 +790,7 @@
         <w:trPr/>
         <w:tc>
           <w:tcPr>
-            <w:tcW w:w="3502" w:type="dxa"/>
+            <w:tcW w:w="2858" w:type="dxa"/>
             <w:tcBorders/>
             <w:vAlign w:val="center"/>
           </w:tcPr>
@@ -938,7 +810,7 @@
         </w:tc>
         <w:tc>
           <w:tcPr>
-            <w:tcW w:w="1351" w:type="dxa"/>
+            <w:tcW w:w="1242" w:type="dxa"/>
             <w:tcBorders/>
             <w:vAlign w:val="center"/>
           </w:tcPr>
@@ -958,7 +830,7 @@
         </w:tc>
         <w:tc>
           <w:tcPr>
-            <w:tcW w:w="1670" w:type="dxa"/>
+            <w:tcW w:w="1408" w:type="dxa"/>
             <w:tcBorders/>
             <w:vAlign w:val="center"/>
           </w:tcPr>
@@ -978,7 +850,7 @@
         </w:tc>
         <w:tc>
           <w:tcPr>
-            <w:tcW w:w="1363" w:type="dxa"/>
+            <w:tcW w:w="1261" w:type="dxa"/>
             <w:tcBorders/>
             <w:vAlign w:val="center"/>
           </w:tcPr>
@@ -998,7 +870,27 @@
         </w:tc>
         <w:tc>
           <w:tcPr>
-            <w:tcW w:w="2626" w:type="dxa"/>
+            <w:tcW w:w="1576" w:type="dxa"/>
+            <w:tcBorders/>
+            <w:vAlign w:val="center"/>
+          </w:tcPr>
+          <w:p>
+            <w:pPr>
+              <w:pStyle w:val="TableContents"/>
+              <w:bidi w:val="0"/>
+              <w:spacing w:before="0" w:after="283"/>
+              <w:jc w:val="right"/>
+              <w:rPr/>
+            </w:pPr>
+            <w:r>
+              <w:rPr/>
+              <w:t>no</w:t>
+            </w:r>
+          </w:p>
+        </w:tc>
+        <w:tc>
+          <w:tcPr>
+            <w:tcW w:w="2469" w:type="dxa"/>
             <w:tcBorders/>
             <w:vAlign w:val="center"/>
           </w:tcPr>
@@ -1021,7 +913,7 @@
         <w:trPr/>
         <w:tc>
           <w:tcPr>
-            <w:tcW w:w="3502" w:type="dxa"/>
+            <w:tcW w:w="2858" w:type="dxa"/>
             <w:tcBorders/>
             <w:vAlign w:val="center"/>
           </w:tcPr>
@@ -1041,7 +933,7 @@
         </w:tc>
         <w:tc>
           <w:tcPr>
-            <w:tcW w:w="1351" w:type="dxa"/>
+            <w:tcW w:w="1242" w:type="dxa"/>
             <w:tcBorders/>
             <w:vAlign w:val="center"/>
           </w:tcPr>
@@ -1061,7 +953,7 @@
         </w:tc>
         <w:tc>
           <w:tcPr>
-            <w:tcW w:w="1670" w:type="dxa"/>
+            <w:tcW w:w="1408" w:type="dxa"/>
             <w:tcBorders/>
             <w:vAlign w:val="center"/>
           </w:tcPr>
@@ -1081,7 +973,7 @@
         </w:tc>
         <w:tc>
           <w:tcPr>
-            <w:tcW w:w="1363" w:type="dxa"/>
+            <w:tcW w:w="1261" w:type="dxa"/>
             <w:tcBorders/>
             <w:vAlign w:val="center"/>
           </w:tcPr>
@@ -1101,7 +993,27 @@
         </w:tc>
         <w:tc>
           <w:tcPr>
-            <w:tcW w:w="2626" w:type="dxa"/>
+            <w:tcW w:w="1576" w:type="dxa"/>
+            <w:tcBorders/>
+            <w:vAlign w:val="center"/>
+          </w:tcPr>
+          <w:p>
+            <w:pPr>
+              <w:pStyle w:val="TableContents"/>
+              <w:bidi w:val="0"/>
+              <w:spacing w:before="0" w:after="283"/>
+              <w:jc w:val="right"/>
+              <w:rPr/>
+            </w:pPr>
+            <w:r>
+              <w:rPr/>
+              <w:t>no</w:t>
+            </w:r>
+          </w:p>
+        </w:tc>
+        <w:tc>
+          <w:tcPr>
+            <w:tcW w:w="2469" w:type="dxa"/>
             <w:tcBorders/>
             <w:vAlign w:val="center"/>
           </w:tcPr>
@@ -1124,7 +1036,7 @@
         <w:trPr/>
         <w:tc>
           <w:tcPr>
-            <w:tcW w:w="3502" w:type="dxa"/>
+            <w:tcW w:w="2858" w:type="dxa"/>
             <w:tcBorders/>
             <w:vAlign w:val="center"/>
           </w:tcPr>
@@ -1144,7 +1056,7 @@
         </w:tc>
         <w:tc>
           <w:tcPr>
-            <w:tcW w:w="1351" w:type="dxa"/>
+            <w:tcW w:w="1242" w:type="dxa"/>
             <w:tcBorders/>
             <w:vAlign w:val="center"/>
           </w:tcPr>
@@ -1164,7 +1076,7 @@
         </w:tc>
         <w:tc>
           <w:tcPr>
-            <w:tcW w:w="1670" w:type="dxa"/>
+            <w:tcW w:w="1408" w:type="dxa"/>
             <w:tcBorders/>
             <w:vAlign w:val="center"/>
           </w:tcPr>
@@ -1184,7 +1096,7 @@
         </w:tc>
         <w:tc>
           <w:tcPr>
-            <w:tcW w:w="1363" w:type="dxa"/>
+            <w:tcW w:w="1261" w:type="dxa"/>
             <w:tcBorders/>
             <w:vAlign w:val="center"/>
           </w:tcPr>
@@ -1204,21 +1116,41 @@
         </w:tc>
         <w:tc>
           <w:tcPr>
-            <w:tcW w:w="2626" w:type="dxa"/>
-            <w:tcBorders/>
-            <w:vAlign w:val="center"/>
-          </w:tcPr>
-          <w:p>
-            <w:pPr>
-              <w:pStyle w:val="TableContents"/>
-              <w:bidi w:val="0"/>
-              <w:spacing w:before="0" w:after="283"/>
-              <w:jc w:val="left"/>
-              <w:rPr/>
-            </w:pPr>
-            <w:r>
-              <w:rPr/>
-              <w:t>high dynamic density can corrupt F</w:t>
+            <w:tcW w:w="1576" w:type="dxa"/>
+            <w:tcBorders/>
+            <w:vAlign w:val="center"/>
+          </w:tcPr>
+          <w:p>
+            <w:pPr>
+              <w:pStyle w:val="TableContents"/>
+              <w:bidi w:val="0"/>
+              <w:spacing w:before="0" w:after="283"/>
+              <w:jc w:val="right"/>
+              <w:rPr/>
+            </w:pPr>
+            <w:r>
+              <w:rPr/>
+              <w:t>yes</w:t>
+            </w:r>
+          </w:p>
+        </w:tc>
+        <w:tc>
+          <w:tcPr>
+            <w:tcW w:w="2469" w:type="dxa"/>
+            <w:tcBorders/>
+            <w:vAlign w:val="center"/>
+          </w:tcPr>
+          <w:p>
+            <w:pPr>
+              <w:pStyle w:val="TableContents"/>
+              <w:bidi w:val="0"/>
+              <w:spacing w:before="0" w:after="283"/>
+              <w:jc w:val="left"/>
+              <w:rPr/>
+            </w:pPr>
+            <w:r>
+              <w:rPr/>
+              <w:t>high dynamic density can corrupt geometry</w:t>
             </w:r>
           </w:p>
         </w:tc>
@@ -1226,6 +1158,18 @@
     </w:tbl>
     <w:p>
       <w:pPr>
+        <w:pStyle w:val="Heading2"/>
+        <w:bidi w:val="0"/>
+        <w:jc w:val="left"/>
+        <w:rPr/>
+      </w:pPr>
+      <w:r>
+        <w:rPr/>
+        <w:t>3. Proposed Method</w:t>
+      </w:r>
+    </w:p>
+    <w:p>
+      <w:pPr>
         <w:pStyle w:val="TextBody"/>
         <w:bidi w:val="0"/>
         <w:spacing w:before="0" w:after="283"/>
@@ -1234,32 +1178,7 @@
       </w:pPr>
       <w:r>
         <w:rPr/>
-        <w:t>Standard feature-based VINS [1], [2] assumes a mostly static scene. Generic robust estimation such as RANSAC [7] with epipolar/Sampson residuals [8] removes inconsistent correspondences but is not scene-aware. Back-end methods such as DynaVINS [6] add robustness inside the optimization, while semantic methods such as DynaSLAM [5] rely on a detector or segmentation network. GeoDF-Adaptive stays training-free and front-end only, trading object-level reasoning for reproducibility and easy integration.</w:t>
-      </w:r>
-    </w:p>
-    <w:p>
-      <w:pPr>
-        <w:pStyle w:val="Heading2"/>
-        <w:bidi w:val="0"/>
-        <w:jc w:val="left"/>
-        <w:rPr/>
-      </w:pPr>
-      <w:r>
-        <w:rPr/>
-        <w:t>3. Proposed Method</w:t>
-      </w:r>
-    </w:p>
-    <w:p>
-      <w:pPr>
-        <w:pStyle w:val="TextBody"/>
-        <w:bidi w:val="0"/>
-        <w:spacing w:before="0" w:after="283"/>
-        <w:jc w:val="left"/>
-        <w:rPr/>
-      </w:pPr>
-      <w:r>
-        <w:rPr/>
-        <w:t>GeoDF-Adaptive is inserted in the feature-tracking front-end after temporal KLT tracking and before feature masking and new feature detection [10]. It operates on features that have been tracked between two consecutive frames. Figure 1 shows where the module sits in the pipeline and its internal steps (a)-(f); only this module is added and the stereo-inertial back-end is unmodified.</w:t>
+        <w:t>GeoDF-Adaptive is inserted in the feature-tracking front-end after temporal KLT tracking and before feature masking and new feature detection [10]. Figure 1 shows the module in the pipeline. Only the front-end is modified; the stereo-inertial back-end is unchanged.</w:t>
       </w:r>
     </w:p>
     <w:p>
@@ -1274,7 +1193,7 @@
         <w:rPr/>
         <w:drawing>
           <wp:inline distT="0" distB="0" distL="0" distR="0">
-            <wp:extent cx="6675120" cy="4572000"/>
+            <wp:extent cx="6866890" cy="5038090"/>
             <wp:effectExtent l="0" t="0" r="0" b="0"/>
             <wp:docPr id="1" name="Image1" descr=""/>
             <wp:cNvGraphicFramePr>
@@ -1298,7 +1217,7 @@
                   <pic:spPr bwMode="auto">
                     <a:xfrm>
                       <a:off x="0" y="0"/>
-                      <a:ext cx="6675120" cy="4572000"/>
+                      <a:ext cx="6866890" cy="5038090"/>
                     </a:xfrm>
                     <a:prstGeom prst="rect">
                       <a:avLst/>
@@ -1327,7 +1246,7 @@
       </w:r>
       <w:r>
         <w:rPr/>
-        <w:t xml:space="preserve"> GeoDF-Adaptive front-end pipeline and internal steps (a)-(f).</w:t>
+        <w:t xml:space="preserve"> GeoDF-Adaptive front-end pipeline (steps a–g inside the proposed module).</w:t>
       </w:r>
     </w:p>
     <w:p>
@@ -1339,7 +1258,7 @@
       </w:pPr>
       <w:r>
         <w:rPr/>
-        <w:t>3.1 Temporal Epipolar Consistency</w:t>
+        <w:t>3.1 Stereo 3D Motion Consistency</w:t>
       </w:r>
     </w:p>
     <w:p>
@@ -1352,27 +1271,78 @@
       </w:pPr>
       <w:r>
         <w:rPr/>
-        <w:t xml:space="preserve">For a tracked feature correspondence between frame </w:t>
-      </w:r>
+        <w:t>For a tracked stereo feature, GeoDF-Adaptive triangulates the previous-frame left/right observation using calibrated stereo extrinsics. The resulting 3D point in the previous left-camera frame is projected into the current left image. A dominant rigid motion is estimated with PnP RANSAC, and each track is scored by its reprojection residual:</w:t>
+      </w:r>
+    </w:p>
+    <w:p>
+      <w:pPr>
+        <w:pStyle w:val="PreformattedText"/>
+        <w:bidi w:val="0"/>
+        <w:spacing w:before="0" w:after="283"/>
+        <w:jc w:val="left"/>
+        <w:rPr/>
+      </w:pPr>
       <w:r>
         <w:rPr>
           <w:rStyle w:val="SourceText"/>
         </w:rPr>
-        <w:t>t-1</w:t>
-      </w:r>
-      <w:r>
-        <w:rPr/>
-        <w:t xml:space="preserve"> and frame </w:t>
+        <w:t>r_i = || project(K, R, t, P_i^{t-1}) - u_i^t ||</w:t>
+      </w:r>
+    </w:p>
+    <w:p>
+      <w:pPr>
+        <w:pStyle w:val="TextBody"/>
+        <w:bidi w:val="0"/>
+        <w:spacing w:before="0" w:after="283"/>
+        <w:jc w:val="left"/>
+        <w:rPr/>
+      </w:pPr>
+      <w:r>
+        <w:rPr/>
+        <w:t xml:space="preserve">where </w:t>
       </w:r>
       <w:r>
         <w:rPr>
           <w:rStyle w:val="SourceText"/>
         </w:rPr>
-        <w:t>t</w:t>
-      </w:r>
-      <w:r>
-        <w:rPr/>
-        <w:t xml:space="preserve">, the left-camera image points are lifted to the normalized camera plane and mapped to the pseudo-pixel space used by the VINS front-end. A fundamental matrix </w:t>
+        <w:t>P_i^{t-1}</w:t>
+      </w:r>
+      <w:r>
+        <w:rPr/>
+        <w:t xml:space="preserve"> is the triangulated previous stereo point and </w:t>
+      </w:r>
+      <w:r>
+        <w:rPr>
+          <w:rStyle w:val="SourceText"/>
+        </w:rPr>
+        <w:t>u_i^t</w:t>
+      </w:r>
+      <w:r>
+        <w:rPr/>
+        <w:t xml:space="preserve"> is the current left observation. A feature becomes a dynamic candidate when </w:t>
+      </w:r>
+      <w:r>
+        <w:rPr>
+          <w:rStyle w:val="SourceText"/>
+        </w:rPr>
+        <w:t>r_i</w:t>
+      </w:r>
+      <w:r>
+        <w:rPr/>
+        <w:t xml:space="preserve"> exceeds the configured threshold and sufficient stereo correspondences are available.</w:t>
+      </w:r>
+    </w:p>
+    <w:p>
+      <w:pPr>
+        <w:pStyle w:val="TextBody"/>
+        <w:bidi w:val="0"/>
+        <w:spacing w:before="0" w:after="283"/>
+        <w:jc w:val="left"/>
+        <w:rPr/>
+      </w:pPr>
+      <w:r>
+        <w:rPr/>
+        <w:t xml:space="preserve">Temporal epipolar geometry remains as support and fallback. A fundamental matrix </w:t>
       </w:r>
       <w:r>
         <w:rPr>
@@ -1382,7 +1352,7 @@
       </w:r>
       <w:r>
         <w:rPr/>
-        <w:t xml:space="preserve"> is estimated using RANSAC. For each tracked feature, the Sampson residual is computed as</w:t>
+        <w:t xml:space="preserve"> is estimated with RANSAC on temporal left-camera correspondences, and the Sampson residual is computed as</w:t>
       </w:r>
     </w:p>
     <w:p>
@@ -1433,39 +1403,57 @@
       </w:pPr>
       <w:r>
         <w:rPr/>
-        <w:t xml:space="preserve">where </w:t>
+        <w:t xml:space="preserve">If the stereo-3D gate is unavailable, the 2D fallback requires both RANSAC outlier status and </w:t>
       </w:r>
       <w:r>
         <w:rPr>
           <w:rStyle w:val="SourceText"/>
         </w:rPr>
-        <w:t>x_i</w:t>
-      </w:r>
-      <w:r>
-        <w:rPr/>
-        <w:t xml:space="preserve"> and </w:t>
-      </w:r>
+        <w:t>e_i</w:t>
+      </w:r>
+      <w:r>
+        <w:rPr/>
+        <w:t xml:space="preserve"> above threshold. In stereo-3D mode, frame activation additionally requires the 2D epipolar outlier ratio to exceed a small support threshold so that noisy short-baseline depth alone cannot arm hard rejection.</w:t>
+      </w:r>
+    </w:p>
+    <w:p>
+      <w:pPr>
+        <w:pStyle w:val="Heading3"/>
+        <w:bidi w:val="0"/>
+        <w:jc w:val="left"/>
+        <w:rPr/>
+      </w:pPr>
+      <w:r>
+        <w:rPr/>
+        <w:t>3.2 Scene-Aware Activation</w:t>
+      </w:r>
+    </w:p>
+    <w:p>
+      <w:pPr>
+        <w:pStyle w:val="TextBody"/>
+        <w:bidi w:val="0"/>
+        <w:spacing w:before="0" w:after="283"/>
+        <w:jc w:val="left"/>
+        <w:rPr/>
+      </w:pPr>
+      <w:r>
+        <w:rPr/>
+        <w:t>Always-on rejection can damage static scenes. GeoDF-Adaptive therefore maintains an exponential moving average of the frame outlier ratio and arms hard deletion only when this signal exceeds an adaptive threshold. The arm threshold is computed from a running outlier floor:</w:t>
+      </w:r>
+    </w:p>
+    <w:p>
+      <w:pPr>
+        <w:pStyle w:val="PreformattedText"/>
+        <w:bidi w:val="0"/>
+        <w:spacing w:before="0" w:after="283"/>
+        <w:jc w:val="left"/>
+        <w:rPr/>
+      </w:pPr>
       <w:r>
         <w:rPr>
           <w:rStyle w:val="SourceText"/>
         </w:rPr>
-        <w:t>x'_i</w:t>
-      </w:r>
-      <w:r>
-        <w:rPr/>
-        <w:t xml:space="preserve"> are the current and previous homogeneous feature coordinates. A feature is considered a dynamic candidate only when it satisfies both conditions: it is a RANSAC outlier and its Sampson residual is above the configured threshold. This dual gate is used to avoid deleting features due to a single weak signal.</w:t>
-      </w:r>
-    </w:p>
-    <w:p>
-      <w:pPr>
-        <w:pStyle w:val="Heading3"/>
-        <w:bidi w:val="0"/>
-        <w:jc w:val="left"/>
-        <w:rPr/>
-      </w:pPr>
-      <w:r>
-        <w:rPr/>
-        <w:t>3.2 Scene-Aware Activation</w:t>
+        <w:t>rho_on = clamp(floor * 1.8 + 0.10, 0.14, 0.40)</w:t>
       </w:r>
     </w:p>
     <w:p>
@@ -1478,24 +1466,46 @@
       </w:pPr>
       <w:r>
         <w:rPr/>
-        <w:t xml:space="preserve">Always-on rejection can damage static or low-dynamic scenes. Therefore, GeoDF-Adaptive maintains an exponential moving average of the frame outlier ratio. The rejection module is armed only when this signal exceeds a threshold </w:t>
-      </w:r>
+        <w:t>The floor uses asymmetric smoothing: it decreases quickly when the scene becomes static and increases slowly when outlier ratio rises, reducing over-arming in noisy environments.</w:t>
+      </w:r>
+    </w:p>
+    <w:p>
+      <w:pPr>
+        <w:pStyle w:val="TextBody"/>
+        <w:bidi w:val="0"/>
+        <w:spacing w:before="0" w:after="283"/>
+        <w:jc w:val="left"/>
+        <w:rPr/>
+      </w:pPr>
+      <w:r>
+        <w:rPr/>
+        <w:t>A quality gate further requires dynamic candidates to be sufficiently frequent and separated from the static background:</w:t>
+      </w:r>
+    </w:p>
+    <w:p>
+      <w:pPr>
+        <w:pStyle w:val="PreformattedText"/>
+        <w:pBdr/>
+        <w:shd w:fill="F4F4F4" w:val="clear"/>
+        <w:bidi w:val="0"/>
+        <w:spacing w:before="0" w:after="0"/>
+        <w:jc w:val="left"/>
+        <w:rPr/>
+      </w:pPr>
       <w:r>
         <w:rPr>
           <w:rStyle w:val="SourceText"/>
         </w:rPr>
-        <w:t>rho_on</w:t>
-      </w:r>
-      <w:r>
-        <w:rPr/>
-        <w:t>. Instead of using a fixed threshold, the proposed method estimates a running outlier floor for the current scene and computes</w:t>
+        <w:t>candidate_ratio = |C| / N_scored</w:t>
       </w:r>
     </w:p>
     <w:p>
       <w:pPr>
         <w:pStyle w:val="PreformattedText"/>
-        <w:bidi w:val="0"/>
-        <w:spacing w:before="0" w:after="283"/>
+        <w:pBdr/>
+        <w:shd w:fill="F4F4F4" w:val="clear"/>
+        <w:bidi w:val="0"/>
+        <w:spacing w:before="0" w:after="0"/>
         <w:jc w:val="left"/>
         <w:rPr/>
       </w:pPr>
@@ -1503,65 +1513,75 @@
         <w:rPr>
           <w:rStyle w:val="SourceText"/>
         </w:rPr>
-        <w:t>rho_on = clamp(floor * 1.8 + 0.05, 0.10, 0.40)</w:t>
-      </w:r>
-    </w:p>
-    <w:p>
-      <w:pPr>
-        <w:pStyle w:val="TextBody"/>
-        <w:bidi w:val="0"/>
-        <w:spacing w:before="0" w:after="283"/>
-        <w:jc w:val="left"/>
-        <w:rPr/>
-      </w:pPr>
-      <w:r>
-        <w:rPr/>
-        <w:t>The floor uses asymmetric smoothing: it adapts down faster when the observed outlier ratio decreases and increases slowly when the ratio rises. This prevents short dynamic bursts from inflating the static floor while allowing high-noise scenes to use a more conservative activation threshold.</w:t>
-      </w:r>
-    </w:p>
-    <w:p>
-      <w:pPr>
-        <w:pStyle w:val="Heading3"/>
-        <w:bidi w:val="0"/>
-        <w:jc w:val="left"/>
-        <w:rPr/>
-      </w:pPr>
-      <w:r>
-        <w:rPr/>
-        <w:t>3.3 Track-Level Temporal Voting</w:t>
-      </w:r>
-    </w:p>
-    <w:p>
-      <w:pPr>
-        <w:pStyle w:val="TextBody"/>
-        <w:bidi w:val="0"/>
-        <w:spacing w:before="0" w:after="283"/>
-        <w:jc w:val="left"/>
-        <w:rPr/>
-      </w:pPr>
-      <w:r>
-        <w:rPr/>
-        <w:t xml:space="preserve">Two-frame epipolar geometry can generate transient false positives under fast rotation, low parallax, or weak texture. To reduce this effect, each feature ID maintains a dynamic-candidate streak. A feature is eligible for hard deletion only after being flagged for at least </w:t>
-      </w:r>
+        <w:t>background_scale = max(tau, median_sampson(background))</w:t>
+      </w:r>
+    </w:p>
+    <w:p>
+      <w:pPr>
+        <w:pStyle w:val="PreformattedText"/>
+        <w:pBdr/>
+        <w:shd w:fill="F4F4F4" w:val="clear"/>
+        <w:bidi w:val="0"/>
+        <w:spacing w:before="0" w:after="0"/>
+        <w:jc w:val="left"/>
+        <w:rPr/>
+      </w:pPr>
       <w:r>
         <w:rPr>
           <w:rStyle w:val="SourceText"/>
         </w:rPr>
-        <w:t>k</w:t>
-      </w:r>
-      <w:r>
-        <w:rPr/>
-        <w:t xml:space="preserve"> consecutive frames. In the evaluated configuration, </w:t>
-      </w:r>
+        <w:t>residual_lift   = median_sampson(C) / background_scale</w:t>
+      </w:r>
+    </w:p>
+    <w:p>
+      <w:pPr>
+        <w:pStyle w:val="PreformattedText"/>
+        <w:pBdr/>
+        <w:shd w:fill="F4F4F4" w:val="clear"/>
+        <w:bidi w:val="0"/>
+        <w:spacing w:before="0" w:after="0"/>
+        <w:jc w:val="left"/>
+        <w:rPr/>
+      </w:pPr>
       <w:r>
         <w:rPr>
           <w:rStyle w:val="SourceText"/>
         </w:rPr>
-        <w:t>k=2</w:t>
-      </w:r>
-      <w:r>
-        <w:rPr/>
-        <w:t xml:space="preserve"> and a 30-frame warm-up period is used.</w:t>
+        <w:t>quality_score   = clamp(candidate_ratio / r_min) *</w:t>
+      </w:r>
+    </w:p>
+    <w:p>
+      <w:pPr>
+        <w:pStyle w:val="PreformattedText"/>
+        <w:bidi w:val="0"/>
+        <w:spacing w:before="0" w:after="283"/>
+        <w:jc w:val="left"/>
+        <w:rPr/>
+      </w:pPr>
+      <w:r>
+        <w:rPr>
+          <w:rStyle w:val="SourceText"/>
+        </w:rPr>
+        <w:t xml:space="preserve">                  </w:t>
+      </w:r>
+      <w:r>
+        <w:rPr>
+          <w:rStyle w:val="SourceText"/>
+        </w:rPr>
+        <w:t>clamp(residual_lift / l_min)</w:t>
+      </w:r>
+    </w:p>
+    <w:p>
+      <w:pPr>
+        <w:pStyle w:val="TextBody"/>
+        <w:bidi w:val="0"/>
+        <w:spacing w:before="0" w:after="283"/>
+        <w:jc w:val="left"/>
+        <w:rPr/>
+      </w:pPr>
+      <w:r>
+        <w:rPr/>
+        <w:t>Hard rejection is armed only when both the outlier-ratio signal and the smoothed quality score pass hysteresis gates.</w:t>
       </w:r>
     </w:p>
     <w:p>
@@ -1573,7 +1593,7 @@
       </w:pPr>
       <w:r>
         <w:rPr/>
-        <w:t>3.4 Integration in Stereo-Inertial VINS</w:t>
+        <w:t>3.3 Track-Level Temporal Voting and Guarded Hard Rejection</w:t>
       </w:r>
     </w:p>
     <w:p>
@@ -1586,7 +1606,17 @@
       </w:pPr>
       <w:r>
         <w:rPr/>
-        <w:t>GeoDF-Adaptive does not modify the back-end visual-inertial optimization. It only removes selected feature tracks from the front-end before new feature detection. This design keeps the estimator unchanged and makes the method easy to integrate into an existing VINS-Fusion style pipeline. A per-frame ratio guard additionally caps hard deletions at 40% of tracked features and never reduces the active set below a minimum feature count, so the estimator is never starved even if the gate over-fires.</w:t>
+        <w:t xml:space="preserve">Each feature ID maintains a dynamic-candidate streak. Hard deletion requires at least </w:t>
+      </w:r>
+      <w:r>
+        <w:rPr>
+          <w:rStyle w:val="SourceText"/>
+        </w:rPr>
+        <w:t>k=3</w:t>
+      </w:r>
+      <w:r>
+        <w:rPr/>
+        <w:t xml:space="preserve"> consecutive flagged frames after a 60-frame warm-up. A ratio guard caps deletions at 40% of tracked features per frame, preserves a minimum feature count, and limits hard deletions to five features per frame to avoid abrupt feature-set collapse.</w:t>
       </w:r>
     </w:p>
     <w:p>
@@ -1598,7 +1628,7 @@
       </w:pPr>
       <w:r>
         <w:rPr/>
-        <w:t>3.5 Parameter Settings</w:t>
+        <w:t>3.4 Parameter Settings</w:t>
       </w:r>
     </w:p>
     <w:p>
@@ -1611,7 +1641,7 @@
       </w:pPr>
       <w:r>
         <w:rPr/>
-        <w:t>All experiments used a single fixed configuration (no per-sequence tuning). The stereo temporal cross-check was disabled in the evaluated configuration.</w:t>
+        <w:t>All experiments used one fixed configuration without per-sequence tuning. Table 6 lists the evaluated parameters.</w:t>
       </w:r>
     </w:p>
     <w:p>
@@ -1623,12 +1653,12 @@
       </w:pPr>
       <w:r>
         <w:rPr/>
-        <w:t>Table: GeoDF-Adaptive Parameters (Evaluated Configuration)</w:t>
+        <w:t>Table 6. GeoDF-Adaptive Parameters (Evaluated Configuration)</w:t>
       </w:r>
     </w:p>
     <w:tbl>
       <w:tblPr>
-        <w:tblW w:w="6888" w:type="dxa"/>
+        <w:tblW w:w="7488" w:type="dxa"/>
         <w:jc w:val="left"/>
         <w:tblInd w:w="0" w:type="dxa"/>
         <w:tblLayout w:type="fixed"/>
@@ -1640,8 +1670,8 @@
         </w:tblCellMar>
       </w:tblPr>
       <w:tblGrid>
-        <w:gridCol w:w="3151"/>
-        <w:gridCol w:w="2446"/>
+        <w:gridCol w:w="3571"/>
+        <w:gridCol w:w="2626"/>
         <w:gridCol w:w="1291"/>
       </w:tblGrid>
       <w:tr>
@@ -1650,7 +1680,7 @@
         </w:trPr>
         <w:tc>
           <w:tcPr>
-            <w:tcW w:w="3151" w:type="dxa"/>
+            <w:tcW w:w="3571" w:type="dxa"/>
             <w:tcBorders/>
             <w:vAlign w:val="center"/>
           </w:tcPr>
@@ -1672,7 +1702,7 @@
         </w:tc>
         <w:tc>
           <w:tcPr>
-            <w:tcW w:w="2446" w:type="dxa"/>
+            <w:tcW w:w="2626" w:type="dxa"/>
             <w:tcBorders/>
             <w:vAlign w:val="center"/>
           </w:tcPr>
@@ -1717,7 +1747,7 @@
         <w:trPr/>
         <w:tc>
           <w:tcPr>
-            <w:tcW w:w="3151" w:type="dxa"/>
+            <w:tcW w:w="3571" w:type="dxa"/>
             <w:tcBorders/>
             <w:vAlign w:val="center"/>
           </w:tcPr>
@@ -1737,7 +1767,7 @@
         </w:tc>
         <w:tc>
           <w:tcPr>
-            <w:tcW w:w="2446" w:type="dxa"/>
+            <w:tcW w:w="2626" w:type="dxa"/>
             <w:tcBorders/>
             <w:vAlign w:val="center"/>
           </w:tcPr>
@@ -1782,7 +1812,7 @@
         <w:trPr/>
         <w:tc>
           <w:tcPr>
-            <w:tcW w:w="3151" w:type="dxa"/>
+            <w:tcW w:w="3571" w:type="dxa"/>
             <w:tcBorders/>
             <w:vAlign w:val="center"/>
           </w:tcPr>
@@ -1802,7 +1832,7 @@
         </w:tc>
         <w:tc>
           <w:tcPr>
-            <w:tcW w:w="2446" w:type="dxa"/>
+            <w:tcW w:w="2626" w:type="dxa"/>
             <w:tcBorders/>
             <w:vAlign w:val="center"/>
           </w:tcPr>
@@ -1855,7 +1885,7 @@
         <w:trPr/>
         <w:tc>
           <w:tcPr>
-            <w:tcW w:w="3151" w:type="dxa"/>
+            <w:tcW w:w="3571" w:type="dxa"/>
             <w:tcBorders/>
             <w:vAlign w:val="center"/>
           </w:tcPr>
@@ -1875,7 +1905,7 @@
         </w:tc>
         <w:tc>
           <w:tcPr>
-            <w:tcW w:w="2446" w:type="dxa"/>
+            <w:tcW w:w="2626" w:type="dxa"/>
             <w:tcBorders/>
             <w:vAlign w:val="center"/>
           </w:tcPr>
@@ -1920,7 +1950,7 @@
         <w:trPr/>
         <w:tc>
           <w:tcPr>
-            <w:tcW w:w="3151" w:type="dxa"/>
+            <w:tcW w:w="3571" w:type="dxa"/>
             <w:tcBorders/>
             <w:vAlign w:val="center"/>
           </w:tcPr>
@@ -1940,7 +1970,7 @@
         </w:tc>
         <w:tc>
           <w:tcPr>
-            <w:tcW w:w="2446" w:type="dxa"/>
+            <w:tcW w:w="2626" w:type="dxa"/>
             <w:tcBorders/>
             <w:vAlign w:val="center"/>
           </w:tcPr>
@@ -1985,7 +2015,7 @@
         <w:trPr/>
         <w:tc>
           <w:tcPr>
-            <w:tcW w:w="3151" w:type="dxa"/>
+            <w:tcW w:w="3571" w:type="dxa"/>
             <w:tcBorders/>
             <w:vAlign w:val="center"/>
           </w:tcPr>
@@ -2005,7 +2035,7 @@
         </w:tc>
         <w:tc>
           <w:tcPr>
-            <w:tcW w:w="2446" w:type="dxa"/>
+            <w:tcW w:w="2626" w:type="dxa"/>
             <w:tcBorders/>
             <w:vAlign w:val="center"/>
           </w:tcPr>
@@ -2050,7 +2080,7 @@
         <w:trPr/>
         <w:tc>
           <w:tcPr>
-            <w:tcW w:w="3151" w:type="dxa"/>
+            <w:tcW w:w="3571" w:type="dxa"/>
             <w:tcBorders/>
             <w:vAlign w:val="center"/>
           </w:tcPr>
@@ -2070,7 +2100,7 @@
         </w:tc>
         <w:tc>
           <w:tcPr>
-            <w:tcW w:w="2446" w:type="dxa"/>
+            <w:tcW w:w="2626" w:type="dxa"/>
             <w:tcBorders/>
             <w:vAlign w:val="center"/>
           </w:tcPr>
@@ -2115,7 +2145,7 @@
         <w:trPr/>
         <w:tc>
           <w:tcPr>
-            <w:tcW w:w="3151" w:type="dxa"/>
+            <w:tcW w:w="3571" w:type="dxa"/>
             <w:tcBorders/>
             <w:vAlign w:val="center"/>
           </w:tcPr>
@@ -2135,7 +2165,7 @@
         </w:tc>
         <w:tc>
           <w:tcPr>
-            <w:tcW w:w="2446" w:type="dxa"/>
+            <w:tcW w:w="2626" w:type="dxa"/>
             <w:tcBorders/>
             <w:vAlign w:val="center"/>
           </w:tcPr>
@@ -2171,7 +2201,7 @@
             </w:pPr>
             <w:r>
               <w:rPr/>
-              <w:t>0.05</w:t>
+              <w:t>0.10</w:t>
             </w:r>
           </w:p>
         </w:tc>
@@ -2180,7 +2210,7 @@
         <w:trPr/>
         <w:tc>
           <w:tcPr>
-            <w:tcW w:w="3151" w:type="dxa"/>
+            <w:tcW w:w="3571" w:type="dxa"/>
             <w:tcBorders/>
             <w:vAlign w:val="center"/>
           </w:tcPr>
@@ -2200,7 +2230,7 @@
         </w:tc>
         <w:tc>
           <w:tcPr>
-            <w:tcW w:w="2446" w:type="dxa"/>
+            <w:tcW w:w="2626" w:type="dxa"/>
             <w:tcBorders/>
             <w:vAlign w:val="center"/>
           </w:tcPr>
@@ -2234,7 +2264,7 @@
             </w:pPr>
             <w:r>
               <w:rPr/>
-              <w:t>[0.10, 0.40]</w:t>
+              <w:t>[0.14, 0.40]</w:t>
             </w:r>
           </w:p>
         </w:tc>
@@ -2243,7 +2273,7 @@
         <w:trPr/>
         <w:tc>
           <w:tcPr>
-            <w:tcW w:w="3151" w:type="dxa"/>
+            <w:tcW w:w="3571" w:type="dxa"/>
             <w:tcBorders/>
             <w:vAlign w:val="center"/>
           </w:tcPr>
@@ -2263,7 +2293,7 @@
         </w:tc>
         <w:tc>
           <w:tcPr>
-            <w:tcW w:w="2446" w:type="dxa"/>
+            <w:tcW w:w="2626" w:type="dxa"/>
             <w:tcBorders/>
             <w:vAlign w:val="center"/>
           </w:tcPr>
@@ -2318,7 +2348,7 @@
         <w:trPr/>
         <w:tc>
           <w:tcPr>
-            <w:tcW w:w="3151" w:type="dxa"/>
+            <w:tcW w:w="3571" w:type="dxa"/>
             <w:tcBorders/>
             <w:vAlign w:val="center"/>
           </w:tcPr>
@@ -2338,7 +2368,7 @@
         </w:tc>
         <w:tc>
           <w:tcPr>
-            <w:tcW w:w="2446" w:type="dxa"/>
+            <w:tcW w:w="2626" w:type="dxa"/>
             <w:tcBorders/>
             <w:vAlign w:val="center"/>
           </w:tcPr>
@@ -2383,7 +2413,267 @@
         <w:trPr/>
         <w:tc>
           <w:tcPr>
-            <w:tcW w:w="3151" w:type="dxa"/>
+            <w:tcW w:w="3571" w:type="dxa"/>
+            <w:tcBorders/>
+            <w:vAlign w:val="center"/>
+          </w:tcPr>
+          <w:p>
+            <w:pPr>
+              <w:pStyle w:val="TableContents"/>
+              <w:bidi w:val="0"/>
+              <w:spacing w:before="0" w:after="283"/>
+              <w:jc w:val="left"/>
+              <w:rPr/>
+            </w:pPr>
+            <w:r>
+              <w:rPr/>
+              <w:t>Quality gate</w:t>
+            </w:r>
+          </w:p>
+        </w:tc>
+        <w:tc>
+          <w:tcPr>
+            <w:tcW w:w="2626" w:type="dxa"/>
+            <w:tcBorders/>
+            <w:vAlign w:val="center"/>
+          </w:tcPr>
+          <w:p>
+            <w:pPr>
+              <w:pStyle w:val="TableContents"/>
+              <w:bidi w:val="0"/>
+              <w:spacing w:before="0" w:after="283"/>
+              <w:jc w:val="left"/>
+              <w:rPr/>
+            </w:pPr>
+            <w:r>
+              <w:rPr>
+                <w:rStyle w:val="SourceText"/>
+              </w:rPr>
+              <w:t>quality_gate</w:t>
+            </w:r>
+          </w:p>
+        </w:tc>
+        <w:tc>
+          <w:tcPr>
+            <w:tcW w:w="1291" w:type="dxa"/>
+            <w:tcBorders/>
+            <w:vAlign w:val="center"/>
+          </w:tcPr>
+          <w:p>
+            <w:pPr>
+              <w:pStyle w:val="TableContents"/>
+              <w:bidi w:val="0"/>
+              <w:spacing w:before="0" w:after="283"/>
+              <w:jc w:val="right"/>
+              <w:rPr/>
+            </w:pPr>
+            <w:r>
+              <w:rPr/>
+              <w:t>enabled</w:t>
+            </w:r>
+          </w:p>
+        </w:tc>
+      </w:tr>
+      <w:tr>
+        <w:trPr/>
+        <w:tc>
+          <w:tcPr>
+            <w:tcW w:w="3571" w:type="dxa"/>
+            <w:tcBorders/>
+            <w:vAlign w:val="center"/>
+          </w:tcPr>
+          <w:p>
+            <w:pPr>
+              <w:pStyle w:val="TableContents"/>
+              <w:bidi w:val="0"/>
+              <w:spacing w:before="0" w:after="283"/>
+              <w:jc w:val="left"/>
+              <w:rPr/>
+            </w:pPr>
+            <w:r>
+              <w:rPr/>
+              <w:t>Quality EMA factor</w:t>
+            </w:r>
+          </w:p>
+        </w:tc>
+        <w:tc>
+          <w:tcPr>
+            <w:tcW w:w="2626" w:type="dxa"/>
+            <w:tcBorders/>
+            <w:vAlign w:val="center"/>
+          </w:tcPr>
+          <w:p>
+            <w:pPr>
+              <w:pStyle w:val="TableContents"/>
+              <w:bidi w:val="0"/>
+              <w:spacing w:before="0" w:after="283"/>
+              <w:jc w:val="left"/>
+              <w:rPr/>
+            </w:pPr>
+            <w:r>
+              <w:rPr>
+                <w:rStyle w:val="SourceText"/>
+              </w:rPr>
+              <w:t>quality_ema</w:t>
+            </w:r>
+          </w:p>
+        </w:tc>
+        <w:tc>
+          <w:tcPr>
+            <w:tcW w:w="1291" w:type="dxa"/>
+            <w:tcBorders/>
+            <w:vAlign w:val="center"/>
+          </w:tcPr>
+          <w:p>
+            <w:pPr>
+              <w:pStyle w:val="TableContents"/>
+              <w:bidi w:val="0"/>
+              <w:spacing w:before="0" w:after="283"/>
+              <w:jc w:val="right"/>
+              <w:rPr/>
+            </w:pPr>
+            <w:r>
+              <w:rPr/>
+              <w:t>0.15</w:t>
+            </w:r>
+          </w:p>
+        </w:tc>
+      </w:tr>
+      <w:tr>
+        <w:trPr/>
+        <w:tc>
+          <w:tcPr>
+            <w:tcW w:w="3571" w:type="dxa"/>
+            <w:tcBorders/>
+            <w:vAlign w:val="center"/>
+          </w:tcPr>
+          <w:p>
+            <w:pPr>
+              <w:pStyle w:val="TableContents"/>
+              <w:bidi w:val="0"/>
+              <w:spacing w:before="0" w:after="283"/>
+              <w:jc w:val="left"/>
+              <w:rPr/>
+            </w:pPr>
+            <w:r>
+              <w:rPr/>
+              <w:t>Min candidate ratio</w:t>
+            </w:r>
+          </w:p>
+        </w:tc>
+        <w:tc>
+          <w:tcPr>
+            <w:tcW w:w="2626" w:type="dxa"/>
+            <w:tcBorders/>
+            <w:vAlign w:val="center"/>
+          </w:tcPr>
+          <w:p>
+            <w:pPr>
+              <w:pStyle w:val="TableContents"/>
+              <w:bidi w:val="0"/>
+              <w:spacing w:before="0" w:after="283"/>
+              <w:jc w:val="left"/>
+              <w:rPr/>
+            </w:pPr>
+            <w:r>
+              <w:rPr>
+                <w:rStyle w:val="SourceText"/>
+              </w:rPr>
+              <w:t>min_candidate_ratio</w:t>
+            </w:r>
+          </w:p>
+        </w:tc>
+        <w:tc>
+          <w:tcPr>
+            <w:tcW w:w="1291" w:type="dxa"/>
+            <w:tcBorders/>
+            <w:vAlign w:val="center"/>
+          </w:tcPr>
+          <w:p>
+            <w:pPr>
+              <w:pStyle w:val="TableContents"/>
+              <w:bidi w:val="0"/>
+              <w:spacing w:before="0" w:after="283"/>
+              <w:jc w:val="right"/>
+              <w:rPr/>
+            </w:pPr>
+            <w:r>
+              <w:rPr/>
+              <w:t>0.05</w:t>
+            </w:r>
+          </w:p>
+        </w:tc>
+      </w:tr>
+      <w:tr>
+        <w:trPr/>
+        <w:tc>
+          <w:tcPr>
+            <w:tcW w:w="3571" w:type="dxa"/>
+            <w:tcBorders/>
+            <w:vAlign w:val="center"/>
+          </w:tcPr>
+          <w:p>
+            <w:pPr>
+              <w:pStyle w:val="TableContents"/>
+              <w:bidi w:val="0"/>
+              <w:spacing w:before="0" w:after="283"/>
+              <w:jc w:val="left"/>
+              <w:rPr/>
+            </w:pPr>
+            <w:r>
+              <w:rPr/>
+              <w:t>Min residual lift</w:t>
+            </w:r>
+          </w:p>
+        </w:tc>
+        <w:tc>
+          <w:tcPr>
+            <w:tcW w:w="2626" w:type="dxa"/>
+            <w:tcBorders/>
+            <w:vAlign w:val="center"/>
+          </w:tcPr>
+          <w:p>
+            <w:pPr>
+              <w:pStyle w:val="TableContents"/>
+              <w:bidi w:val="0"/>
+              <w:spacing w:before="0" w:after="283"/>
+              <w:jc w:val="left"/>
+              <w:rPr/>
+            </w:pPr>
+            <w:r>
+              <w:rPr>
+                <w:rStyle w:val="SourceText"/>
+              </w:rPr>
+              <w:t>min_residual_lift</w:t>
+            </w:r>
+          </w:p>
+        </w:tc>
+        <w:tc>
+          <w:tcPr>
+            <w:tcW w:w="1291" w:type="dxa"/>
+            <w:tcBorders/>
+            <w:vAlign w:val="center"/>
+          </w:tcPr>
+          <w:p>
+            <w:pPr>
+              <w:pStyle w:val="TableContents"/>
+              <w:bidi w:val="0"/>
+              <w:spacing w:before="0" w:after="283"/>
+              <w:jc w:val="right"/>
+              <w:rPr/>
+            </w:pPr>
+            <w:r>
+              <w:rPr/>
+              <w:t>2.5</w:t>
+            </w:r>
+          </w:p>
+        </w:tc>
+      </w:tr>
+      <w:tr>
+        <w:trPr/>
+        <w:tc>
+          <w:tcPr>
+            <w:tcW w:w="3571" w:type="dxa"/>
             <w:tcBorders/>
             <w:vAlign w:val="center"/>
           </w:tcPr>
@@ -2403,7 +2693,7 @@
         </w:tc>
         <w:tc>
           <w:tcPr>
-            <w:tcW w:w="2446" w:type="dxa"/>
+            <w:tcW w:w="2626" w:type="dxa"/>
             <w:tcBorders/>
             <w:vAlign w:val="center"/>
           </w:tcPr>
@@ -2447,7 +2737,7 @@
             </w:pPr>
             <w:r>
               <w:rPr/>
-              <w:t>2</w:t>
+              <w:t>3</w:t>
             </w:r>
           </w:p>
         </w:tc>
@@ -2456,7 +2746,7 @@
         <w:trPr/>
         <w:tc>
           <w:tcPr>
-            <w:tcW w:w="3151" w:type="dxa"/>
+            <w:tcW w:w="3571" w:type="dxa"/>
             <w:tcBorders/>
             <w:vAlign w:val="center"/>
           </w:tcPr>
@@ -2476,7 +2766,7 @@
         </w:tc>
         <w:tc>
           <w:tcPr>
-            <w:tcW w:w="2446" w:type="dxa"/>
+            <w:tcW w:w="2626" w:type="dxa"/>
             <w:tcBorders/>
             <w:vAlign w:val="center"/>
           </w:tcPr>
@@ -2512,7 +2802,7 @@
             </w:pPr>
             <w:r>
               <w:rPr/>
-              <w:t>30</w:t>
+              <w:t>60</w:t>
             </w:r>
           </w:p>
         </w:tc>
@@ -2521,7 +2811,7 @@
         <w:trPr/>
         <w:tc>
           <w:tcPr>
-            <w:tcW w:w="3151" w:type="dxa"/>
+            <w:tcW w:w="3571" w:type="dxa"/>
             <w:tcBorders/>
             <w:vAlign w:val="center"/>
           </w:tcPr>
@@ -2541,7 +2831,7 @@
         </w:tc>
         <w:tc>
           <w:tcPr>
-            <w:tcW w:w="2446" w:type="dxa"/>
+            <w:tcW w:w="2626" w:type="dxa"/>
             <w:tcBorders/>
             <w:vAlign w:val="center"/>
           </w:tcPr>
@@ -2582,6 +2872,331 @@
           </w:p>
         </w:tc>
       </w:tr>
+      <w:tr>
+        <w:trPr/>
+        <w:tc>
+          <w:tcPr>
+            <w:tcW w:w="3571" w:type="dxa"/>
+            <w:tcBorders/>
+            <w:vAlign w:val="center"/>
+          </w:tcPr>
+          <w:p>
+            <w:pPr>
+              <w:pStyle w:val="TableContents"/>
+              <w:bidi w:val="0"/>
+              <w:spacing w:before="0" w:after="283"/>
+              <w:jc w:val="left"/>
+              <w:rPr/>
+            </w:pPr>
+            <w:r>
+              <w:rPr/>
+              <w:t>Max hard deletions per frame</w:t>
+            </w:r>
+          </w:p>
+        </w:tc>
+        <w:tc>
+          <w:tcPr>
+            <w:tcW w:w="2626" w:type="dxa"/>
+            <w:tcBorders/>
+            <w:vAlign w:val="center"/>
+          </w:tcPr>
+          <w:p>
+            <w:pPr>
+              <w:pStyle w:val="TableContents"/>
+              <w:bidi w:val="0"/>
+              <w:spacing w:before="0" w:after="283"/>
+              <w:jc w:val="left"/>
+              <w:rPr/>
+            </w:pPr>
+            <w:r>
+              <w:rPr>
+                <w:rStyle w:val="SourceText"/>
+              </w:rPr>
+              <w:t>max_reject_per_frame</w:t>
+            </w:r>
+          </w:p>
+        </w:tc>
+        <w:tc>
+          <w:tcPr>
+            <w:tcW w:w="1291" w:type="dxa"/>
+            <w:tcBorders/>
+            <w:vAlign w:val="center"/>
+          </w:tcPr>
+          <w:p>
+            <w:pPr>
+              <w:pStyle w:val="TableContents"/>
+              <w:bidi w:val="0"/>
+              <w:spacing w:before="0" w:after="283"/>
+              <w:jc w:val="right"/>
+              <w:rPr/>
+            </w:pPr>
+            <w:r>
+              <w:rPr/>
+              <w:t>5</w:t>
+            </w:r>
+          </w:p>
+        </w:tc>
+      </w:tr>
+      <w:tr>
+        <w:trPr/>
+        <w:tc>
+          <w:tcPr>
+            <w:tcW w:w="3571" w:type="dxa"/>
+            <w:tcBorders/>
+            <w:vAlign w:val="center"/>
+          </w:tcPr>
+          <w:p>
+            <w:pPr>
+              <w:pStyle w:val="TableContents"/>
+              <w:bidi w:val="0"/>
+              <w:spacing w:before="0" w:after="283"/>
+              <w:jc w:val="left"/>
+              <w:rPr/>
+            </w:pPr>
+            <w:r>
+              <w:rPr/>
+              <w:t>Stereo 3D motion gate</w:t>
+            </w:r>
+          </w:p>
+        </w:tc>
+        <w:tc>
+          <w:tcPr>
+            <w:tcW w:w="2626" w:type="dxa"/>
+            <w:tcBorders/>
+            <w:vAlign w:val="center"/>
+          </w:tcPr>
+          <w:p>
+            <w:pPr>
+              <w:pStyle w:val="TableContents"/>
+              <w:bidi w:val="0"/>
+              <w:spacing w:before="0" w:after="283"/>
+              <w:jc w:val="left"/>
+              <w:rPr/>
+            </w:pPr>
+            <w:r>
+              <w:rPr>
+                <w:rStyle w:val="SourceText"/>
+              </w:rPr>
+              <w:t>motion3d_enable</w:t>
+            </w:r>
+          </w:p>
+        </w:tc>
+        <w:tc>
+          <w:tcPr>
+            <w:tcW w:w="1291" w:type="dxa"/>
+            <w:tcBorders/>
+            <w:vAlign w:val="center"/>
+          </w:tcPr>
+          <w:p>
+            <w:pPr>
+              <w:pStyle w:val="TableContents"/>
+              <w:bidi w:val="0"/>
+              <w:spacing w:before="0" w:after="283"/>
+              <w:jc w:val="right"/>
+              <w:rPr/>
+            </w:pPr>
+            <w:r>
+              <w:rPr/>
+              <w:t>enabled</w:t>
+            </w:r>
+          </w:p>
+        </w:tc>
+      </w:tr>
+      <w:tr>
+        <w:trPr/>
+        <w:tc>
+          <w:tcPr>
+            <w:tcW w:w="3571" w:type="dxa"/>
+            <w:tcBorders/>
+            <w:vAlign w:val="center"/>
+          </w:tcPr>
+          <w:p>
+            <w:pPr>
+              <w:pStyle w:val="TableContents"/>
+              <w:bidi w:val="0"/>
+              <w:spacing w:before="0" w:after="283"/>
+              <w:jc w:val="left"/>
+              <w:rPr/>
+            </w:pPr>
+            <w:r>
+              <w:rPr/>
+              <w:t>PnP RANSAC reprojection threshold</w:t>
+            </w:r>
+          </w:p>
+        </w:tc>
+        <w:tc>
+          <w:tcPr>
+            <w:tcW w:w="2626" w:type="dxa"/>
+            <w:tcBorders/>
+            <w:vAlign w:val="center"/>
+          </w:tcPr>
+          <w:p>
+            <w:pPr>
+              <w:pStyle w:val="TableContents"/>
+              <w:bidi w:val="0"/>
+              <w:spacing w:before="0" w:after="283"/>
+              <w:jc w:val="left"/>
+              <w:rPr/>
+            </w:pPr>
+            <w:r>
+              <w:rPr>
+                <w:rStyle w:val="SourceText"/>
+              </w:rPr>
+              <w:t>motion3d_residual_th</w:t>
+            </w:r>
+          </w:p>
+        </w:tc>
+        <w:tc>
+          <w:tcPr>
+            <w:tcW w:w="1291" w:type="dxa"/>
+            <w:tcBorders/>
+            <w:vAlign w:val="center"/>
+          </w:tcPr>
+          <w:p>
+            <w:pPr>
+              <w:pStyle w:val="TableContents"/>
+              <w:bidi w:val="0"/>
+              <w:spacing w:before="0" w:after="283"/>
+              <w:jc w:val="right"/>
+              <w:rPr/>
+            </w:pPr>
+            <w:r>
+              <w:rPr/>
+              <w:t>3.0 px</w:t>
+            </w:r>
+          </w:p>
+        </w:tc>
+      </w:tr>
+      <w:tr>
+        <w:trPr/>
+        <w:tc>
+          <w:tcPr>
+            <w:tcW w:w="3571" w:type="dxa"/>
+            <w:tcBorders/>
+            <w:vAlign w:val="center"/>
+          </w:tcPr>
+          <w:p>
+            <w:pPr>
+              <w:pStyle w:val="TableContents"/>
+              <w:bidi w:val="0"/>
+              <w:spacing w:before="0" w:after="283"/>
+              <w:jc w:val="left"/>
+              <w:rPr/>
+            </w:pPr>
+            <w:r>
+              <w:rPr/>
+              <w:t>Min stereo 3D correspondences</w:t>
+            </w:r>
+          </w:p>
+        </w:tc>
+        <w:tc>
+          <w:tcPr>
+            <w:tcW w:w="2626" w:type="dxa"/>
+            <w:tcBorders/>
+            <w:vAlign w:val="center"/>
+          </w:tcPr>
+          <w:p>
+            <w:pPr>
+              <w:pStyle w:val="TableContents"/>
+              <w:bidi w:val="0"/>
+              <w:spacing w:before="0" w:after="283"/>
+              <w:jc w:val="left"/>
+              <w:rPr/>
+            </w:pPr>
+            <w:r>
+              <w:rPr>
+                <w:rStyle w:val="SourceText"/>
+              </w:rPr>
+              <w:t>motion3d_min_points</w:t>
+            </w:r>
+          </w:p>
+        </w:tc>
+        <w:tc>
+          <w:tcPr>
+            <w:tcW w:w="1291" w:type="dxa"/>
+            <w:tcBorders/>
+            <w:vAlign w:val="center"/>
+          </w:tcPr>
+          <w:p>
+            <w:pPr>
+              <w:pStyle w:val="TableContents"/>
+              <w:bidi w:val="0"/>
+              <w:spacing w:before="0" w:after="283"/>
+              <w:jc w:val="right"/>
+              <w:rPr/>
+            </w:pPr>
+            <w:r>
+              <w:rPr/>
+              <w:t>25</w:t>
+            </w:r>
+          </w:p>
+        </w:tc>
+      </w:tr>
+      <w:tr>
+        <w:trPr/>
+        <w:tc>
+          <w:tcPr>
+            <w:tcW w:w="3571" w:type="dxa"/>
+            <w:tcBorders/>
+            <w:vAlign w:val="center"/>
+          </w:tcPr>
+          <w:p>
+            <w:pPr>
+              <w:pStyle w:val="TableContents"/>
+              <w:bidi w:val="0"/>
+              <w:spacing w:before="0" w:after="283"/>
+              <w:jc w:val="left"/>
+              <w:rPr/>
+            </w:pPr>
+            <w:r>
+              <w:rPr/>
+              <w:t>2D support ratio for 3D activation</w:t>
+            </w:r>
+          </w:p>
+        </w:tc>
+        <w:tc>
+          <w:tcPr>
+            <w:tcW w:w="2626" w:type="dxa"/>
+            <w:tcBorders/>
+            <w:vAlign w:val="center"/>
+          </w:tcPr>
+          <w:p>
+            <w:pPr>
+              <w:pStyle w:val="TableContents"/>
+              <w:bidi w:val="0"/>
+              <w:spacing w:before="0" w:after="283"/>
+              <w:jc w:val="left"/>
+              <w:rPr/>
+            </w:pPr>
+            <w:r>
+              <w:rPr>
+                <w:rStyle w:val="SourceText"/>
+              </w:rPr>
+              <w:t>motion3d_min_2d_ratio</w:t>
+            </w:r>
+          </w:p>
+        </w:tc>
+        <w:tc>
+          <w:tcPr>
+            <w:tcW w:w="1291" w:type="dxa"/>
+            <w:tcBorders/>
+            <w:vAlign w:val="center"/>
+          </w:tcPr>
+          <w:p>
+            <w:pPr>
+              <w:pStyle w:val="TableContents"/>
+              <w:bidi w:val="0"/>
+              <w:spacing w:before="0" w:after="283"/>
+              <w:jc w:val="right"/>
+              <w:rPr/>
+            </w:pPr>
+            <w:r>
+              <w:rPr/>
+              <w:t>0.10</w:t>
+            </w:r>
+          </w:p>
+        </w:tc>
+      </w:tr>
     </w:tbl>
     <w:p>
       <w:pPr>
@@ -2597,6 +3212,18 @@
     </w:p>
     <w:p>
       <w:pPr>
+        <w:pStyle w:val="Heading3"/>
+        <w:bidi w:val="0"/>
+        <w:jc w:val="left"/>
+        <w:rPr/>
+      </w:pPr>
+      <w:r>
+        <w:rPr/>
+        <w:t>4.1 Datasets and Protocol</w:t>
+      </w:r>
+    </w:p>
+    <w:p>
+      <w:pPr>
         <w:pStyle w:val="TextBody"/>
         <w:bidi w:val="0"/>
         <w:spacing w:before="0" w:after="283"/>
@@ -2605,32 +3232,7 @@
       </w:pPr>
       <w:r>
         <w:rPr/>
-        <w:t>The method was evaluated on two datasets. EuRoC [3] was used as a static-scene safety test because it contains indoor stereo-inertial sequences with accurate ground truth. VIODE [4] was used as the dynamic-scene benchmark because it provides stereo-inertial data, trajectory ground truth, and segmentation masks for moving vehicles.</w:t>
-      </w:r>
-    </w:p>
-    <w:p>
-      <w:pPr>
-        <w:pStyle w:val="Heading3"/>
-        <w:bidi w:val="0"/>
-        <w:jc w:val="left"/>
-        <w:rPr/>
-      </w:pPr>
-      <w:r>
-        <w:rPr/>
-        <w:t>4.1 Datasets</w:t>
-      </w:r>
-    </w:p>
-    <w:p>
-      <w:pPr>
-        <w:pStyle w:val="TextBody"/>
-        <w:bidi w:val="0"/>
-        <w:spacing w:before="0" w:after="283"/>
-        <w:jc w:val="left"/>
-        <w:rPr/>
-      </w:pPr>
-      <w:r>
-        <w:rPr/>
-        <w:t xml:space="preserve">The EuRoC evaluation used </w:t>
+        <w:t xml:space="preserve">EuRoC [3] was used as a static-scene safety benchmark on Machine Hall sequences </w:t>
       </w:r>
       <w:r>
         <w:rPr>
@@ -2640,37 +3242,7 @@
       </w:r>
       <w:r>
         <w:rPr/>
-        <w:t xml:space="preserve">, </w:t>
-      </w:r>
-      <w:r>
-        <w:rPr>
-          <w:rStyle w:val="SourceText"/>
-        </w:rPr>
-        <w:t>MH_02_easy</w:t>
-      </w:r>
-      <w:r>
-        <w:rPr/>
-        <w:t xml:space="preserve">, </w:t>
-      </w:r>
-      <w:r>
-        <w:rPr>
-          <w:rStyle w:val="SourceText"/>
-        </w:rPr>
-        <w:t>MH_03_medium</w:t>
-      </w:r>
-      <w:r>
-        <w:rPr/>
-        <w:t xml:space="preserve">, </w:t>
-      </w:r>
-      <w:r>
-        <w:rPr>
-          <w:rStyle w:val="SourceText"/>
-        </w:rPr>
-        <w:t>MH_04_difficult</w:t>
-      </w:r>
-      <w:r>
-        <w:rPr/>
-        <w:t xml:space="preserve">, and </w:t>
+        <w:t xml:space="preserve"> through </w:t>
       </w:r>
       <w:r>
         <w:rPr>
@@ -2680,7 +3252,7 @@
       </w:r>
       <w:r>
         <w:rPr/>
-        <w:t xml:space="preserve">. The VIODE evaluation used three environments: </w:t>
+        <w:t xml:space="preserve">. VIODE [4] was used as the dynamic-scene benchmark on </w:t>
       </w:r>
       <w:r>
         <w:rPr>
@@ -2710,7 +3282,7 @@
       </w:r>
       <w:r>
         <w:rPr/>
-        <w:t xml:space="preserve">. Each environment was evaluated under four dynamic levels: </w:t>
+        <w:t xml:space="preserve">, each at four dynamic levels: </w:t>
       </w:r>
       <w:r>
         <w:rPr>
@@ -2755,6 +3327,114 @@
     </w:p>
     <w:p>
       <w:pPr>
+        <w:pStyle w:val="TextBody"/>
+        <w:bidi w:val="0"/>
+        <w:spacing w:before="0" w:after="283"/>
+        <w:jc w:val="left"/>
+        <w:rPr/>
+      </w:pPr>
+      <w:r>
+        <w:rPr/>
+        <w:t>Three front-end configurations were compared on VIODE with the same stereo-inertial back-end:</w:t>
+      </w:r>
+    </w:p>
+    <w:p>
+      <w:pPr>
+        <w:pStyle w:val="TextBody"/>
+        <w:numPr>
+          <w:ilvl w:val="0"/>
+          <w:numId w:val="2"/>
+        </w:numPr>
+        <w:tabs>
+          <w:tab w:val="clear" w:pos="1134"/>
+          <w:tab w:val="left" w:pos="709" w:leader="none"/>
+        </w:tabs>
+        <w:bidi w:val="0"/>
+        <w:spacing w:before="0" w:after="0"/>
+        <w:ind w:left="709" w:hanging="283"/>
+        <w:jc w:val="left"/>
+        <w:rPr/>
+      </w:pPr>
+      <w:r>
+        <w:rPr>
+          <w:rStyle w:val="SourceText"/>
+        </w:rPr>
+        <w:t>baseline</w:t>
+      </w:r>
+      <w:r>
+        <w:rPr/>
+        <w:t xml:space="preserve">: standard VINS-Fusion feature tracking without GeoDF; </w:t>
+      </w:r>
+    </w:p>
+    <w:p>
+      <w:pPr>
+        <w:pStyle w:val="TextBody"/>
+        <w:numPr>
+          <w:ilvl w:val="0"/>
+          <w:numId w:val="2"/>
+        </w:numPr>
+        <w:tabs>
+          <w:tab w:val="clear" w:pos="1134"/>
+          <w:tab w:val="left" w:pos="709" w:leader="none"/>
+        </w:tabs>
+        <w:bidi w:val="0"/>
+        <w:spacing w:before="0" w:after="0"/>
+        <w:ind w:left="709" w:hanging="283"/>
+        <w:jc w:val="left"/>
+        <w:rPr/>
+      </w:pPr>
+      <w:r>
+        <w:rPr>
+          <w:rStyle w:val="SourceText"/>
+        </w:rPr>
+        <w:t>adaptive_2d</w:t>
+      </w:r>
+      <w:r>
+        <w:rPr/>
+        <w:t xml:space="preserve">: GeoDF-Adaptive with temporal 2D fundamental-matrix gating; </w:t>
+      </w:r>
+    </w:p>
+    <w:p>
+      <w:pPr>
+        <w:pStyle w:val="TextBody"/>
+        <w:numPr>
+          <w:ilvl w:val="0"/>
+          <w:numId w:val="2"/>
+        </w:numPr>
+        <w:tabs>
+          <w:tab w:val="clear" w:pos="1134"/>
+          <w:tab w:val="left" w:pos="709" w:leader="none"/>
+        </w:tabs>
+        <w:bidi w:val="0"/>
+        <w:ind w:left="709" w:hanging="283"/>
+        <w:jc w:val="left"/>
+        <w:rPr/>
+      </w:pPr>
+      <w:r>
+        <w:rPr>
+          <w:rStyle w:val="SourceText"/>
+        </w:rPr>
+        <w:t>adaptive</w:t>
+      </w:r>
+      <w:r>
+        <w:rPr/>
+        <w:t xml:space="preserve">: GeoDF-Adaptive with stereo 3D motion-consistency gating (proposed). </w:t>
+      </w:r>
+    </w:p>
+    <w:p>
+      <w:pPr>
+        <w:pStyle w:val="TextBody"/>
+        <w:bidi w:val="0"/>
+        <w:jc w:val="left"/>
+        <w:rPr/>
+      </w:pPr>
+      <w:r>
+        <w:rPr/>
+        <w:t>Each VIODE cell was repeated five times within the same software build. EuRoC baseline and proposed runs were repeated three times per sequence. Trajectory decisions used a ±3% ATE improvement band for VIODE and a ±5% no-regression criterion for EuRoC static safety.</w:t>
+      </w:r>
+    </w:p>
+    <w:p>
+      <w:pPr>
         <w:pStyle w:val="Heading3"/>
         <w:bidi w:val="0"/>
         <w:jc w:val="left"/>
@@ -2775,7 +3455,7 @@
       </w:pPr>
       <w:r>
         <w:rPr/>
-        <w:t xml:space="preserve">Trajectory accuracy was measured using ATE RMSE and RPE RMSE in metres, computed with the </w:t>
+        <w:t xml:space="preserve">Trajectory accuracy was measured using ATE RMSE and RPE RMSE in metres with the </w:t>
       </w:r>
       <w:r>
         <w:rPr>
@@ -2785,20 +3465,7 @@
       </w:r>
       <w:r>
         <w:rPr/>
-        <w:t xml:space="preserve"> evaluation toolkit [9] after SE(3) alignment to ground truth. For VIODE, each reported value is the mean and standard deviation over five runs within the same build. EuRoC static safety used repeated baseline and adaptive runs as summarized in the project artifacts.</w:t>
-      </w:r>
-    </w:p>
-    <w:p>
-      <w:pPr>
-        <w:pStyle w:val="TextBody"/>
-        <w:bidi w:val="0"/>
-        <w:spacing w:before="0" w:after="283"/>
-        <w:jc w:val="left"/>
-        <w:rPr/>
-      </w:pPr>
-      <w:r>
-        <w:rPr/>
-        <w:t xml:space="preserve">Feature-level detection was evaluated by matching tracked feature coordinates to the nearest VIODE segmentation mask within 30 ms. A feature was labelled dynamic when it fell inside a </w:t>
+        <w:t xml:space="preserve"> toolkit [9] after SE(3) Umeyama alignment. Feature-level evaluation matched feature coordinates to the nearest VIODE segmentation mask within 30 ms; points inside </w:t>
       </w:r>
       <w:r>
         <w:rPr>
@@ -2808,7 +3475,7 @@
       </w:r>
       <w:r>
         <w:rPr/>
-        <w:t xml:space="preserve"> mask. The main detection metrics were precision lift, recall, and static false-positive rate.</w:t>
+        <w:t xml:space="preserve"> masks were labelled dynamic. Reported detection metrics were precision lift, recall, and static false-positive rate.</w:t>
       </w:r>
     </w:p>
     <w:p>
@@ -2833,17 +3500,17 @@
       </w:pPr>
       <w:r>
         <w:rPr/>
-        <w:t>The method was implemented in C++ inside a VINS-Fusion style stereo-inertial pipeline (ROS 2). All experiments used a single consistent build. The per-frame cost of the GeoDF-Adaptive module was logged for every processed frame using the same in-pipeline timer (</w:t>
+        <w:t xml:space="preserve">The method was implemented in C++ inside a VINS-Fusion stereo-inertial ROS 2 pipeline. Runtime was logged in-pipeline as </w:t>
       </w:r>
       <w:r>
         <w:rPr>
           <w:rStyle w:val="SourceText"/>
         </w:rPr>
-        <w:t>t_geo</w:t>
-      </w:r>
-      <w:r>
-        <w:rPr/>
-        <w:t>) so that the reported overhead reflects the deployed code path rather than a separate micro-benchmark. Runtime statistics were aggregated over all VIODE adaptive trials (60 runs, 74,994 logged frames). The host machine was an Intel Xeon W-11955M CPU (8 cores, 16 threads, 2.60 GHz) with 64 GB RAM, CPU-only, with no GPU acceleration used by the front-end.</w:t>
+        <w:t>geo_ms</w:t>
+      </w:r>
+      <w:r>
+        <w:rPr/>
+        <w:t xml:space="preserve"> for every processed frame. Statistics were aggregated over 75,012 logged frames from 60 VIODE adaptive trials. Experiments ran on an Intel Xeon W-11955M CPU (8 cores, 16 threads, 2.60 GHz) with 64 GB RAM; no GPU was used in the front-end.</w:t>
       </w:r>
     </w:p>
     <w:p>
@@ -2880,7 +3547,7 @@
       </w:pPr>
       <w:r>
         <w:rPr/>
-        <w:t xml:space="preserve">Table 2 summarizes the VIODE ATE/RPE results. GeoDF-Adaptive improved ATE in 7 of 12 conditions under a +/-3% decision band. The strongest gains were observed in </w:t>
+        <w:t xml:space="preserve">Table 2 summarizes VIODE ATE results. GeoDF-Adaptive improved ATE in 3 of 12 conditions under the ±3% band, remained neutral in 6 conditions, and regressed in 3 parking-lot conditions. The strongest improvement was on </w:t>
       </w:r>
       <w:r>
         <w:rPr>
@@ -2890,7 +3557,30 @@
       </w:r>
       <w:r>
         <w:rPr/>
-        <w:t xml:space="preserve"> and </w:t>
+        <w:t xml:space="preserve"> (+14.8%), where baseline ATE was 0.344 ± 0.003 m and proposed ATE was 0.293 ± 0.000 m. Non-parametric testing on per-trial ATE values indicated a significant improvement on this cell (Mann-Whitney U, p = 0.012). The three parking-lot regressions were also statistically significant under the same test, confirming that high dynamic density is a structured failure mode rather than random noise.</w:t>
+      </w:r>
+    </w:p>
+    <w:p>
+      <w:pPr>
+        <w:pStyle w:val="TextBody"/>
+        <w:bidi w:val="0"/>
+        <w:spacing w:before="0" w:after="283"/>
+        <w:jc w:val="left"/>
+        <w:rPr/>
+      </w:pPr>
+      <w:r>
+        <w:rPr/>
+        <w:t xml:space="preserve">Secondary gains appeared on </w:t>
+      </w:r>
+      <w:r>
+        <w:rPr>
+          <w:rStyle w:val="SourceText"/>
+        </w:rPr>
+        <w:t>city_day/0_none</w:t>
+      </w:r>
+      <w:r>
+        <w:rPr/>
+        <w:t xml:space="preserve"> (+7.7%) and </w:t>
       </w:r>
       <w:r>
         <w:rPr>
@@ -2900,7 +3590,7 @@
       </w:r>
       <w:r>
         <w:rPr/>
-        <w:t>.</w:t>
+        <w:t xml:space="preserve"> (+5.8%), both within or near the decision band. Most low- and mid-dynamic cells remained within ±3%, indicating that scene-aware activation preserved baseline behaviour when hard rejection was unnecessary.</w:t>
       </w:r>
     </w:p>
     <w:p>
@@ -2912,12 +3602,12 @@
       </w:pPr>
       <w:r>
         <w:rPr/>
-        <w:t>Table 2. VIODE N=5 Trajectory Summary</w:t>
+        <w:t>Table 2. VIODE N=5 Trajectory Summary (ATE RMSE, metres)</w:t>
       </w:r>
     </w:p>
     <w:tbl>
       <w:tblPr>
-        <w:tblW w:w="6800" w:type="dxa"/>
+        <w:tblW w:w="6665" w:type="dxa"/>
         <w:jc w:val="left"/>
         <w:tblInd w:w="0" w:type="dxa"/>
         <w:tblLayout w:type="fixed"/>
@@ -2931,8 +3621,8 @@
       <w:tblGrid>
         <w:gridCol w:w="1396"/>
         <w:gridCol w:w="811"/>
-        <w:gridCol w:w="1561"/>
-        <w:gridCol w:w="1561"/>
+        <w:gridCol w:w="1441"/>
+        <w:gridCol w:w="1546"/>
         <w:gridCol w:w="1471"/>
       </w:tblGrid>
       <w:tr>
@@ -2985,7 +3675,7 @@
         </w:tc>
         <w:tc>
           <w:tcPr>
-            <w:tcW w:w="1561" w:type="dxa"/>
+            <w:tcW w:w="1441" w:type="dxa"/>
             <w:tcBorders/>
             <w:vAlign w:val="center"/>
           </w:tcPr>
@@ -3005,7 +3695,7 @@
         </w:tc>
         <w:tc>
           <w:tcPr>
-            <w:tcW w:w="1561" w:type="dxa"/>
+            <w:tcW w:w="1546" w:type="dxa"/>
             <w:tcBorders/>
             <w:vAlign w:val="center"/>
           </w:tcPr>
@@ -3088,41 +3778,41 @@
         </w:tc>
         <w:tc>
           <w:tcPr>
-            <w:tcW w:w="1561" w:type="dxa"/>
-            <w:tcBorders/>
-            <w:vAlign w:val="center"/>
-          </w:tcPr>
-          <w:p>
-            <w:pPr>
-              <w:pStyle w:val="TableContents"/>
-              <w:bidi w:val="0"/>
-              <w:spacing w:before="0" w:after="283"/>
-              <w:jc w:val="right"/>
-              <w:rPr/>
-            </w:pPr>
-            <w:r>
-              <w:rPr/>
-              <w:t>0.110 +/- 0.001</w:t>
-            </w:r>
-          </w:p>
-        </w:tc>
-        <w:tc>
-          <w:tcPr>
-            <w:tcW w:w="1561" w:type="dxa"/>
-            <w:tcBorders/>
-            <w:vAlign w:val="center"/>
-          </w:tcPr>
-          <w:p>
-            <w:pPr>
-              <w:pStyle w:val="TableContents"/>
-              <w:bidi w:val="0"/>
-              <w:spacing w:before="0" w:after="283"/>
-              <w:jc w:val="right"/>
-              <w:rPr/>
-            </w:pPr>
-            <w:r>
-              <w:rPr/>
-              <w:t>0.120 +/- 0.000</w:t>
+            <w:tcW w:w="1441" w:type="dxa"/>
+            <w:tcBorders/>
+            <w:vAlign w:val="center"/>
+          </w:tcPr>
+          <w:p>
+            <w:pPr>
+              <w:pStyle w:val="TableContents"/>
+              <w:bidi w:val="0"/>
+              <w:spacing w:before="0" w:after="283"/>
+              <w:jc w:val="right"/>
+              <w:rPr/>
+            </w:pPr>
+            <w:r>
+              <w:rPr/>
+              <w:t>0.118 ± 0.018</w:t>
+            </w:r>
+          </w:p>
+        </w:tc>
+        <w:tc>
+          <w:tcPr>
+            <w:tcW w:w="1546" w:type="dxa"/>
+            <w:tcBorders/>
+            <w:vAlign w:val="center"/>
+          </w:tcPr>
+          <w:p>
+            <w:pPr>
+              <w:pStyle w:val="TableContents"/>
+              <w:bidi w:val="0"/>
+              <w:spacing w:before="0" w:after="283"/>
+              <w:jc w:val="right"/>
+              <w:rPr/>
+            </w:pPr>
+            <w:r>
+              <w:rPr/>
+              <w:t>0.109 ± 0.000</w:t>
             </w:r>
           </w:p>
         </w:tc>
@@ -3142,7 +3832,7 @@
             </w:pPr>
             <w:r>
               <w:rPr/>
-              <w:t>-9.7%</w:t>
+              <w:t>+7.7%</w:t>
             </w:r>
           </w:p>
         </w:tc>
@@ -3191,41 +3881,41 @@
         </w:tc>
         <w:tc>
           <w:tcPr>
-            <w:tcW w:w="1561" w:type="dxa"/>
-            <w:tcBorders/>
-            <w:vAlign w:val="center"/>
-          </w:tcPr>
-          <w:p>
-            <w:pPr>
-              <w:pStyle w:val="TableContents"/>
-              <w:bidi w:val="0"/>
-              <w:spacing w:before="0" w:after="283"/>
-              <w:jc w:val="right"/>
-              <w:rPr/>
-            </w:pPr>
-            <w:r>
-              <w:rPr/>
-              <w:t>0.138 +/- 0.001</w:t>
-            </w:r>
-          </w:p>
-        </w:tc>
-        <w:tc>
-          <w:tcPr>
-            <w:tcW w:w="1561" w:type="dxa"/>
-            <w:tcBorders/>
-            <w:vAlign w:val="center"/>
-          </w:tcPr>
-          <w:p>
-            <w:pPr>
-              <w:pStyle w:val="TableContents"/>
-              <w:bidi w:val="0"/>
-              <w:spacing w:before="0" w:after="283"/>
-              <w:jc w:val="right"/>
-              <w:rPr/>
-            </w:pPr>
-            <w:r>
-              <w:rPr/>
-              <w:t>0.148 +/- 0.014</w:t>
+            <w:tcW w:w="1441" w:type="dxa"/>
+            <w:tcBorders/>
+            <w:vAlign w:val="center"/>
+          </w:tcPr>
+          <w:p>
+            <w:pPr>
+              <w:pStyle w:val="TableContents"/>
+              <w:bidi w:val="0"/>
+              <w:spacing w:before="0" w:after="283"/>
+              <w:jc w:val="right"/>
+              <w:rPr/>
+            </w:pPr>
+            <w:r>
+              <w:rPr/>
+              <w:t>0.139 ± 0.000</w:t>
+            </w:r>
+          </w:p>
+        </w:tc>
+        <w:tc>
+          <w:tcPr>
+            <w:tcW w:w="1546" w:type="dxa"/>
+            <w:tcBorders/>
+            <w:vAlign w:val="center"/>
+          </w:tcPr>
+          <w:p>
+            <w:pPr>
+              <w:pStyle w:val="TableContents"/>
+              <w:bidi w:val="0"/>
+              <w:spacing w:before="0" w:after="283"/>
+              <w:jc w:val="right"/>
+              <w:rPr/>
+            </w:pPr>
+            <w:r>
+              <w:rPr/>
+              <w:t>0.139 ± 0.000</w:t>
             </w:r>
           </w:p>
         </w:tc>
@@ -3245,7 +3935,11 @@
             </w:pPr>
             <w:r>
               <w:rPr/>
-              <w:t>-6.8%</w:t>
+              <w:t>−</w:t>
+            </w:r>
+            <w:r>
+              <w:rPr/>
+              <w:t>0.2%</w:t>
             </w:r>
           </w:p>
         </w:tc>
@@ -3294,41 +3988,41 @@
         </w:tc>
         <w:tc>
           <w:tcPr>
-            <w:tcW w:w="1561" w:type="dxa"/>
-            <w:tcBorders/>
-            <w:vAlign w:val="center"/>
-          </w:tcPr>
-          <w:p>
-            <w:pPr>
-              <w:pStyle w:val="TableContents"/>
-              <w:bidi w:val="0"/>
-              <w:spacing w:before="0" w:after="283"/>
-              <w:jc w:val="right"/>
-              <w:rPr/>
-            </w:pPr>
-            <w:r>
-              <w:rPr/>
-              <w:t>0.166 +/- 0.000</w:t>
-            </w:r>
-          </w:p>
-        </w:tc>
-        <w:tc>
-          <w:tcPr>
-            <w:tcW w:w="1561" w:type="dxa"/>
-            <w:tcBorders/>
-            <w:vAlign w:val="center"/>
-          </w:tcPr>
-          <w:p>
-            <w:pPr>
-              <w:pStyle w:val="TableContents"/>
-              <w:bidi w:val="0"/>
-              <w:spacing w:before="0" w:after="283"/>
-              <w:jc w:val="right"/>
-              <w:rPr/>
-            </w:pPr>
-            <w:r>
-              <w:rPr/>
-              <w:t>0.152 +/- 0.009</w:t>
+            <w:tcW w:w="1441" w:type="dxa"/>
+            <w:tcBorders/>
+            <w:vAlign w:val="center"/>
+          </w:tcPr>
+          <w:p>
+            <w:pPr>
+              <w:pStyle w:val="TableContents"/>
+              <w:bidi w:val="0"/>
+              <w:spacing w:before="0" w:after="283"/>
+              <w:jc w:val="right"/>
+              <w:rPr/>
+            </w:pPr>
+            <w:r>
+              <w:rPr/>
+              <w:t>0.166 ± 0.001</w:t>
+            </w:r>
+          </w:p>
+        </w:tc>
+        <w:tc>
+          <w:tcPr>
+            <w:tcW w:w="1546" w:type="dxa"/>
+            <w:tcBorders/>
+            <w:vAlign w:val="center"/>
+          </w:tcPr>
+          <w:p>
+            <w:pPr>
+              <w:pStyle w:val="TableContents"/>
+              <w:bidi w:val="0"/>
+              <w:spacing w:before="0" w:after="283"/>
+              <w:jc w:val="right"/>
+              <w:rPr/>
+            </w:pPr>
+            <w:r>
+              <w:rPr/>
+              <w:t>0.166 ± 0.000</w:t>
             </w:r>
           </w:p>
         </w:tc>
@@ -3348,7 +4042,11 @@
             </w:pPr>
             <w:r>
               <w:rPr/>
-              <w:t>+8.1%</w:t>
+              <w:t>−</w:t>
+            </w:r>
+            <w:r>
+              <w:rPr/>
+              <w:t>0.2%</w:t>
             </w:r>
           </w:p>
         </w:tc>
@@ -3397,41 +4095,41 @@
         </w:tc>
         <w:tc>
           <w:tcPr>
-            <w:tcW w:w="1561" w:type="dxa"/>
-            <w:tcBorders/>
-            <w:vAlign w:val="center"/>
-          </w:tcPr>
-          <w:p>
-            <w:pPr>
-              <w:pStyle w:val="TableContents"/>
-              <w:bidi w:val="0"/>
-              <w:spacing w:before="0" w:after="283"/>
-              <w:jc w:val="right"/>
-              <w:rPr/>
-            </w:pPr>
-            <w:r>
-              <w:rPr/>
-              <w:t>0.409 +/- 0.052</w:t>
-            </w:r>
-          </w:p>
-        </w:tc>
-        <w:tc>
-          <w:tcPr>
-            <w:tcW w:w="1561" w:type="dxa"/>
-            <w:tcBorders/>
-            <w:vAlign w:val="center"/>
-          </w:tcPr>
-          <w:p>
-            <w:pPr>
-              <w:pStyle w:val="TableContents"/>
-              <w:bidi w:val="0"/>
-              <w:spacing w:before="0" w:after="283"/>
-              <w:jc w:val="right"/>
-              <w:rPr/>
-            </w:pPr>
-            <w:r>
-              <w:rPr/>
-              <w:t>0.309 +/- 0.000</w:t>
+            <w:tcW w:w="1441" w:type="dxa"/>
+            <w:tcBorders/>
+            <w:vAlign w:val="center"/>
+          </w:tcPr>
+          <w:p>
+            <w:pPr>
+              <w:pStyle w:val="TableContents"/>
+              <w:bidi w:val="0"/>
+              <w:spacing w:before="0" w:after="283"/>
+              <w:jc w:val="right"/>
+              <w:rPr/>
+            </w:pPr>
+            <w:r>
+              <w:rPr/>
+              <w:t>0.344 ± 0.003</w:t>
+            </w:r>
+          </w:p>
+        </w:tc>
+        <w:tc>
+          <w:tcPr>
+            <w:tcW w:w="1546" w:type="dxa"/>
+            <w:tcBorders/>
+            <w:vAlign w:val="center"/>
+          </w:tcPr>
+          <w:p>
+            <w:pPr>
+              <w:pStyle w:val="TableContents"/>
+              <w:bidi w:val="0"/>
+              <w:spacing w:before="0" w:after="283"/>
+              <w:jc w:val="right"/>
+              <w:rPr/>
+            </w:pPr>
+            <w:r>
+              <w:rPr/>
+              <w:t>0.293 ± 0.000</w:t>
             </w:r>
           </w:p>
         </w:tc>
@@ -3451,7 +4149,7 @@
             </w:pPr>
             <w:r>
               <w:rPr/>
-              <w:t>+24.5%</w:t>
+              <w:t>+14.8%</w:t>
             </w:r>
           </w:p>
         </w:tc>
@@ -3500,41 +4198,41 @@
         </w:tc>
         <w:tc>
           <w:tcPr>
-            <w:tcW w:w="1561" w:type="dxa"/>
-            <w:tcBorders/>
-            <w:vAlign w:val="center"/>
-          </w:tcPr>
-          <w:p>
-            <w:pPr>
-              <w:pStyle w:val="TableContents"/>
-              <w:bidi w:val="0"/>
-              <w:spacing w:before="0" w:after="283"/>
-              <w:jc w:val="right"/>
-              <w:rPr/>
-            </w:pPr>
-            <w:r>
-              <w:rPr/>
-              <w:t>0.420 +/- 0.002</w:t>
-            </w:r>
-          </w:p>
-        </w:tc>
-        <w:tc>
-          <w:tcPr>
-            <w:tcW w:w="1561" w:type="dxa"/>
-            <w:tcBorders/>
-            <w:vAlign w:val="center"/>
-          </w:tcPr>
-          <w:p>
-            <w:pPr>
-              <w:pStyle w:val="TableContents"/>
-              <w:bidi w:val="0"/>
-              <w:spacing w:before="0" w:after="283"/>
-              <w:jc w:val="right"/>
-              <w:rPr/>
-            </w:pPr>
-            <w:r>
-              <w:rPr/>
-              <w:t>0.246 +/- 0.000</w:t>
+            <w:tcW w:w="1441" w:type="dxa"/>
+            <w:tcBorders/>
+            <w:vAlign w:val="center"/>
+          </w:tcPr>
+          <w:p>
+            <w:pPr>
+              <w:pStyle w:val="TableContents"/>
+              <w:bidi w:val="0"/>
+              <w:spacing w:before="0" w:after="283"/>
+              <w:jc w:val="right"/>
+              <w:rPr/>
+            </w:pPr>
+            <w:r>
+              <w:rPr/>
+              <w:t>0.418 ± 0.000</w:t>
+            </w:r>
+          </w:p>
+        </w:tc>
+        <w:tc>
+          <w:tcPr>
+            <w:tcW w:w="1546" w:type="dxa"/>
+            <w:tcBorders/>
+            <w:vAlign w:val="center"/>
+          </w:tcPr>
+          <w:p>
+            <w:pPr>
+              <w:pStyle w:val="TableContents"/>
+              <w:bidi w:val="0"/>
+              <w:spacing w:before="0" w:after="283"/>
+              <w:jc w:val="right"/>
+              <w:rPr/>
+            </w:pPr>
+            <w:r>
+              <w:rPr/>
+              <w:t>0.394 ± 0.049</w:t>
             </w:r>
           </w:p>
         </w:tc>
@@ -3554,7 +4252,7 @@
             </w:pPr>
             <w:r>
               <w:rPr/>
-              <w:t>+41.3%</w:t>
+              <w:t>+5.8%</w:t>
             </w:r>
           </w:p>
         </w:tc>
@@ -3603,41 +4301,41 @@
         </w:tc>
         <w:tc>
           <w:tcPr>
-            <w:tcW w:w="1561" w:type="dxa"/>
-            <w:tcBorders/>
-            <w:vAlign w:val="center"/>
-          </w:tcPr>
-          <w:p>
-            <w:pPr>
-              <w:pStyle w:val="TableContents"/>
-              <w:bidi w:val="0"/>
-              <w:spacing w:before="0" w:after="283"/>
-              <w:jc w:val="right"/>
-              <w:rPr/>
-            </w:pPr>
-            <w:r>
-              <w:rPr/>
-              <w:t>0.504 +/- 0.009</w:t>
-            </w:r>
-          </w:p>
-        </w:tc>
-        <w:tc>
-          <w:tcPr>
-            <w:tcW w:w="1561" w:type="dxa"/>
-            <w:tcBorders/>
-            <w:vAlign w:val="center"/>
-          </w:tcPr>
-          <w:p>
-            <w:pPr>
-              <w:pStyle w:val="TableContents"/>
-              <w:bidi w:val="0"/>
-              <w:spacing w:before="0" w:after="283"/>
-              <w:jc w:val="right"/>
-              <w:rPr/>
-            </w:pPr>
-            <w:r>
-              <w:rPr/>
-              <w:t>0.538 +/- 0.036</w:t>
+            <w:tcW w:w="1441" w:type="dxa"/>
+            <w:tcBorders/>
+            <w:vAlign w:val="center"/>
+          </w:tcPr>
+          <w:p>
+            <w:pPr>
+              <w:pStyle w:val="TableContents"/>
+              <w:bidi w:val="0"/>
+              <w:spacing w:before="0" w:after="283"/>
+              <w:jc w:val="right"/>
+              <w:rPr/>
+            </w:pPr>
+            <w:r>
+              <w:rPr/>
+              <w:t>0.505 ± 0.009</w:t>
+            </w:r>
+          </w:p>
+        </w:tc>
+        <w:tc>
+          <w:tcPr>
+            <w:tcW w:w="1546" w:type="dxa"/>
+            <w:tcBorders/>
+            <w:vAlign w:val="center"/>
+          </w:tcPr>
+          <w:p>
+            <w:pPr>
+              <w:pStyle w:val="TableContents"/>
+              <w:bidi w:val="0"/>
+              <w:spacing w:before="0" w:after="283"/>
+              <w:jc w:val="right"/>
+              <w:rPr/>
+            </w:pPr>
+            <w:r>
+              <w:rPr/>
+              <w:t>0.500 ± 0.000</w:t>
             </w:r>
           </w:p>
         </w:tc>
@@ -3657,7 +4355,7 @@
             </w:pPr>
             <w:r>
               <w:rPr/>
-              <w:t>-6.7%</w:t>
+              <w:t>+0.9%</w:t>
             </w:r>
           </w:p>
         </w:tc>
@@ -3706,41 +4404,41 @@
         </w:tc>
         <w:tc>
           <w:tcPr>
-            <w:tcW w:w="1561" w:type="dxa"/>
-            <w:tcBorders/>
-            <w:vAlign w:val="center"/>
-          </w:tcPr>
-          <w:p>
-            <w:pPr>
-              <w:pStyle w:val="TableContents"/>
-              <w:bidi w:val="0"/>
-              <w:spacing w:before="0" w:after="283"/>
-              <w:jc w:val="right"/>
-              <w:rPr/>
-            </w:pPr>
-            <w:r>
-              <w:rPr/>
-              <w:t>0.502 +/- 0.010</w:t>
-            </w:r>
-          </w:p>
-        </w:tc>
-        <w:tc>
-          <w:tcPr>
-            <w:tcW w:w="1561" w:type="dxa"/>
-            <w:tcBorders/>
-            <w:vAlign w:val="center"/>
-          </w:tcPr>
-          <w:p>
-            <w:pPr>
-              <w:pStyle w:val="TableContents"/>
-              <w:bidi w:val="0"/>
-              <w:spacing w:before="0" w:after="283"/>
-              <w:jc w:val="right"/>
-              <w:rPr/>
-            </w:pPr>
-            <w:r>
-              <w:rPr/>
-              <w:t>0.460 +/- 0.000</w:t>
+            <w:tcW w:w="1441" w:type="dxa"/>
+            <w:tcBorders/>
+            <w:vAlign w:val="center"/>
+          </w:tcPr>
+          <w:p>
+            <w:pPr>
+              <w:pStyle w:val="TableContents"/>
+              <w:bidi w:val="0"/>
+              <w:spacing w:before="0" w:after="283"/>
+              <w:jc w:val="right"/>
+              <w:rPr/>
+            </w:pPr>
+            <w:r>
+              <w:rPr/>
+              <w:t>0.497 ± 0.000</w:t>
+            </w:r>
+          </w:p>
+        </w:tc>
+        <w:tc>
+          <w:tcPr>
+            <w:tcW w:w="1546" w:type="dxa"/>
+            <w:tcBorders/>
+            <w:vAlign w:val="center"/>
+          </w:tcPr>
+          <w:p>
+            <w:pPr>
+              <w:pStyle w:val="TableContents"/>
+              <w:bidi w:val="0"/>
+              <w:spacing w:before="0" w:after="283"/>
+              <w:jc w:val="right"/>
+              <w:rPr/>
+            </w:pPr>
+            <w:r>
+              <w:rPr/>
+              <w:t>0.502 ± 0.010</w:t>
             </w:r>
           </w:p>
         </w:tc>
@@ -3760,7 +4458,11 @@
             </w:pPr>
             <w:r>
               <w:rPr/>
-              <w:t>+8.5%</w:t>
+              <w:t>−</w:t>
+            </w:r>
+            <w:r>
+              <w:rPr/>
+              <w:t>1.0%</w:t>
             </w:r>
           </w:p>
         </w:tc>
@@ -3809,41 +4511,41 @@
         </w:tc>
         <w:tc>
           <w:tcPr>
-            <w:tcW w:w="1561" w:type="dxa"/>
-            <w:tcBorders/>
-            <w:vAlign w:val="center"/>
-          </w:tcPr>
-          <w:p>
-            <w:pPr>
-              <w:pStyle w:val="TableContents"/>
-              <w:bidi w:val="0"/>
-              <w:spacing w:before="0" w:after="283"/>
-              <w:jc w:val="right"/>
-              <w:rPr/>
-            </w:pPr>
-            <w:r>
-              <w:rPr/>
-              <w:t>0.875 +/- 0.018</w:t>
-            </w:r>
-          </w:p>
-        </w:tc>
-        <w:tc>
-          <w:tcPr>
-            <w:tcW w:w="1561" w:type="dxa"/>
-            <w:tcBorders/>
-            <w:vAlign w:val="center"/>
-          </w:tcPr>
-          <w:p>
-            <w:pPr>
-              <w:pStyle w:val="TableContents"/>
-              <w:bidi w:val="0"/>
-              <w:spacing w:before="0" w:after="283"/>
-              <w:jc w:val="right"/>
-              <w:rPr/>
-            </w:pPr>
-            <w:r>
-              <w:rPr/>
-              <w:t>0.835 +/- 0.026</w:t>
+            <w:tcW w:w="1441" w:type="dxa"/>
+            <w:tcBorders/>
+            <w:vAlign w:val="center"/>
+          </w:tcPr>
+          <w:p>
+            <w:pPr>
+              <w:pStyle w:val="TableContents"/>
+              <w:bidi w:val="0"/>
+              <w:spacing w:before="0" w:after="283"/>
+              <w:jc w:val="right"/>
+              <w:rPr/>
+            </w:pPr>
+            <w:r>
+              <w:rPr/>
+              <w:t>0.884 ± 0.000</w:t>
+            </w:r>
+          </w:p>
+        </w:tc>
+        <w:tc>
+          <w:tcPr>
+            <w:tcW w:w="1546" w:type="dxa"/>
+            <w:tcBorders/>
+            <w:vAlign w:val="center"/>
+          </w:tcPr>
+          <w:p>
+            <w:pPr>
+              <w:pStyle w:val="TableContents"/>
+              <w:bidi w:val="0"/>
+              <w:spacing w:before="0" w:after="283"/>
+              <w:jc w:val="right"/>
+              <w:rPr/>
+            </w:pPr>
+            <w:r>
+              <w:rPr/>
+              <w:t>0.884 ± 0.000</w:t>
             </w:r>
           </w:p>
         </w:tc>
@@ -3863,7 +4565,7 @@
             </w:pPr>
             <w:r>
               <w:rPr/>
-              <w:t>+4.6%</w:t>
+              <w:t>+0.0%</w:t>
             </w:r>
           </w:p>
         </w:tc>
@@ -3912,41 +4614,41 @@
         </w:tc>
         <w:tc>
           <w:tcPr>
-            <w:tcW w:w="1561" w:type="dxa"/>
-            <w:tcBorders/>
-            <w:vAlign w:val="center"/>
-          </w:tcPr>
-          <w:p>
-            <w:pPr>
-              <w:pStyle w:val="TableContents"/>
-              <w:bidi w:val="0"/>
-              <w:spacing w:before="0" w:after="283"/>
-              <w:jc w:val="right"/>
-              <w:rPr/>
-            </w:pPr>
-            <w:r>
-              <w:rPr/>
-              <w:t>0.167 +/- 0.000</w:t>
-            </w:r>
-          </w:p>
-        </w:tc>
-        <w:tc>
-          <w:tcPr>
-            <w:tcW w:w="1561" w:type="dxa"/>
-            <w:tcBorders/>
-            <w:vAlign w:val="center"/>
-          </w:tcPr>
-          <w:p>
-            <w:pPr>
-              <w:pStyle w:val="TableContents"/>
-              <w:bidi w:val="0"/>
-              <w:spacing w:before="0" w:after="283"/>
-              <w:jc w:val="right"/>
-              <w:rPr/>
-            </w:pPr>
-            <w:r>
-              <w:rPr/>
-              <w:t>0.147 +/- 0.003</w:t>
+            <w:tcW w:w="1441" w:type="dxa"/>
+            <w:tcBorders/>
+            <w:vAlign w:val="center"/>
+          </w:tcPr>
+          <w:p>
+            <w:pPr>
+              <w:pStyle w:val="TableContents"/>
+              <w:bidi w:val="0"/>
+              <w:spacing w:before="0" w:after="283"/>
+              <w:jc w:val="right"/>
+              <w:rPr/>
+            </w:pPr>
+            <w:r>
+              <w:rPr/>
+              <w:t>0.167 ± 0.000</w:t>
+            </w:r>
+          </w:p>
+        </w:tc>
+        <w:tc>
+          <w:tcPr>
+            <w:tcW w:w="1546" w:type="dxa"/>
+            <w:tcBorders/>
+            <w:vAlign w:val="center"/>
+          </w:tcPr>
+          <w:p>
+            <w:pPr>
+              <w:pStyle w:val="TableContents"/>
+              <w:bidi w:val="0"/>
+              <w:spacing w:before="0" w:after="283"/>
+              <w:jc w:val="right"/>
+              <w:rPr/>
+            </w:pPr>
+            <w:r>
+              <w:rPr/>
+              <w:t>0.167 ± 0.000</w:t>
             </w:r>
           </w:p>
         </w:tc>
@@ -3966,7 +4668,11 @@
             </w:pPr>
             <w:r>
               <w:rPr/>
-              <w:t>+12.1%</w:t>
+              <w:t>−</w:t>
+            </w:r>
+            <w:r>
+              <w:rPr/>
+              <w:t>0.1%</w:t>
             </w:r>
           </w:p>
         </w:tc>
@@ -4015,41 +4721,41 @@
         </w:tc>
         <w:tc>
           <w:tcPr>
-            <w:tcW w:w="1561" w:type="dxa"/>
-            <w:tcBorders/>
-            <w:vAlign w:val="center"/>
-          </w:tcPr>
-          <w:p>
-            <w:pPr>
-              <w:pStyle w:val="TableContents"/>
-              <w:bidi w:val="0"/>
-              <w:spacing w:before="0" w:after="283"/>
-              <w:jc w:val="right"/>
-              <w:rPr/>
-            </w:pPr>
-            <w:r>
-              <w:rPr/>
-              <w:t>0.118 +/- 0.000</w:t>
-            </w:r>
-          </w:p>
-        </w:tc>
-        <w:tc>
-          <w:tcPr>
-            <w:tcW w:w="1561" w:type="dxa"/>
-            <w:tcBorders/>
-            <w:vAlign w:val="center"/>
-          </w:tcPr>
-          <w:p>
-            <w:pPr>
-              <w:pStyle w:val="TableContents"/>
-              <w:bidi w:val="0"/>
-              <w:spacing w:before="0" w:after="283"/>
-              <w:jc w:val="right"/>
-              <w:rPr/>
-            </w:pPr>
-            <w:r>
-              <w:rPr/>
-              <w:t>0.106 +/- 0.000</w:t>
+            <w:tcW w:w="1441" w:type="dxa"/>
+            <w:tcBorders/>
+            <w:vAlign w:val="center"/>
+          </w:tcPr>
+          <w:p>
+            <w:pPr>
+              <w:pStyle w:val="TableContents"/>
+              <w:bidi w:val="0"/>
+              <w:spacing w:before="0" w:after="283"/>
+              <w:jc w:val="right"/>
+              <w:rPr/>
+            </w:pPr>
+            <w:r>
+              <w:rPr/>
+              <w:t>0.118 ± 0.000</w:t>
+            </w:r>
+          </w:p>
+        </w:tc>
+        <w:tc>
+          <w:tcPr>
+            <w:tcW w:w="1546" w:type="dxa"/>
+            <w:tcBorders/>
+            <w:vAlign w:val="center"/>
+          </w:tcPr>
+          <w:p>
+            <w:pPr>
+              <w:pStyle w:val="TableContents"/>
+              <w:bidi w:val="0"/>
+              <w:spacing w:before="0" w:after="283"/>
+              <w:jc w:val="right"/>
+              <w:rPr/>
+            </w:pPr>
+            <w:r>
+              <w:rPr/>
+              <w:t>0.125 ± 0.000</w:t>
             </w:r>
           </w:p>
         </w:tc>
@@ -4069,7 +4775,11 @@
             </w:pPr>
             <w:r>
               <w:rPr/>
-              <w:t>+9.7%</w:t>
+              <w:t>−</w:t>
+            </w:r>
+            <w:r>
+              <w:rPr/>
+              <w:t>6.1%</w:t>
             </w:r>
           </w:p>
         </w:tc>
@@ -4118,41 +4828,41 @@
         </w:tc>
         <w:tc>
           <w:tcPr>
-            <w:tcW w:w="1561" w:type="dxa"/>
-            <w:tcBorders/>
-            <w:vAlign w:val="center"/>
-          </w:tcPr>
-          <w:p>
-            <w:pPr>
-              <w:pStyle w:val="TableContents"/>
-              <w:bidi w:val="0"/>
-              <w:spacing w:before="0" w:after="283"/>
-              <w:jc w:val="right"/>
-              <w:rPr/>
-            </w:pPr>
-            <w:r>
-              <w:rPr/>
-              <w:t>0.144 +/- 0.000</w:t>
-            </w:r>
-          </w:p>
-        </w:tc>
-        <w:tc>
-          <w:tcPr>
-            <w:tcW w:w="1561" w:type="dxa"/>
-            <w:tcBorders/>
-            <w:vAlign w:val="center"/>
-          </w:tcPr>
-          <w:p>
-            <w:pPr>
-              <w:pStyle w:val="TableContents"/>
-              <w:bidi w:val="0"/>
-              <w:spacing w:before="0" w:after="283"/>
-              <w:jc w:val="right"/>
-              <w:rPr/>
-            </w:pPr>
-            <w:r>
-              <w:rPr/>
-              <w:t>0.197 +/- 0.013</w:t>
+            <w:tcW w:w="1441" w:type="dxa"/>
+            <w:tcBorders/>
+            <w:vAlign w:val="center"/>
+          </w:tcPr>
+          <w:p>
+            <w:pPr>
+              <w:pStyle w:val="TableContents"/>
+              <w:bidi w:val="0"/>
+              <w:spacing w:before="0" w:after="283"/>
+              <w:jc w:val="right"/>
+              <w:rPr/>
+            </w:pPr>
+            <w:r>
+              <w:rPr/>
+              <w:t>0.144 ± 0.000</w:t>
+            </w:r>
+          </w:p>
+        </w:tc>
+        <w:tc>
+          <w:tcPr>
+            <w:tcW w:w="1546" w:type="dxa"/>
+            <w:tcBorders/>
+            <w:vAlign w:val="center"/>
+          </w:tcPr>
+          <w:p>
+            <w:pPr>
+              <w:pStyle w:val="TableContents"/>
+              <w:bidi w:val="0"/>
+              <w:spacing w:before="0" w:after="283"/>
+              <w:jc w:val="right"/>
+              <w:rPr/>
+            </w:pPr>
+            <w:r>
+              <w:rPr/>
+              <w:t>0.152 ± 0.000</w:t>
             </w:r>
           </w:p>
         </w:tc>
@@ -4172,7 +4882,11 @@
             </w:pPr>
             <w:r>
               <w:rPr/>
-              <w:t>-36.4%</w:t>
+              <w:t>−</w:t>
+            </w:r>
+            <w:r>
+              <w:rPr/>
+              <w:t>5.6%</w:t>
             </w:r>
           </w:p>
         </w:tc>
@@ -4221,41 +4935,41 @@
         </w:tc>
         <w:tc>
           <w:tcPr>
-            <w:tcW w:w="1561" w:type="dxa"/>
-            <w:tcBorders/>
-            <w:vAlign w:val="center"/>
-          </w:tcPr>
-          <w:p>
-            <w:pPr>
-              <w:pStyle w:val="TableContents"/>
-              <w:bidi w:val="0"/>
-              <w:spacing w:before="0" w:after="283"/>
-              <w:jc w:val="right"/>
-              <w:rPr/>
-            </w:pPr>
-            <w:r>
-              <w:rPr/>
-              <w:t>0.119 +/- 0.000</w:t>
-            </w:r>
-          </w:p>
-        </w:tc>
-        <w:tc>
-          <w:tcPr>
-            <w:tcW w:w="1561" w:type="dxa"/>
-            <w:tcBorders/>
-            <w:vAlign w:val="center"/>
-          </w:tcPr>
-          <w:p>
-            <w:pPr>
-              <w:pStyle w:val="TableContents"/>
-              <w:bidi w:val="0"/>
-              <w:spacing w:before="0" w:after="283"/>
-              <w:jc w:val="right"/>
-              <w:rPr/>
-            </w:pPr>
-            <w:r>
-              <w:rPr/>
-              <w:t>0.172 +/- 0.000</w:t>
+            <w:tcW w:w="1441" w:type="dxa"/>
+            <w:tcBorders/>
+            <w:vAlign w:val="center"/>
+          </w:tcPr>
+          <w:p>
+            <w:pPr>
+              <w:pStyle w:val="TableContents"/>
+              <w:bidi w:val="0"/>
+              <w:spacing w:before="0" w:after="283"/>
+              <w:jc w:val="right"/>
+              <w:rPr/>
+            </w:pPr>
+            <w:r>
+              <w:rPr/>
+              <w:t>0.119 ± 0.000</w:t>
+            </w:r>
+          </w:p>
+        </w:tc>
+        <w:tc>
+          <w:tcPr>
+            <w:tcW w:w="1546" w:type="dxa"/>
+            <w:tcBorders/>
+            <w:vAlign w:val="center"/>
+          </w:tcPr>
+          <w:p>
+            <w:pPr>
+              <w:pStyle w:val="TableContents"/>
+              <w:bidi w:val="0"/>
+              <w:spacing w:before="0" w:after="283"/>
+              <w:jc w:val="right"/>
+              <w:rPr/>
+            </w:pPr>
+            <w:r>
+              <w:rPr/>
+              <w:t>0.148 ± 0.000</w:t>
             </w:r>
           </w:p>
         </w:tc>
@@ -4275,7 +4989,11 @@
             </w:pPr>
             <w:r>
               <w:rPr/>
-              <w:t>-44.3%</w:t>
+              <w:t>−</w:t>
+            </w:r>
+            <w:r>
+              <w:rPr/>
+              <w:t>23.8%</w:t>
             </w:r>
           </w:p>
         </w:tc>
@@ -4291,7 +5009,1430 @@
       </w:pPr>
       <w:r>
         <w:rPr/>
-        <w:t>These results show that the method is conditionally effective rather than universally superior. It helps when dynamic features produce clear geometric inconsistency and do not dominate the image. It can degrade when the dynamic object density is high enough to contaminate the fundamental matrix estimate. Figure 2 visualizes the per-condition ATE change against the +/-3% decision band.</w:t>
+        <w:t xml:space="preserve">Table 2b compares the proposed stereo 3D gate with the older 2D-F gate under the same activation stack. On </w:t>
+      </w:r>
+      <w:r>
+        <w:rPr>
+          <w:rStyle w:val="SourceText"/>
+        </w:rPr>
+        <w:t>city_day/3_high</w:t>
+      </w:r>
+      <w:r>
+        <w:rPr/>
+        <w:t xml:space="preserve">, stereo 3D reduced ATE from 0.324 m to 0.293 m (+9.5% relative to 2D-F). On </w:t>
+      </w:r>
+      <w:r>
+        <w:rPr>
+          <w:rStyle w:val="SourceText"/>
+        </w:rPr>
+        <w:t>parking_lot/2_mid</w:t>
+      </w:r>
+      <w:r>
+        <w:rPr/>
+        <w:t>, stereo 3D also outperformed 2D-F (+30.5%), showing that the 3D gate can mitigate false activation caused by epipolar contamination even though absolute trajectory accuracy still regressed relative to baseline on several parking-lot cells.</w:t>
+      </w:r>
+    </w:p>
+    <w:p>
+      <w:pPr>
+        <w:pStyle w:val="Heading3"/>
+        <w:bidi w:val="0"/>
+        <w:jc w:val="left"/>
+        <w:rPr/>
+      </w:pPr>
+      <w:r>
+        <w:rPr/>
+        <w:t>Table 2b. Stereo 3D vs 2D-F Gate Ablation (N=5, ATE RMSE, metres)</w:t>
+      </w:r>
+    </w:p>
+    <w:tbl>
+      <w:tblPr>
+        <w:tblW w:w="6500" w:type="dxa"/>
+        <w:jc w:val="left"/>
+        <w:tblInd w:w="0" w:type="dxa"/>
+        <w:tblLayout w:type="fixed"/>
+        <w:tblCellMar>
+          <w:top w:w="28" w:type="dxa"/>
+          <w:left w:w="28" w:type="dxa"/>
+          <w:bottom w:w="28" w:type="dxa"/>
+          <w:right w:w="28" w:type="dxa"/>
+        </w:tblCellMar>
+      </w:tblPr>
+      <w:tblGrid>
+        <w:gridCol w:w="1396"/>
+        <w:gridCol w:w="811"/>
+        <w:gridCol w:w="1426"/>
+        <w:gridCol w:w="1606"/>
+        <w:gridCol w:w="1261"/>
+      </w:tblGrid>
+      <w:tr>
+        <w:trPr>
+          <w:tblHeader w:val="true"/>
+        </w:trPr>
+        <w:tc>
+          <w:tcPr>
+            <w:tcW w:w="1396" w:type="dxa"/>
+            <w:tcBorders/>
+            <w:vAlign w:val="center"/>
+          </w:tcPr>
+          <w:p>
+            <w:pPr>
+              <w:pStyle w:val="TableHeading"/>
+              <w:suppressLineNumbers/>
+              <w:shd w:fill="E8E8E8" w:val="clear"/>
+              <w:bidi w:val="0"/>
+              <w:spacing w:before="0" w:after="283"/>
+              <w:jc w:val="center"/>
+              <w:rPr/>
+            </w:pPr>
+            <w:r>
+              <w:rPr/>
+              <w:t>Environment</w:t>
+            </w:r>
+          </w:p>
+        </w:tc>
+        <w:tc>
+          <w:tcPr>
+            <w:tcW w:w="811" w:type="dxa"/>
+            <w:tcBorders/>
+            <w:vAlign w:val="center"/>
+          </w:tcPr>
+          <w:p>
+            <w:pPr>
+              <w:pStyle w:val="TableHeading"/>
+              <w:suppressLineNumbers/>
+              <w:shd w:fill="E8E8E8" w:val="clear"/>
+              <w:bidi w:val="0"/>
+              <w:spacing w:before="0" w:after="283"/>
+              <w:jc w:val="center"/>
+              <w:rPr/>
+            </w:pPr>
+            <w:r>
+              <w:rPr/>
+              <w:t>Level</w:t>
+            </w:r>
+          </w:p>
+        </w:tc>
+        <w:tc>
+          <w:tcPr>
+            <w:tcW w:w="1426" w:type="dxa"/>
+            <w:tcBorders/>
+            <w:vAlign w:val="center"/>
+          </w:tcPr>
+          <w:p>
+            <w:pPr>
+              <w:pStyle w:val="TableHeading"/>
+              <w:bidi w:val="0"/>
+              <w:spacing w:before="0" w:after="283"/>
+              <w:jc w:val="right"/>
+              <w:rPr/>
+            </w:pPr>
+            <w:r>
+              <w:rPr/>
+              <w:t>2D-F ATE</w:t>
+            </w:r>
+          </w:p>
+        </w:tc>
+        <w:tc>
+          <w:tcPr>
+            <w:tcW w:w="1606" w:type="dxa"/>
+            <w:tcBorders/>
+            <w:vAlign w:val="center"/>
+          </w:tcPr>
+          <w:p>
+            <w:pPr>
+              <w:pStyle w:val="TableHeading"/>
+              <w:bidi w:val="0"/>
+              <w:spacing w:before="0" w:after="283"/>
+              <w:jc w:val="right"/>
+              <w:rPr/>
+            </w:pPr>
+            <w:r>
+              <w:rPr/>
+              <w:t>Stereo 3D ATE</w:t>
+            </w:r>
+          </w:p>
+        </w:tc>
+        <w:tc>
+          <w:tcPr>
+            <w:tcW w:w="1261" w:type="dxa"/>
+            <w:tcBorders/>
+            <w:vAlign w:val="center"/>
+          </w:tcPr>
+          <w:p>
+            <w:pPr>
+              <w:pStyle w:val="TableHeading"/>
+              <w:bidi w:val="0"/>
+              <w:spacing w:before="0" w:after="283"/>
+              <w:jc w:val="right"/>
+              <w:rPr/>
+            </w:pPr>
+            <w:r>
+              <w:rPr/>
+              <w:t>3D vs 2D-F</w:t>
+            </w:r>
+          </w:p>
+        </w:tc>
+      </w:tr>
+      <w:tr>
+        <w:trPr/>
+        <w:tc>
+          <w:tcPr>
+            <w:tcW w:w="1396" w:type="dxa"/>
+            <w:tcBorders/>
+            <w:vAlign w:val="center"/>
+          </w:tcPr>
+          <w:p>
+            <w:pPr>
+              <w:pStyle w:val="TableContents"/>
+              <w:bidi w:val="0"/>
+              <w:spacing w:before="0" w:after="283"/>
+              <w:jc w:val="left"/>
+              <w:rPr/>
+            </w:pPr>
+            <w:r>
+              <w:rPr/>
+              <w:t>city_day</w:t>
+            </w:r>
+          </w:p>
+        </w:tc>
+        <w:tc>
+          <w:tcPr>
+            <w:tcW w:w="811" w:type="dxa"/>
+            <w:tcBorders/>
+            <w:vAlign w:val="center"/>
+          </w:tcPr>
+          <w:p>
+            <w:pPr>
+              <w:pStyle w:val="TableContents"/>
+              <w:bidi w:val="0"/>
+              <w:spacing w:before="0" w:after="283"/>
+              <w:jc w:val="left"/>
+              <w:rPr/>
+            </w:pPr>
+            <w:r>
+              <w:rPr/>
+              <w:t>0_none</w:t>
+            </w:r>
+          </w:p>
+        </w:tc>
+        <w:tc>
+          <w:tcPr>
+            <w:tcW w:w="1426" w:type="dxa"/>
+            <w:tcBorders/>
+            <w:vAlign w:val="center"/>
+          </w:tcPr>
+          <w:p>
+            <w:pPr>
+              <w:pStyle w:val="TableContents"/>
+              <w:bidi w:val="0"/>
+              <w:spacing w:before="0" w:after="283"/>
+              <w:jc w:val="right"/>
+              <w:rPr/>
+            </w:pPr>
+            <w:r>
+              <w:rPr/>
+              <w:t>0.109 ± 0.000</w:t>
+            </w:r>
+          </w:p>
+        </w:tc>
+        <w:tc>
+          <w:tcPr>
+            <w:tcW w:w="1606" w:type="dxa"/>
+            <w:tcBorders/>
+            <w:vAlign w:val="center"/>
+          </w:tcPr>
+          <w:p>
+            <w:pPr>
+              <w:pStyle w:val="TableContents"/>
+              <w:bidi w:val="0"/>
+              <w:spacing w:before="0" w:after="283"/>
+              <w:jc w:val="right"/>
+              <w:rPr/>
+            </w:pPr>
+            <w:r>
+              <w:rPr/>
+              <w:t>0.109 ± 0.000</w:t>
+            </w:r>
+          </w:p>
+        </w:tc>
+        <w:tc>
+          <w:tcPr>
+            <w:tcW w:w="1261" w:type="dxa"/>
+            <w:tcBorders/>
+            <w:vAlign w:val="center"/>
+          </w:tcPr>
+          <w:p>
+            <w:pPr>
+              <w:pStyle w:val="TableContents"/>
+              <w:bidi w:val="0"/>
+              <w:spacing w:before="0" w:after="283"/>
+              <w:jc w:val="right"/>
+              <w:rPr/>
+            </w:pPr>
+            <w:r>
+              <w:rPr/>
+              <w:t>+0.0%</w:t>
+            </w:r>
+          </w:p>
+        </w:tc>
+      </w:tr>
+      <w:tr>
+        <w:trPr/>
+        <w:tc>
+          <w:tcPr>
+            <w:tcW w:w="1396" w:type="dxa"/>
+            <w:tcBorders/>
+            <w:vAlign w:val="center"/>
+          </w:tcPr>
+          <w:p>
+            <w:pPr>
+              <w:pStyle w:val="TableContents"/>
+              <w:bidi w:val="0"/>
+              <w:spacing w:before="0" w:after="283"/>
+              <w:jc w:val="left"/>
+              <w:rPr/>
+            </w:pPr>
+            <w:r>
+              <w:rPr/>
+              <w:t>city_day</w:t>
+            </w:r>
+          </w:p>
+        </w:tc>
+        <w:tc>
+          <w:tcPr>
+            <w:tcW w:w="811" w:type="dxa"/>
+            <w:tcBorders/>
+            <w:vAlign w:val="center"/>
+          </w:tcPr>
+          <w:p>
+            <w:pPr>
+              <w:pStyle w:val="TableContents"/>
+              <w:bidi w:val="0"/>
+              <w:spacing w:before="0" w:after="283"/>
+              <w:jc w:val="left"/>
+              <w:rPr/>
+            </w:pPr>
+            <w:r>
+              <w:rPr/>
+              <w:t>1_low</w:t>
+            </w:r>
+          </w:p>
+        </w:tc>
+        <w:tc>
+          <w:tcPr>
+            <w:tcW w:w="1426" w:type="dxa"/>
+            <w:tcBorders/>
+            <w:vAlign w:val="center"/>
+          </w:tcPr>
+          <w:p>
+            <w:pPr>
+              <w:pStyle w:val="TableContents"/>
+              <w:bidi w:val="0"/>
+              <w:spacing w:before="0" w:after="283"/>
+              <w:jc w:val="right"/>
+              <w:rPr/>
+            </w:pPr>
+            <w:r>
+              <w:rPr/>
+              <w:t>0.139 ± 0.000</w:t>
+            </w:r>
+          </w:p>
+        </w:tc>
+        <w:tc>
+          <w:tcPr>
+            <w:tcW w:w="1606" w:type="dxa"/>
+            <w:tcBorders/>
+            <w:vAlign w:val="center"/>
+          </w:tcPr>
+          <w:p>
+            <w:pPr>
+              <w:pStyle w:val="TableContents"/>
+              <w:bidi w:val="0"/>
+              <w:spacing w:before="0" w:after="283"/>
+              <w:jc w:val="right"/>
+              <w:rPr/>
+            </w:pPr>
+            <w:r>
+              <w:rPr/>
+              <w:t>0.139 ± 0.000</w:t>
+            </w:r>
+          </w:p>
+        </w:tc>
+        <w:tc>
+          <w:tcPr>
+            <w:tcW w:w="1261" w:type="dxa"/>
+            <w:tcBorders/>
+            <w:vAlign w:val="center"/>
+          </w:tcPr>
+          <w:p>
+            <w:pPr>
+              <w:pStyle w:val="TableContents"/>
+              <w:bidi w:val="0"/>
+              <w:spacing w:before="0" w:after="283"/>
+              <w:jc w:val="right"/>
+              <w:rPr/>
+            </w:pPr>
+            <w:r>
+              <w:rPr/>
+              <w:t>+0.1%</w:t>
+            </w:r>
+          </w:p>
+        </w:tc>
+      </w:tr>
+      <w:tr>
+        <w:trPr/>
+        <w:tc>
+          <w:tcPr>
+            <w:tcW w:w="1396" w:type="dxa"/>
+            <w:tcBorders/>
+            <w:vAlign w:val="center"/>
+          </w:tcPr>
+          <w:p>
+            <w:pPr>
+              <w:pStyle w:val="TableContents"/>
+              <w:bidi w:val="0"/>
+              <w:spacing w:before="0" w:after="283"/>
+              <w:jc w:val="left"/>
+              <w:rPr/>
+            </w:pPr>
+            <w:r>
+              <w:rPr/>
+              <w:t>city_day</w:t>
+            </w:r>
+          </w:p>
+        </w:tc>
+        <w:tc>
+          <w:tcPr>
+            <w:tcW w:w="811" w:type="dxa"/>
+            <w:tcBorders/>
+            <w:vAlign w:val="center"/>
+          </w:tcPr>
+          <w:p>
+            <w:pPr>
+              <w:pStyle w:val="TableContents"/>
+              <w:bidi w:val="0"/>
+              <w:spacing w:before="0" w:after="283"/>
+              <w:jc w:val="left"/>
+              <w:rPr/>
+            </w:pPr>
+            <w:r>
+              <w:rPr/>
+              <w:t>2_mid</w:t>
+            </w:r>
+          </w:p>
+        </w:tc>
+        <w:tc>
+          <w:tcPr>
+            <w:tcW w:w="1426" w:type="dxa"/>
+            <w:tcBorders/>
+            <w:vAlign w:val="center"/>
+          </w:tcPr>
+          <w:p>
+            <w:pPr>
+              <w:pStyle w:val="TableContents"/>
+              <w:bidi w:val="0"/>
+              <w:spacing w:before="0" w:after="283"/>
+              <w:jc w:val="right"/>
+              <w:rPr/>
+            </w:pPr>
+            <w:r>
+              <w:rPr/>
+              <w:t>0.167 ± 0.002</w:t>
+            </w:r>
+          </w:p>
+        </w:tc>
+        <w:tc>
+          <w:tcPr>
+            <w:tcW w:w="1606" w:type="dxa"/>
+            <w:tcBorders/>
+            <w:vAlign w:val="center"/>
+          </w:tcPr>
+          <w:p>
+            <w:pPr>
+              <w:pStyle w:val="TableContents"/>
+              <w:bidi w:val="0"/>
+              <w:spacing w:before="0" w:after="283"/>
+              <w:jc w:val="right"/>
+              <w:rPr/>
+            </w:pPr>
+            <w:r>
+              <w:rPr/>
+              <w:t>0.166 ± 0.000</w:t>
+            </w:r>
+          </w:p>
+        </w:tc>
+        <w:tc>
+          <w:tcPr>
+            <w:tcW w:w="1261" w:type="dxa"/>
+            <w:tcBorders/>
+            <w:vAlign w:val="center"/>
+          </w:tcPr>
+          <w:p>
+            <w:pPr>
+              <w:pStyle w:val="TableContents"/>
+              <w:bidi w:val="0"/>
+              <w:spacing w:before="0" w:after="283"/>
+              <w:jc w:val="right"/>
+              <w:rPr/>
+            </w:pPr>
+            <w:r>
+              <w:rPr/>
+              <w:t>+0.7%</w:t>
+            </w:r>
+          </w:p>
+        </w:tc>
+      </w:tr>
+      <w:tr>
+        <w:trPr/>
+        <w:tc>
+          <w:tcPr>
+            <w:tcW w:w="1396" w:type="dxa"/>
+            <w:tcBorders/>
+            <w:vAlign w:val="center"/>
+          </w:tcPr>
+          <w:p>
+            <w:pPr>
+              <w:pStyle w:val="TableContents"/>
+              <w:bidi w:val="0"/>
+              <w:spacing w:before="0" w:after="283"/>
+              <w:jc w:val="left"/>
+              <w:rPr/>
+            </w:pPr>
+            <w:r>
+              <w:rPr/>
+              <w:t>city_day</w:t>
+            </w:r>
+          </w:p>
+        </w:tc>
+        <w:tc>
+          <w:tcPr>
+            <w:tcW w:w="811" w:type="dxa"/>
+            <w:tcBorders/>
+            <w:vAlign w:val="center"/>
+          </w:tcPr>
+          <w:p>
+            <w:pPr>
+              <w:pStyle w:val="TableContents"/>
+              <w:bidi w:val="0"/>
+              <w:spacing w:before="0" w:after="283"/>
+              <w:jc w:val="left"/>
+              <w:rPr/>
+            </w:pPr>
+            <w:r>
+              <w:rPr/>
+              <w:t>3_high</w:t>
+            </w:r>
+          </w:p>
+        </w:tc>
+        <w:tc>
+          <w:tcPr>
+            <w:tcW w:w="1426" w:type="dxa"/>
+            <w:tcBorders/>
+            <w:vAlign w:val="center"/>
+          </w:tcPr>
+          <w:p>
+            <w:pPr>
+              <w:pStyle w:val="TableContents"/>
+              <w:bidi w:val="0"/>
+              <w:spacing w:before="0" w:after="283"/>
+              <w:jc w:val="right"/>
+              <w:rPr/>
+            </w:pPr>
+            <w:r>
+              <w:rPr/>
+              <w:t>0.324 ± 0.005</w:t>
+            </w:r>
+          </w:p>
+        </w:tc>
+        <w:tc>
+          <w:tcPr>
+            <w:tcW w:w="1606" w:type="dxa"/>
+            <w:tcBorders/>
+            <w:vAlign w:val="center"/>
+          </w:tcPr>
+          <w:p>
+            <w:pPr>
+              <w:pStyle w:val="TableContents"/>
+              <w:bidi w:val="0"/>
+              <w:spacing w:before="0" w:after="283"/>
+              <w:jc w:val="right"/>
+              <w:rPr/>
+            </w:pPr>
+            <w:r>
+              <w:rPr/>
+              <w:t>0.293 ± 0.000</w:t>
+            </w:r>
+          </w:p>
+        </w:tc>
+        <w:tc>
+          <w:tcPr>
+            <w:tcW w:w="1261" w:type="dxa"/>
+            <w:tcBorders/>
+            <w:vAlign w:val="center"/>
+          </w:tcPr>
+          <w:p>
+            <w:pPr>
+              <w:pStyle w:val="TableContents"/>
+              <w:bidi w:val="0"/>
+              <w:spacing w:before="0" w:after="283"/>
+              <w:jc w:val="right"/>
+              <w:rPr/>
+            </w:pPr>
+            <w:r>
+              <w:rPr/>
+              <w:t>+9.5%</w:t>
+            </w:r>
+          </w:p>
+        </w:tc>
+      </w:tr>
+      <w:tr>
+        <w:trPr/>
+        <w:tc>
+          <w:tcPr>
+            <w:tcW w:w="1396" w:type="dxa"/>
+            <w:tcBorders/>
+            <w:vAlign w:val="center"/>
+          </w:tcPr>
+          <w:p>
+            <w:pPr>
+              <w:pStyle w:val="TableContents"/>
+              <w:bidi w:val="0"/>
+              <w:spacing w:before="0" w:after="283"/>
+              <w:jc w:val="left"/>
+              <w:rPr/>
+            </w:pPr>
+            <w:r>
+              <w:rPr/>
+              <w:t>city_night</w:t>
+            </w:r>
+          </w:p>
+        </w:tc>
+        <w:tc>
+          <w:tcPr>
+            <w:tcW w:w="811" w:type="dxa"/>
+            <w:tcBorders/>
+            <w:vAlign w:val="center"/>
+          </w:tcPr>
+          <w:p>
+            <w:pPr>
+              <w:pStyle w:val="TableContents"/>
+              <w:bidi w:val="0"/>
+              <w:spacing w:before="0" w:after="283"/>
+              <w:jc w:val="left"/>
+              <w:rPr/>
+            </w:pPr>
+            <w:r>
+              <w:rPr/>
+              <w:t>0_none</w:t>
+            </w:r>
+          </w:p>
+        </w:tc>
+        <w:tc>
+          <w:tcPr>
+            <w:tcW w:w="1426" w:type="dxa"/>
+            <w:tcBorders/>
+            <w:vAlign w:val="center"/>
+          </w:tcPr>
+          <w:p>
+            <w:pPr>
+              <w:pStyle w:val="TableContents"/>
+              <w:bidi w:val="0"/>
+              <w:spacing w:before="0" w:after="283"/>
+              <w:jc w:val="right"/>
+              <w:rPr/>
+            </w:pPr>
+            <w:r>
+              <w:rPr/>
+              <w:t>0.418 ± 0.000</w:t>
+            </w:r>
+          </w:p>
+        </w:tc>
+        <w:tc>
+          <w:tcPr>
+            <w:tcW w:w="1606" w:type="dxa"/>
+            <w:tcBorders/>
+            <w:vAlign w:val="center"/>
+          </w:tcPr>
+          <w:p>
+            <w:pPr>
+              <w:pStyle w:val="TableContents"/>
+              <w:bidi w:val="0"/>
+              <w:spacing w:before="0" w:after="283"/>
+              <w:jc w:val="right"/>
+              <w:rPr/>
+            </w:pPr>
+            <w:r>
+              <w:rPr/>
+              <w:t>0.394 ± 0.049</w:t>
+            </w:r>
+          </w:p>
+        </w:tc>
+        <w:tc>
+          <w:tcPr>
+            <w:tcW w:w="1261" w:type="dxa"/>
+            <w:tcBorders/>
+            <w:vAlign w:val="center"/>
+          </w:tcPr>
+          <w:p>
+            <w:pPr>
+              <w:pStyle w:val="TableContents"/>
+              <w:bidi w:val="0"/>
+              <w:spacing w:before="0" w:after="283"/>
+              <w:jc w:val="right"/>
+              <w:rPr/>
+            </w:pPr>
+            <w:r>
+              <w:rPr/>
+              <w:t>+5.8%</w:t>
+            </w:r>
+          </w:p>
+        </w:tc>
+      </w:tr>
+      <w:tr>
+        <w:trPr/>
+        <w:tc>
+          <w:tcPr>
+            <w:tcW w:w="1396" w:type="dxa"/>
+            <w:tcBorders/>
+            <w:vAlign w:val="center"/>
+          </w:tcPr>
+          <w:p>
+            <w:pPr>
+              <w:pStyle w:val="TableContents"/>
+              <w:bidi w:val="0"/>
+              <w:spacing w:before="0" w:after="283"/>
+              <w:jc w:val="left"/>
+              <w:rPr/>
+            </w:pPr>
+            <w:r>
+              <w:rPr/>
+              <w:t>city_night</w:t>
+            </w:r>
+          </w:p>
+        </w:tc>
+        <w:tc>
+          <w:tcPr>
+            <w:tcW w:w="811" w:type="dxa"/>
+            <w:tcBorders/>
+            <w:vAlign w:val="center"/>
+          </w:tcPr>
+          <w:p>
+            <w:pPr>
+              <w:pStyle w:val="TableContents"/>
+              <w:bidi w:val="0"/>
+              <w:spacing w:before="0" w:after="283"/>
+              <w:jc w:val="left"/>
+              <w:rPr/>
+            </w:pPr>
+            <w:r>
+              <w:rPr/>
+              <w:t>1_low</w:t>
+            </w:r>
+          </w:p>
+        </w:tc>
+        <w:tc>
+          <w:tcPr>
+            <w:tcW w:w="1426" w:type="dxa"/>
+            <w:tcBorders/>
+            <w:vAlign w:val="center"/>
+          </w:tcPr>
+          <w:p>
+            <w:pPr>
+              <w:pStyle w:val="TableContents"/>
+              <w:bidi w:val="0"/>
+              <w:spacing w:before="0" w:after="283"/>
+              <w:jc w:val="right"/>
+              <w:rPr/>
+            </w:pPr>
+            <w:r>
+              <w:rPr/>
+              <w:t>0.500 ± 0.000</w:t>
+            </w:r>
+          </w:p>
+        </w:tc>
+        <w:tc>
+          <w:tcPr>
+            <w:tcW w:w="1606" w:type="dxa"/>
+            <w:tcBorders/>
+            <w:vAlign w:val="center"/>
+          </w:tcPr>
+          <w:p>
+            <w:pPr>
+              <w:pStyle w:val="TableContents"/>
+              <w:bidi w:val="0"/>
+              <w:spacing w:before="0" w:after="283"/>
+              <w:jc w:val="right"/>
+              <w:rPr/>
+            </w:pPr>
+            <w:r>
+              <w:rPr/>
+              <w:t>0.500 ± 0.000</w:t>
+            </w:r>
+          </w:p>
+        </w:tc>
+        <w:tc>
+          <w:tcPr>
+            <w:tcW w:w="1261" w:type="dxa"/>
+            <w:tcBorders/>
+            <w:vAlign w:val="center"/>
+          </w:tcPr>
+          <w:p>
+            <w:pPr>
+              <w:pStyle w:val="TableContents"/>
+              <w:bidi w:val="0"/>
+              <w:spacing w:before="0" w:after="283"/>
+              <w:jc w:val="right"/>
+              <w:rPr/>
+            </w:pPr>
+            <w:r>
+              <w:rPr/>
+              <w:t>+0.0%</w:t>
+            </w:r>
+          </w:p>
+        </w:tc>
+      </w:tr>
+      <w:tr>
+        <w:trPr/>
+        <w:tc>
+          <w:tcPr>
+            <w:tcW w:w="1396" w:type="dxa"/>
+            <w:tcBorders/>
+            <w:vAlign w:val="center"/>
+          </w:tcPr>
+          <w:p>
+            <w:pPr>
+              <w:pStyle w:val="TableContents"/>
+              <w:bidi w:val="0"/>
+              <w:spacing w:before="0" w:after="283"/>
+              <w:jc w:val="left"/>
+              <w:rPr/>
+            </w:pPr>
+            <w:r>
+              <w:rPr/>
+              <w:t>city_night</w:t>
+            </w:r>
+          </w:p>
+        </w:tc>
+        <w:tc>
+          <w:tcPr>
+            <w:tcW w:w="811" w:type="dxa"/>
+            <w:tcBorders/>
+            <w:vAlign w:val="center"/>
+          </w:tcPr>
+          <w:p>
+            <w:pPr>
+              <w:pStyle w:val="TableContents"/>
+              <w:bidi w:val="0"/>
+              <w:spacing w:before="0" w:after="283"/>
+              <w:jc w:val="left"/>
+              <w:rPr/>
+            </w:pPr>
+            <w:r>
+              <w:rPr/>
+              <w:t>2_mid</w:t>
+            </w:r>
+          </w:p>
+        </w:tc>
+        <w:tc>
+          <w:tcPr>
+            <w:tcW w:w="1426" w:type="dxa"/>
+            <w:tcBorders/>
+            <w:vAlign w:val="center"/>
+          </w:tcPr>
+          <w:p>
+            <w:pPr>
+              <w:pStyle w:val="TableContents"/>
+              <w:bidi w:val="0"/>
+              <w:spacing w:before="0" w:after="283"/>
+              <w:jc w:val="right"/>
+              <w:rPr/>
+            </w:pPr>
+            <w:r>
+              <w:rPr/>
+              <w:t>0.497 ± 0.000</w:t>
+            </w:r>
+          </w:p>
+        </w:tc>
+        <w:tc>
+          <w:tcPr>
+            <w:tcW w:w="1606" w:type="dxa"/>
+            <w:tcBorders/>
+            <w:vAlign w:val="center"/>
+          </w:tcPr>
+          <w:p>
+            <w:pPr>
+              <w:pStyle w:val="TableContents"/>
+              <w:bidi w:val="0"/>
+              <w:spacing w:before="0" w:after="283"/>
+              <w:jc w:val="right"/>
+              <w:rPr/>
+            </w:pPr>
+            <w:r>
+              <w:rPr/>
+              <w:t>0.502 ± 0.010</w:t>
+            </w:r>
+          </w:p>
+        </w:tc>
+        <w:tc>
+          <w:tcPr>
+            <w:tcW w:w="1261" w:type="dxa"/>
+            <w:tcBorders/>
+            <w:vAlign w:val="center"/>
+          </w:tcPr>
+          <w:p>
+            <w:pPr>
+              <w:pStyle w:val="TableContents"/>
+              <w:bidi w:val="0"/>
+              <w:spacing w:before="0" w:after="283"/>
+              <w:jc w:val="right"/>
+              <w:rPr/>
+            </w:pPr>
+            <w:r>
+              <w:rPr/>
+              <w:t>−</w:t>
+            </w:r>
+            <w:r>
+              <w:rPr/>
+              <w:t>1.0%</w:t>
+            </w:r>
+          </w:p>
+        </w:tc>
+      </w:tr>
+      <w:tr>
+        <w:trPr/>
+        <w:tc>
+          <w:tcPr>
+            <w:tcW w:w="1396" w:type="dxa"/>
+            <w:tcBorders/>
+            <w:vAlign w:val="center"/>
+          </w:tcPr>
+          <w:p>
+            <w:pPr>
+              <w:pStyle w:val="TableContents"/>
+              <w:bidi w:val="0"/>
+              <w:spacing w:before="0" w:after="283"/>
+              <w:jc w:val="left"/>
+              <w:rPr/>
+            </w:pPr>
+            <w:r>
+              <w:rPr/>
+              <w:t>city_night</w:t>
+            </w:r>
+          </w:p>
+        </w:tc>
+        <w:tc>
+          <w:tcPr>
+            <w:tcW w:w="811" w:type="dxa"/>
+            <w:tcBorders/>
+            <w:vAlign w:val="center"/>
+          </w:tcPr>
+          <w:p>
+            <w:pPr>
+              <w:pStyle w:val="TableContents"/>
+              <w:bidi w:val="0"/>
+              <w:spacing w:before="0" w:after="283"/>
+              <w:jc w:val="left"/>
+              <w:rPr/>
+            </w:pPr>
+            <w:r>
+              <w:rPr/>
+              <w:t>3_high</w:t>
+            </w:r>
+          </w:p>
+        </w:tc>
+        <w:tc>
+          <w:tcPr>
+            <w:tcW w:w="1426" w:type="dxa"/>
+            <w:tcBorders/>
+            <w:vAlign w:val="center"/>
+          </w:tcPr>
+          <w:p>
+            <w:pPr>
+              <w:pStyle w:val="TableContents"/>
+              <w:bidi w:val="0"/>
+              <w:spacing w:before="0" w:after="283"/>
+              <w:jc w:val="right"/>
+              <w:rPr/>
+            </w:pPr>
+            <w:r>
+              <w:rPr/>
+              <w:t>0.884 ± 0.000</w:t>
+            </w:r>
+          </w:p>
+        </w:tc>
+        <w:tc>
+          <w:tcPr>
+            <w:tcW w:w="1606" w:type="dxa"/>
+            <w:tcBorders/>
+            <w:vAlign w:val="center"/>
+          </w:tcPr>
+          <w:p>
+            <w:pPr>
+              <w:pStyle w:val="TableContents"/>
+              <w:bidi w:val="0"/>
+              <w:spacing w:before="0" w:after="283"/>
+              <w:jc w:val="right"/>
+              <w:rPr/>
+            </w:pPr>
+            <w:r>
+              <w:rPr/>
+              <w:t>0.884 ± 0.000</w:t>
+            </w:r>
+          </w:p>
+        </w:tc>
+        <w:tc>
+          <w:tcPr>
+            <w:tcW w:w="1261" w:type="dxa"/>
+            <w:tcBorders/>
+            <w:vAlign w:val="center"/>
+          </w:tcPr>
+          <w:p>
+            <w:pPr>
+              <w:pStyle w:val="TableContents"/>
+              <w:bidi w:val="0"/>
+              <w:spacing w:before="0" w:after="283"/>
+              <w:jc w:val="right"/>
+              <w:rPr/>
+            </w:pPr>
+            <w:r>
+              <w:rPr/>
+              <w:t>+0.0%</w:t>
+            </w:r>
+          </w:p>
+        </w:tc>
+      </w:tr>
+      <w:tr>
+        <w:trPr/>
+        <w:tc>
+          <w:tcPr>
+            <w:tcW w:w="1396" w:type="dxa"/>
+            <w:tcBorders/>
+            <w:vAlign w:val="center"/>
+          </w:tcPr>
+          <w:p>
+            <w:pPr>
+              <w:pStyle w:val="TableContents"/>
+              <w:bidi w:val="0"/>
+              <w:spacing w:before="0" w:after="283"/>
+              <w:jc w:val="left"/>
+              <w:rPr/>
+            </w:pPr>
+            <w:r>
+              <w:rPr/>
+              <w:t>parking_lot</w:t>
+            </w:r>
+          </w:p>
+        </w:tc>
+        <w:tc>
+          <w:tcPr>
+            <w:tcW w:w="811" w:type="dxa"/>
+            <w:tcBorders/>
+            <w:vAlign w:val="center"/>
+          </w:tcPr>
+          <w:p>
+            <w:pPr>
+              <w:pStyle w:val="TableContents"/>
+              <w:bidi w:val="0"/>
+              <w:spacing w:before="0" w:after="283"/>
+              <w:jc w:val="left"/>
+              <w:rPr/>
+            </w:pPr>
+            <w:r>
+              <w:rPr/>
+              <w:t>0_none</w:t>
+            </w:r>
+          </w:p>
+        </w:tc>
+        <w:tc>
+          <w:tcPr>
+            <w:tcW w:w="1426" w:type="dxa"/>
+            <w:tcBorders/>
+            <w:vAlign w:val="center"/>
+          </w:tcPr>
+          <w:p>
+            <w:pPr>
+              <w:pStyle w:val="TableContents"/>
+              <w:bidi w:val="0"/>
+              <w:spacing w:before="0" w:after="283"/>
+              <w:jc w:val="right"/>
+              <w:rPr/>
+            </w:pPr>
+            <w:r>
+              <w:rPr/>
+              <w:t>0.167 ± 0.000</w:t>
+            </w:r>
+          </w:p>
+        </w:tc>
+        <w:tc>
+          <w:tcPr>
+            <w:tcW w:w="1606" w:type="dxa"/>
+            <w:tcBorders/>
+            <w:vAlign w:val="center"/>
+          </w:tcPr>
+          <w:p>
+            <w:pPr>
+              <w:pStyle w:val="TableContents"/>
+              <w:bidi w:val="0"/>
+              <w:spacing w:before="0" w:after="283"/>
+              <w:jc w:val="right"/>
+              <w:rPr/>
+            </w:pPr>
+            <w:r>
+              <w:rPr/>
+              <w:t>0.167 ± 0.000</w:t>
+            </w:r>
+          </w:p>
+        </w:tc>
+        <w:tc>
+          <w:tcPr>
+            <w:tcW w:w="1261" w:type="dxa"/>
+            <w:tcBorders/>
+            <w:vAlign w:val="center"/>
+          </w:tcPr>
+          <w:p>
+            <w:pPr>
+              <w:pStyle w:val="TableContents"/>
+              <w:bidi w:val="0"/>
+              <w:spacing w:before="0" w:after="283"/>
+              <w:jc w:val="right"/>
+              <w:rPr/>
+            </w:pPr>
+            <w:r>
+              <w:rPr/>
+              <w:t>+0.0%</w:t>
+            </w:r>
+          </w:p>
+        </w:tc>
+      </w:tr>
+      <w:tr>
+        <w:trPr/>
+        <w:tc>
+          <w:tcPr>
+            <w:tcW w:w="1396" w:type="dxa"/>
+            <w:tcBorders/>
+            <w:vAlign w:val="center"/>
+          </w:tcPr>
+          <w:p>
+            <w:pPr>
+              <w:pStyle w:val="TableContents"/>
+              <w:bidi w:val="0"/>
+              <w:spacing w:before="0" w:after="283"/>
+              <w:jc w:val="left"/>
+              <w:rPr/>
+            </w:pPr>
+            <w:r>
+              <w:rPr/>
+              <w:t>parking_lot</w:t>
+            </w:r>
+          </w:p>
+        </w:tc>
+        <w:tc>
+          <w:tcPr>
+            <w:tcW w:w="811" w:type="dxa"/>
+            <w:tcBorders/>
+            <w:vAlign w:val="center"/>
+          </w:tcPr>
+          <w:p>
+            <w:pPr>
+              <w:pStyle w:val="TableContents"/>
+              <w:bidi w:val="0"/>
+              <w:spacing w:before="0" w:after="283"/>
+              <w:jc w:val="left"/>
+              <w:rPr/>
+            </w:pPr>
+            <w:r>
+              <w:rPr/>
+              <w:t>1_low</w:t>
+            </w:r>
+          </w:p>
+        </w:tc>
+        <w:tc>
+          <w:tcPr>
+            <w:tcW w:w="1426" w:type="dxa"/>
+            <w:tcBorders/>
+            <w:vAlign w:val="center"/>
+          </w:tcPr>
+          <w:p>
+            <w:pPr>
+              <w:pStyle w:val="TableContents"/>
+              <w:bidi w:val="0"/>
+              <w:spacing w:before="0" w:after="283"/>
+              <w:jc w:val="right"/>
+              <w:rPr/>
+            </w:pPr>
+            <w:r>
+              <w:rPr/>
+              <w:t>0.101 ± 0.000</w:t>
+            </w:r>
+          </w:p>
+        </w:tc>
+        <w:tc>
+          <w:tcPr>
+            <w:tcW w:w="1606" w:type="dxa"/>
+            <w:tcBorders/>
+            <w:vAlign w:val="center"/>
+          </w:tcPr>
+          <w:p>
+            <w:pPr>
+              <w:pStyle w:val="TableContents"/>
+              <w:bidi w:val="0"/>
+              <w:spacing w:before="0" w:after="283"/>
+              <w:jc w:val="right"/>
+              <w:rPr/>
+            </w:pPr>
+            <w:r>
+              <w:rPr/>
+              <w:t>0.125 ± 0.000</w:t>
+            </w:r>
+          </w:p>
+        </w:tc>
+        <w:tc>
+          <w:tcPr>
+            <w:tcW w:w="1261" w:type="dxa"/>
+            <w:tcBorders/>
+            <w:vAlign w:val="center"/>
+          </w:tcPr>
+          <w:p>
+            <w:pPr>
+              <w:pStyle w:val="TableContents"/>
+              <w:bidi w:val="0"/>
+              <w:spacing w:before="0" w:after="283"/>
+              <w:jc w:val="right"/>
+              <w:rPr/>
+            </w:pPr>
+            <w:r>
+              <w:rPr/>
+              <w:t>−</w:t>
+            </w:r>
+            <w:r>
+              <w:rPr/>
+              <w:t>23.7%</w:t>
+            </w:r>
+          </w:p>
+        </w:tc>
+      </w:tr>
+      <w:tr>
+        <w:trPr/>
+        <w:tc>
+          <w:tcPr>
+            <w:tcW w:w="1396" w:type="dxa"/>
+            <w:tcBorders/>
+            <w:vAlign w:val="center"/>
+          </w:tcPr>
+          <w:p>
+            <w:pPr>
+              <w:pStyle w:val="TableContents"/>
+              <w:bidi w:val="0"/>
+              <w:spacing w:before="0" w:after="283"/>
+              <w:jc w:val="left"/>
+              <w:rPr/>
+            </w:pPr>
+            <w:r>
+              <w:rPr/>
+              <w:t>parking_lot</w:t>
+            </w:r>
+          </w:p>
+        </w:tc>
+        <w:tc>
+          <w:tcPr>
+            <w:tcW w:w="811" w:type="dxa"/>
+            <w:tcBorders/>
+            <w:vAlign w:val="center"/>
+          </w:tcPr>
+          <w:p>
+            <w:pPr>
+              <w:pStyle w:val="TableContents"/>
+              <w:bidi w:val="0"/>
+              <w:spacing w:before="0" w:after="283"/>
+              <w:jc w:val="left"/>
+              <w:rPr/>
+            </w:pPr>
+            <w:r>
+              <w:rPr/>
+              <w:t>2_mid</w:t>
+            </w:r>
+          </w:p>
+        </w:tc>
+        <w:tc>
+          <w:tcPr>
+            <w:tcW w:w="1426" w:type="dxa"/>
+            <w:tcBorders/>
+            <w:vAlign w:val="center"/>
+          </w:tcPr>
+          <w:p>
+            <w:pPr>
+              <w:pStyle w:val="TableContents"/>
+              <w:bidi w:val="0"/>
+              <w:spacing w:before="0" w:after="283"/>
+              <w:jc w:val="right"/>
+              <w:rPr/>
+            </w:pPr>
+            <w:r>
+              <w:rPr/>
+              <w:t>0.219 ± 0.007</w:t>
+            </w:r>
+          </w:p>
+        </w:tc>
+        <w:tc>
+          <w:tcPr>
+            <w:tcW w:w="1606" w:type="dxa"/>
+            <w:tcBorders/>
+            <w:vAlign w:val="center"/>
+          </w:tcPr>
+          <w:p>
+            <w:pPr>
+              <w:pStyle w:val="TableContents"/>
+              <w:bidi w:val="0"/>
+              <w:spacing w:before="0" w:after="283"/>
+              <w:jc w:val="right"/>
+              <w:rPr/>
+            </w:pPr>
+            <w:r>
+              <w:rPr/>
+              <w:t>0.152 ± 0.000</w:t>
+            </w:r>
+          </w:p>
+        </w:tc>
+        <w:tc>
+          <w:tcPr>
+            <w:tcW w:w="1261" w:type="dxa"/>
+            <w:tcBorders/>
+            <w:vAlign w:val="center"/>
+          </w:tcPr>
+          <w:p>
+            <w:pPr>
+              <w:pStyle w:val="TableContents"/>
+              <w:bidi w:val="0"/>
+              <w:spacing w:before="0" w:after="283"/>
+              <w:jc w:val="right"/>
+              <w:rPr/>
+            </w:pPr>
+            <w:r>
+              <w:rPr/>
+              <w:t>+30.5%</w:t>
+            </w:r>
+          </w:p>
+        </w:tc>
+      </w:tr>
+      <w:tr>
+        <w:trPr/>
+        <w:tc>
+          <w:tcPr>
+            <w:tcW w:w="1396" w:type="dxa"/>
+            <w:tcBorders/>
+            <w:vAlign w:val="center"/>
+          </w:tcPr>
+          <w:p>
+            <w:pPr>
+              <w:pStyle w:val="TableContents"/>
+              <w:bidi w:val="0"/>
+              <w:spacing w:before="0" w:after="283"/>
+              <w:jc w:val="left"/>
+              <w:rPr/>
+            </w:pPr>
+            <w:r>
+              <w:rPr/>
+              <w:t>parking_lot</w:t>
+            </w:r>
+          </w:p>
+        </w:tc>
+        <w:tc>
+          <w:tcPr>
+            <w:tcW w:w="811" w:type="dxa"/>
+            <w:tcBorders/>
+            <w:vAlign w:val="center"/>
+          </w:tcPr>
+          <w:p>
+            <w:pPr>
+              <w:pStyle w:val="TableContents"/>
+              <w:bidi w:val="0"/>
+              <w:spacing w:before="0" w:after="283"/>
+              <w:jc w:val="left"/>
+              <w:rPr/>
+            </w:pPr>
+            <w:r>
+              <w:rPr/>
+              <w:t>3_high</w:t>
+            </w:r>
+          </w:p>
+        </w:tc>
+        <w:tc>
+          <w:tcPr>
+            <w:tcW w:w="1426" w:type="dxa"/>
+            <w:tcBorders/>
+            <w:vAlign w:val="center"/>
+          </w:tcPr>
+          <w:p>
+            <w:pPr>
+              <w:pStyle w:val="TableContents"/>
+              <w:bidi w:val="0"/>
+              <w:spacing w:before="0" w:after="283"/>
+              <w:jc w:val="right"/>
+              <w:rPr/>
+            </w:pPr>
+            <w:r>
+              <w:rPr/>
+              <w:t>0.140 ± 0.003</w:t>
+            </w:r>
+          </w:p>
+        </w:tc>
+        <w:tc>
+          <w:tcPr>
+            <w:tcW w:w="1606" w:type="dxa"/>
+            <w:tcBorders/>
+            <w:vAlign w:val="center"/>
+          </w:tcPr>
+          <w:p>
+            <w:pPr>
+              <w:pStyle w:val="TableContents"/>
+              <w:bidi w:val="0"/>
+              <w:spacing w:before="0" w:after="283"/>
+              <w:jc w:val="right"/>
+              <w:rPr/>
+            </w:pPr>
+            <w:r>
+              <w:rPr/>
+              <w:t>0.148 ± 0.000</w:t>
+            </w:r>
+          </w:p>
+        </w:tc>
+        <w:tc>
+          <w:tcPr>
+            <w:tcW w:w="1261" w:type="dxa"/>
+            <w:tcBorders/>
+            <w:vAlign w:val="center"/>
+          </w:tcPr>
+          <w:p>
+            <w:pPr>
+              <w:pStyle w:val="TableContents"/>
+              <w:bidi w:val="0"/>
+              <w:spacing w:before="0" w:after="283"/>
+              <w:jc w:val="right"/>
+              <w:rPr/>
+            </w:pPr>
+            <w:r>
+              <w:rPr/>
+              <w:t>−</w:t>
+            </w:r>
+            <w:r>
+              <w:rPr/>
+              <w:t>5.6%</w:t>
+            </w:r>
+          </w:p>
+        </w:tc>
+      </w:tr>
+    </w:tbl>
+    <w:p>
+      <w:pPr>
+        <w:pStyle w:val="TextBody"/>
+        <w:bidi w:val="0"/>
+        <w:spacing w:before="0" w:after="283"/>
+        <w:jc w:val="left"/>
+        <w:rPr/>
+      </w:pPr>
+      <w:r>
+        <w:rPr/>
+        <w:t>Figure 2 visualizes the per-condition ATE change against the ±3% decision band.</w:t>
       </w:r>
     </w:p>
     <w:p>
@@ -4359,7 +6500,7 @@
       </w:r>
       <w:r>
         <w:rPr/>
-        <w:t xml:space="preserve"> VIODE N=5 ATE improvement of GeoDF-Adaptive over the baseline (CD = city_day, CN = city_night, PL = parking_lot; 0-3 dynamic levels).</w:t>
+        <w:t xml:space="preserve"> VIODE N=5 ATE improvement of GeoDF-Adaptive over baseline (CD = city_day, CN = city_night, PL = parking_lot).</w:t>
       </w:r>
     </w:p>
     <w:p>
@@ -4384,7 +6525,17 @@
       </w:pPr>
       <w:r>
         <w:rPr/>
-        <w:t>Static-scene safety is important because a dynamic-feature filter should not harm odometry in environments where dynamic objects are absent. On EuRoC, GeoDF-Adaptive improved all five tested sequences by 2.0% to 6.2%, indicating that scene-aware activation did not introduce a static-scene regression.</w:t>
+        <w:t xml:space="preserve">Table 3 reports EuRoC results. GeoDF-Adaptive did not exceed the ±5% static-safety regression limit on any sequence. </w:t>
+      </w:r>
+      <w:r>
+        <w:rPr>
+          <w:rStyle w:val="SourceText"/>
+        </w:rPr>
+        <w:t>MH_02_easy</w:t>
+      </w:r>
+      <w:r>
+        <w:rPr/>
+        <w:t xml:space="preserve"> improved by +3.9% ATE. Because repeated runs within the same build were nearly deterministic, the main EuRoC conclusion is absence of static-scene harm rather than large universal improvement.</w:t>
       </w:r>
     </w:p>
     <w:p>
@@ -4396,12 +6547,12 @@
       </w:pPr>
       <w:r>
         <w:rPr/>
-        <w:t>Table 3. EuRoC Static Safety</w:t>
+        <w:t>Table 3. EuRoC Static Safety (N=3, ATE RMSE, metres)</w:t>
       </w:r>
     </w:p>
     <w:tbl>
       <w:tblPr>
-        <w:tblW w:w="6319" w:type="dxa"/>
+        <w:tblW w:w="6184" w:type="dxa"/>
         <w:jc w:val="left"/>
         <w:tblInd w:w="0" w:type="dxa"/>
         <w:tblLayout w:type="fixed"/>
@@ -4414,8 +6565,8 @@
       </w:tblPr>
       <w:tblGrid>
         <w:gridCol w:w="1726"/>
-        <w:gridCol w:w="1561"/>
-        <w:gridCol w:w="1561"/>
+        <w:gridCol w:w="1441"/>
+        <w:gridCol w:w="1546"/>
         <w:gridCol w:w="1471"/>
       </w:tblGrid>
       <w:tr>
@@ -4446,7 +6597,7 @@
         </w:tc>
         <w:tc>
           <w:tcPr>
-            <w:tcW w:w="1561" w:type="dxa"/>
+            <w:tcW w:w="1441" w:type="dxa"/>
             <w:tcBorders/>
             <w:vAlign w:val="center"/>
           </w:tcPr>
@@ -4466,7 +6617,7 @@
         </w:tc>
         <w:tc>
           <w:tcPr>
-            <w:tcW w:w="1561" w:type="dxa"/>
+            <w:tcW w:w="1546" w:type="dxa"/>
             <w:tcBorders/>
             <w:vAlign w:val="center"/>
           </w:tcPr>
@@ -4529,41 +6680,41 @@
         </w:tc>
         <w:tc>
           <w:tcPr>
-            <w:tcW w:w="1561" w:type="dxa"/>
-            <w:tcBorders/>
-            <w:vAlign w:val="center"/>
-          </w:tcPr>
-          <w:p>
-            <w:pPr>
-              <w:pStyle w:val="TableContents"/>
-              <w:bidi w:val="0"/>
-              <w:spacing w:before="0" w:after="283"/>
-              <w:jc w:val="right"/>
-              <w:rPr/>
-            </w:pPr>
-            <w:r>
-              <w:rPr/>
-              <w:t>0.185 +/- 0.007</w:t>
-            </w:r>
-          </w:p>
-        </w:tc>
-        <w:tc>
-          <w:tcPr>
-            <w:tcW w:w="1561" w:type="dxa"/>
-            <w:tcBorders/>
-            <w:vAlign w:val="center"/>
-          </w:tcPr>
-          <w:p>
-            <w:pPr>
-              <w:pStyle w:val="TableContents"/>
-              <w:bidi w:val="0"/>
-              <w:spacing w:before="0" w:after="283"/>
-              <w:jc w:val="right"/>
-              <w:rPr/>
-            </w:pPr>
-            <w:r>
-              <w:rPr/>
-              <w:t>0.177 +/- 0.000</w:t>
+            <w:tcW w:w="1441" w:type="dxa"/>
+            <w:tcBorders/>
+            <w:vAlign w:val="center"/>
+          </w:tcPr>
+          <w:p>
+            <w:pPr>
+              <w:pStyle w:val="TableContents"/>
+              <w:bidi w:val="0"/>
+              <w:spacing w:before="0" w:after="283"/>
+              <w:jc w:val="right"/>
+              <w:rPr/>
+            </w:pPr>
+            <w:r>
+              <w:rPr/>
+              <w:t>0.180 ± 0.000</w:t>
+            </w:r>
+          </w:p>
+        </w:tc>
+        <w:tc>
+          <w:tcPr>
+            <w:tcW w:w="1546" w:type="dxa"/>
+            <w:tcBorders/>
+            <w:vAlign w:val="center"/>
+          </w:tcPr>
+          <w:p>
+            <w:pPr>
+              <w:pStyle w:val="TableContents"/>
+              <w:bidi w:val="0"/>
+              <w:spacing w:before="0" w:after="283"/>
+              <w:jc w:val="right"/>
+              <w:rPr/>
+            </w:pPr>
+            <w:r>
+              <w:rPr/>
+              <w:t>0.180 ± 0.000</w:t>
             </w:r>
           </w:p>
         </w:tc>
@@ -4583,7 +6734,7 @@
             </w:pPr>
             <w:r>
               <w:rPr/>
-              <w:t>+4.3%</w:t>
+              <w:t>+0.0%</w:t>
             </w:r>
           </w:p>
         </w:tc>
@@ -4612,41 +6763,41 @@
         </w:tc>
         <w:tc>
           <w:tcPr>
-            <w:tcW w:w="1561" w:type="dxa"/>
-            <w:tcBorders/>
-            <w:vAlign w:val="center"/>
-          </w:tcPr>
-          <w:p>
-            <w:pPr>
-              <w:pStyle w:val="TableContents"/>
-              <w:bidi w:val="0"/>
-              <w:spacing w:before="0" w:after="283"/>
-              <w:jc w:val="right"/>
-              <w:rPr/>
-            </w:pPr>
-            <w:r>
-              <w:rPr/>
-              <w:t>0.169 +/- 0.000</w:t>
-            </w:r>
-          </w:p>
-        </w:tc>
-        <w:tc>
-          <w:tcPr>
-            <w:tcW w:w="1561" w:type="dxa"/>
-            <w:tcBorders/>
-            <w:vAlign w:val="center"/>
-          </w:tcPr>
-          <w:p>
-            <w:pPr>
-              <w:pStyle w:val="TableContents"/>
-              <w:bidi w:val="0"/>
-              <w:spacing w:before="0" w:after="283"/>
-              <w:jc w:val="right"/>
-              <w:rPr/>
-            </w:pPr>
-            <w:r>
-              <w:rPr/>
-              <w:t>0.165 +/- 0.005</w:t>
+            <w:tcW w:w="1441" w:type="dxa"/>
+            <w:tcBorders/>
+            <w:vAlign w:val="center"/>
+          </w:tcPr>
+          <w:p>
+            <w:pPr>
+              <w:pStyle w:val="TableContents"/>
+              <w:bidi w:val="0"/>
+              <w:spacing w:before="0" w:after="283"/>
+              <w:jc w:val="right"/>
+              <w:rPr/>
+            </w:pPr>
+            <w:r>
+              <w:rPr/>
+              <w:t>0.169 ± 0.000</w:t>
+            </w:r>
+          </w:p>
+        </w:tc>
+        <w:tc>
+          <w:tcPr>
+            <w:tcW w:w="1546" w:type="dxa"/>
+            <w:tcBorders/>
+            <w:vAlign w:val="center"/>
+          </w:tcPr>
+          <w:p>
+            <w:pPr>
+              <w:pStyle w:val="TableContents"/>
+              <w:bidi w:val="0"/>
+              <w:spacing w:before="0" w:after="283"/>
+              <w:jc w:val="right"/>
+              <w:rPr/>
+            </w:pPr>
+            <w:r>
+              <w:rPr/>
+              <w:t>0.162 ± 0.005</w:t>
             </w:r>
           </w:p>
         </w:tc>
@@ -4666,7 +6817,7 @@
             </w:pPr>
             <w:r>
               <w:rPr/>
-              <w:t>+2.0%</w:t>
+              <w:t>+3.9%</w:t>
             </w:r>
           </w:p>
         </w:tc>
@@ -4695,41 +6846,41 @@
         </w:tc>
         <w:tc>
           <w:tcPr>
-            <w:tcW w:w="1561" w:type="dxa"/>
-            <w:tcBorders/>
-            <w:vAlign w:val="center"/>
-          </w:tcPr>
-          <w:p>
-            <w:pPr>
-              <w:pStyle w:val="TableContents"/>
-              <w:bidi w:val="0"/>
-              <w:spacing w:before="0" w:after="283"/>
-              <w:jc w:val="right"/>
-              <w:rPr/>
-            </w:pPr>
-            <w:r>
-              <w:rPr/>
-              <w:t>0.292 +/- 0.000</w:t>
-            </w:r>
-          </w:p>
-        </w:tc>
-        <w:tc>
-          <w:tcPr>
-            <w:tcW w:w="1561" w:type="dxa"/>
-            <w:tcBorders/>
-            <w:vAlign w:val="center"/>
-          </w:tcPr>
-          <w:p>
-            <w:pPr>
-              <w:pStyle w:val="TableContents"/>
-              <w:bidi w:val="0"/>
-              <w:spacing w:before="0" w:after="283"/>
-              <w:jc w:val="right"/>
-              <w:rPr/>
-            </w:pPr>
-            <w:r>
-              <w:rPr/>
-              <w:t>0.274 +/- 0.000</w:t>
+            <w:tcW w:w="1441" w:type="dxa"/>
+            <w:tcBorders/>
+            <w:vAlign w:val="center"/>
+          </w:tcPr>
+          <w:p>
+            <w:pPr>
+              <w:pStyle w:val="TableContents"/>
+              <w:bidi w:val="0"/>
+              <w:spacing w:before="0" w:after="283"/>
+              <w:jc w:val="right"/>
+              <w:rPr/>
+            </w:pPr>
+            <w:r>
+              <w:rPr/>
+              <w:t>0.292 ± 0.000</w:t>
+            </w:r>
+          </w:p>
+        </w:tc>
+        <w:tc>
+          <w:tcPr>
+            <w:tcW w:w="1546" w:type="dxa"/>
+            <w:tcBorders/>
+            <w:vAlign w:val="center"/>
+          </w:tcPr>
+          <w:p>
+            <w:pPr>
+              <w:pStyle w:val="TableContents"/>
+              <w:bidi w:val="0"/>
+              <w:spacing w:before="0" w:after="283"/>
+              <w:jc w:val="right"/>
+              <w:rPr/>
+            </w:pPr>
+            <w:r>
+              <w:rPr/>
+              <w:t>0.292 ± 0.000</w:t>
             </w:r>
           </w:p>
         </w:tc>
@@ -4749,7 +6900,7 @@
             </w:pPr>
             <w:r>
               <w:rPr/>
-              <w:t>+6.2%</w:t>
+              <w:t>+0.0%</w:t>
             </w:r>
           </w:p>
         </w:tc>
@@ -4778,41 +6929,41 @@
         </w:tc>
         <w:tc>
           <w:tcPr>
-            <w:tcW w:w="1561" w:type="dxa"/>
-            <w:tcBorders/>
-            <w:vAlign w:val="center"/>
-          </w:tcPr>
-          <w:p>
-            <w:pPr>
-              <w:pStyle w:val="TableContents"/>
-              <w:bidi w:val="0"/>
-              <w:spacing w:before="0" w:after="283"/>
-              <w:jc w:val="right"/>
-              <w:rPr/>
-            </w:pPr>
-            <w:r>
-              <w:rPr/>
-              <w:t>0.447 +/- 0.000</w:t>
-            </w:r>
-          </w:p>
-        </w:tc>
-        <w:tc>
-          <w:tcPr>
-            <w:tcW w:w="1561" w:type="dxa"/>
-            <w:tcBorders/>
-            <w:vAlign w:val="center"/>
-          </w:tcPr>
-          <w:p>
-            <w:pPr>
-              <w:pStyle w:val="TableContents"/>
-              <w:bidi w:val="0"/>
-              <w:spacing w:before="0" w:after="283"/>
-              <w:jc w:val="right"/>
-              <w:rPr/>
-            </w:pPr>
-            <w:r>
-              <w:rPr/>
-              <w:t>0.436 +/- 0.007</w:t>
+            <w:tcW w:w="1441" w:type="dxa"/>
+            <w:tcBorders/>
+            <w:vAlign w:val="center"/>
+          </w:tcPr>
+          <w:p>
+            <w:pPr>
+              <w:pStyle w:val="TableContents"/>
+              <w:bidi w:val="0"/>
+              <w:spacing w:before="0" w:after="283"/>
+              <w:jc w:val="right"/>
+              <w:rPr/>
+            </w:pPr>
+            <w:r>
+              <w:rPr/>
+              <w:t>0.447 ± 0.000</w:t>
+            </w:r>
+          </w:p>
+        </w:tc>
+        <w:tc>
+          <w:tcPr>
+            <w:tcW w:w="1546" w:type="dxa"/>
+            <w:tcBorders/>
+            <w:vAlign w:val="center"/>
+          </w:tcPr>
+          <w:p>
+            <w:pPr>
+              <w:pStyle w:val="TableContents"/>
+              <w:bidi w:val="0"/>
+              <w:spacing w:before="0" w:after="283"/>
+              <w:jc w:val="right"/>
+              <w:rPr/>
+            </w:pPr>
+            <w:r>
+              <w:rPr/>
+              <w:t>0.447 ± 0.000</w:t>
             </w:r>
           </w:p>
         </w:tc>
@@ -4832,7 +6983,7 @@
             </w:pPr>
             <w:r>
               <w:rPr/>
-              <w:t>+2.3%</w:t>
+              <w:t>+0.0%</w:t>
             </w:r>
           </w:p>
         </w:tc>
@@ -4861,41 +7012,41 @@
         </w:tc>
         <w:tc>
           <w:tcPr>
-            <w:tcW w:w="1561" w:type="dxa"/>
-            <w:tcBorders/>
-            <w:vAlign w:val="center"/>
-          </w:tcPr>
-          <w:p>
-            <w:pPr>
-              <w:pStyle w:val="TableContents"/>
-              <w:bidi w:val="0"/>
-              <w:spacing w:before="0" w:after="283"/>
-              <w:jc w:val="right"/>
-              <w:rPr/>
-            </w:pPr>
-            <w:r>
-              <w:rPr/>
-              <w:t>0.298 +/- 0.000</w:t>
-            </w:r>
-          </w:p>
-        </w:tc>
-        <w:tc>
-          <w:tcPr>
-            <w:tcW w:w="1561" w:type="dxa"/>
-            <w:tcBorders/>
-            <w:vAlign w:val="center"/>
-          </w:tcPr>
-          <w:p>
-            <w:pPr>
-              <w:pStyle w:val="TableContents"/>
-              <w:bidi w:val="0"/>
-              <w:spacing w:before="0" w:after="283"/>
-              <w:jc w:val="right"/>
-              <w:rPr/>
-            </w:pPr>
-            <w:r>
-              <w:rPr/>
-              <w:t>0.290 +/- 0.009</w:t>
+            <w:tcW w:w="1441" w:type="dxa"/>
+            <w:tcBorders/>
+            <w:vAlign w:val="center"/>
+          </w:tcPr>
+          <w:p>
+            <w:pPr>
+              <w:pStyle w:val="TableContents"/>
+              <w:bidi w:val="0"/>
+              <w:spacing w:before="0" w:after="283"/>
+              <w:jc w:val="right"/>
+              <w:rPr/>
+            </w:pPr>
+            <w:r>
+              <w:rPr/>
+              <w:t>0.298 ± 0.000</w:t>
+            </w:r>
+          </w:p>
+        </w:tc>
+        <w:tc>
+          <w:tcPr>
+            <w:tcW w:w="1546" w:type="dxa"/>
+            <w:tcBorders/>
+            <w:vAlign w:val="center"/>
+          </w:tcPr>
+          <w:p>
+            <w:pPr>
+              <w:pStyle w:val="TableContents"/>
+              <w:bidi w:val="0"/>
+              <w:spacing w:before="0" w:after="283"/>
+              <w:jc w:val="right"/>
+              <w:rPr/>
+            </w:pPr>
+            <w:r>
+              <w:rPr/>
+              <w:t>0.298 ± 0.000</w:t>
             </w:r>
           </w:p>
         </w:tc>
@@ -4915,7 +7066,7 @@
             </w:pPr>
             <w:r>
               <w:rPr/>
-              <w:t>+2.6%</w:t>
+              <w:t>+0.0%</w:t>
             </w:r>
           </w:p>
         </w:tc>
@@ -4943,17 +7094,17 @@
       </w:pPr>
       <w:r>
         <w:rPr/>
-        <w:t xml:space="preserve">Trajectory metrics alone cannot prove that a filter is removing dynamic-object features. Therefore, the rejected features were compared against VIODE moving-vehicle segmentation masks. On </w:t>
+        <w:t xml:space="preserve">Trajectory metrics alone cannot verify that rejected features belong to moving objects. Dedicated dump runs with the stereo 3D gate were therefore compared against VIODE moving-vehicle masks (Table 4). On </w:t>
       </w:r>
       <w:r>
         <w:rPr>
           <w:rStyle w:val="SourceText"/>
         </w:rPr>
-        <w:t>city_day</w:t>
-      </w:r>
-      <w:r>
-        <w:rPr/>
-        <w:t>, rejected features were 8.33x to 31.72x more likely to fall on moving vehicles than randomly selected tracked features, while the static false-positive rate stayed below 1%.</w:t>
+        <w:t>city_day/3_high</w:t>
+      </w:r>
+      <w:r>
+        <w:rPr/>
+        <w:t>, rejected features were 17.43× more likely to fall on moving vehicles than randomly selected tracked features, with static false-positive rate 0.03%. Lift remained above 1× on parking-lot cells but decreased as dynamic base rate increased, explaining why trajectory accuracy can regress even when some dynamic features are identified.</w:t>
       </w:r>
     </w:p>
     <w:p>
@@ -4965,7 +7116,7 @@
       </w:pPr>
       <w:r>
         <w:rPr/>
-        <w:t>Table 4. VIODE Dynamic Feature Detection</w:t>
+        <w:t>Table 4. VIODE Dynamic Feature Detection (stereo 3D gate)</w:t>
       </w:r>
     </w:p>
     <w:tbl>
@@ -5135,7 +7286,7 @@
             </w:pPr>
             <w:r>
               <w:rPr/>
-              <w:t>1_low</w:t>
+              <w:t>3_high</w:t>
             </w:r>
           </w:p>
         </w:tc>
@@ -5155,7 +7306,7 @@
             </w:pPr>
             <w:r>
               <w:rPr/>
-              <w:t>0.08%</w:t>
+              <w:t>4.27%</w:t>
             </w:r>
           </w:p>
         </w:tc>
@@ -5175,7 +7326,7 @@
             </w:pPr>
             <w:r>
               <w:rPr/>
-              <w:t>31.72x</w:t>
+              <w:t>17.43×</w:t>
             </w:r>
           </w:p>
         </w:tc>
@@ -5195,7 +7346,7 @@
             </w:pPr>
             <w:r>
               <w:rPr/>
-              <w:t>0.59%</w:t>
+              <w:t>0.03%</w:t>
             </w:r>
           </w:p>
         </w:tc>
@@ -5218,7 +7369,7 @@
             </w:pPr>
             <w:r>
               <w:rPr/>
-              <w:t>city_day</w:t>
+              <w:t>parking_lot</w:t>
             </w:r>
           </w:p>
         </w:tc>
@@ -5238,7 +7389,7 @@
             </w:pPr>
             <w:r>
               <w:rPr/>
-              <w:t>2_mid</w:t>
+              <w:t>1_low</w:t>
             </w:r>
           </w:p>
         </w:tc>
@@ -5258,7 +7409,7 @@
             </w:pPr>
             <w:r>
               <w:rPr/>
-              <w:t>1.24%</w:t>
+              <w:t>0.78%</w:t>
             </w:r>
           </w:p>
         </w:tc>
@@ -5278,7 +7429,7 @@
             </w:pPr>
             <w:r>
               <w:rPr/>
-              <w:t>12.14x</w:t>
+              <w:t>78.11×</w:t>
             </w:r>
           </w:p>
         </w:tc>
@@ -5298,7 +7449,7 @@
             </w:pPr>
             <w:r>
               <w:rPr/>
-              <w:t>0.59%</w:t>
+              <w:t>0.06%</w:t>
             </w:r>
           </w:p>
         </w:tc>
@@ -5321,7 +7472,7 @@
             </w:pPr>
             <w:r>
               <w:rPr/>
-              <w:t>city_day</w:t>
+              <w:t>parking_lot</w:t>
             </w:r>
           </w:p>
         </w:tc>
@@ -5341,7 +7492,7 @@
             </w:pPr>
             <w:r>
               <w:rPr/>
-              <w:t>3_high</w:t>
+              <w:t>2_mid</w:t>
             </w:r>
           </w:p>
         </w:tc>
@@ -5361,7 +7512,7 @@
             </w:pPr>
             <w:r>
               <w:rPr/>
-              <w:t>4.10%</w:t>
+              <w:t>10.42%</w:t>
             </w:r>
           </w:p>
         </w:tc>
@@ -5381,7 +7532,7 @@
             </w:pPr>
             <w:r>
               <w:rPr/>
-              <w:t>8.33x</w:t>
+              <w:t>6.36×</w:t>
             </w:r>
           </w:p>
         </w:tc>
@@ -5401,7 +7552,7 @@
             </w:pPr>
             <w:r>
               <w:rPr/>
-              <w:t>0.71%</w:t>
+              <w:t>0.19%</w:t>
             </w:r>
           </w:p>
         </w:tc>
@@ -5424,7 +7575,7 @@
             </w:pPr>
             <w:r>
               <w:rPr/>
-              <w:t>city_night</w:t>
+              <w:t>parking_lot</w:t>
             </w:r>
           </w:p>
         </w:tc>
@@ -5444,7 +7595,7 @@
             </w:pPr>
             <w:r>
               <w:rPr/>
-              <w:t>2_mid</w:t>
+              <w:t>3_high</w:t>
             </w:r>
           </w:p>
         </w:tc>
@@ -5464,7 +7615,7 @@
             </w:pPr>
             <w:r>
               <w:rPr/>
-              <w:t>2.0%</w:t>
+              <w:t>13.73%</w:t>
             </w:r>
           </w:p>
         </w:tc>
@@ -5484,7 +7635,7 @@
             </w:pPr>
             <w:r>
               <w:rPr/>
-              <w:t>3.02x</w:t>
+              <w:t>4.96×</w:t>
             </w:r>
           </w:p>
         </w:tc>
@@ -5504,316 +7655,7 @@
             </w:pPr>
             <w:r>
               <w:rPr/>
-              <w:t>0.8%</w:t>
-            </w:r>
-          </w:p>
-        </w:tc>
-      </w:tr>
-      <w:tr>
-        <w:trPr/>
-        <w:tc>
-          <w:tcPr>
-            <w:tcW w:w="1396" w:type="dxa"/>
-            <w:tcBorders/>
-            <w:vAlign w:val="center"/>
-          </w:tcPr>
-          <w:p>
-            <w:pPr>
-              <w:pStyle w:val="TableContents"/>
-              <w:bidi w:val="0"/>
-              <w:spacing w:before="0" w:after="283"/>
-              <w:jc w:val="left"/>
-              <w:rPr/>
-            </w:pPr>
-            <w:r>
-              <w:rPr/>
-              <w:t>city_night</w:t>
-            </w:r>
-          </w:p>
-        </w:tc>
-        <w:tc>
-          <w:tcPr>
-            <w:tcW w:w="766" w:type="dxa"/>
-            <w:tcBorders/>
-            <w:vAlign w:val="center"/>
-          </w:tcPr>
-          <w:p>
-            <w:pPr>
-              <w:pStyle w:val="TableContents"/>
-              <w:bidi w:val="0"/>
-              <w:spacing w:before="0" w:after="283"/>
-              <w:jc w:val="left"/>
-              <w:rPr/>
-            </w:pPr>
-            <w:r>
-              <w:rPr/>
-              <w:t>3_high</w:t>
-            </w:r>
-          </w:p>
-        </w:tc>
-        <w:tc>
-          <w:tcPr>
-            <w:tcW w:w="1936" w:type="dxa"/>
-            <w:tcBorders/>
-            <w:vAlign w:val="center"/>
-          </w:tcPr>
-          <w:p>
-            <w:pPr>
-              <w:pStyle w:val="TableContents"/>
-              <w:bidi w:val="0"/>
-              <w:spacing w:before="0" w:after="283"/>
-              <w:jc w:val="right"/>
-              <w:rPr/>
-            </w:pPr>
-            <w:r>
-              <w:rPr/>
-              <w:t>4.9%</w:t>
-            </w:r>
-          </w:p>
-        </w:tc>
-        <w:tc>
-          <w:tcPr>
-            <w:tcW w:w="1336" w:type="dxa"/>
-            <w:tcBorders/>
-            <w:vAlign w:val="center"/>
-          </w:tcPr>
-          <w:p>
-            <w:pPr>
-              <w:pStyle w:val="TableContents"/>
-              <w:bidi w:val="0"/>
-              <w:spacing w:before="0" w:after="283"/>
-              <w:jc w:val="right"/>
-              <w:rPr/>
-            </w:pPr>
-            <w:r>
-              <w:rPr/>
-              <w:t>2.89x</w:t>
-            </w:r>
-          </w:p>
-        </w:tc>
-        <w:tc>
-          <w:tcPr>
-            <w:tcW w:w="1201" w:type="dxa"/>
-            <w:tcBorders/>
-            <w:vAlign w:val="center"/>
-          </w:tcPr>
-          <w:p>
-            <w:pPr>
-              <w:pStyle w:val="TableContents"/>
-              <w:bidi w:val="0"/>
-              <w:spacing w:before="0" w:after="283"/>
-              <w:jc w:val="right"/>
-              <w:rPr/>
-            </w:pPr>
-            <w:r>
-              <w:rPr/>
-              <w:t>0.7%</w:t>
-            </w:r>
-          </w:p>
-        </w:tc>
-      </w:tr>
-      <w:tr>
-        <w:trPr/>
-        <w:tc>
-          <w:tcPr>
-            <w:tcW w:w="1396" w:type="dxa"/>
-            <w:tcBorders/>
-            <w:vAlign w:val="center"/>
-          </w:tcPr>
-          <w:p>
-            <w:pPr>
-              <w:pStyle w:val="TableContents"/>
-              <w:bidi w:val="0"/>
-              <w:spacing w:before="0" w:after="283"/>
-              <w:jc w:val="left"/>
-              <w:rPr/>
-            </w:pPr>
-            <w:r>
-              <w:rPr/>
-              <w:t>parking_lot</w:t>
-            </w:r>
-          </w:p>
-        </w:tc>
-        <w:tc>
-          <w:tcPr>
-            <w:tcW w:w="766" w:type="dxa"/>
-            <w:tcBorders/>
-            <w:vAlign w:val="center"/>
-          </w:tcPr>
-          <w:p>
-            <w:pPr>
-              <w:pStyle w:val="TableContents"/>
-              <w:bidi w:val="0"/>
-              <w:spacing w:before="0" w:after="283"/>
-              <w:jc w:val="left"/>
-              <w:rPr/>
-            </w:pPr>
-            <w:r>
-              <w:rPr/>
-              <w:t>2_mid</w:t>
-            </w:r>
-          </w:p>
-        </w:tc>
-        <w:tc>
-          <w:tcPr>
-            <w:tcW w:w="1936" w:type="dxa"/>
-            <w:tcBorders/>
-            <w:vAlign w:val="center"/>
-          </w:tcPr>
-          <w:p>
-            <w:pPr>
-              <w:pStyle w:val="TableContents"/>
-              <w:bidi w:val="0"/>
-              <w:spacing w:before="0" w:after="283"/>
-              <w:jc w:val="right"/>
-              <w:rPr/>
-            </w:pPr>
-            <w:r>
-              <w:rPr/>
-              <w:t>10.7%</w:t>
-            </w:r>
-          </w:p>
-        </w:tc>
-        <w:tc>
-          <w:tcPr>
-            <w:tcW w:w="1336" w:type="dxa"/>
-            <w:tcBorders/>
-            <w:vAlign w:val="center"/>
-          </w:tcPr>
-          <w:p>
-            <w:pPr>
-              <w:pStyle w:val="TableContents"/>
-              <w:bidi w:val="0"/>
-              <w:spacing w:before="0" w:after="283"/>
-              <w:jc w:val="right"/>
-              <w:rPr/>
-            </w:pPr>
-            <w:r>
-              <w:rPr/>
-              <w:t>1.48x</w:t>
-            </w:r>
-          </w:p>
-        </w:tc>
-        <w:tc>
-          <w:tcPr>
-            <w:tcW w:w="1201" w:type="dxa"/>
-            <w:tcBorders/>
-            <w:vAlign w:val="center"/>
-          </w:tcPr>
-          <w:p>
-            <w:pPr>
-              <w:pStyle w:val="TableContents"/>
-              <w:bidi w:val="0"/>
-              <w:spacing w:before="0" w:after="283"/>
-              <w:jc w:val="right"/>
-              <w:rPr/>
-            </w:pPr>
-            <w:r>
-              <w:rPr/>
-              <w:t>2.8%</w:t>
-            </w:r>
-          </w:p>
-        </w:tc>
-      </w:tr>
-      <w:tr>
-        <w:trPr/>
-        <w:tc>
-          <w:tcPr>
-            <w:tcW w:w="1396" w:type="dxa"/>
-            <w:tcBorders/>
-            <w:vAlign w:val="center"/>
-          </w:tcPr>
-          <w:p>
-            <w:pPr>
-              <w:pStyle w:val="TableContents"/>
-              <w:bidi w:val="0"/>
-              <w:spacing w:before="0" w:after="283"/>
-              <w:jc w:val="left"/>
-              <w:rPr/>
-            </w:pPr>
-            <w:r>
-              <w:rPr/>
-              <w:t>parking_lot</w:t>
-            </w:r>
-          </w:p>
-        </w:tc>
-        <w:tc>
-          <w:tcPr>
-            <w:tcW w:w="766" w:type="dxa"/>
-            <w:tcBorders/>
-            <w:vAlign w:val="center"/>
-          </w:tcPr>
-          <w:p>
-            <w:pPr>
-              <w:pStyle w:val="TableContents"/>
-              <w:bidi w:val="0"/>
-              <w:spacing w:before="0" w:after="283"/>
-              <w:jc w:val="left"/>
-              <w:rPr/>
-            </w:pPr>
-            <w:r>
-              <w:rPr/>
-              <w:t>3_high</w:t>
-            </w:r>
-          </w:p>
-        </w:tc>
-        <w:tc>
-          <w:tcPr>
-            <w:tcW w:w="1936" w:type="dxa"/>
-            <w:tcBorders/>
-            <w:vAlign w:val="center"/>
-          </w:tcPr>
-          <w:p>
-            <w:pPr>
-              <w:pStyle w:val="TableContents"/>
-              <w:bidi w:val="0"/>
-              <w:spacing w:before="0" w:after="283"/>
-              <w:jc w:val="right"/>
-              <w:rPr/>
-            </w:pPr>
-            <w:r>
-              <w:rPr/>
-              <w:t>14.0%</w:t>
-            </w:r>
-          </w:p>
-        </w:tc>
-        <w:tc>
-          <w:tcPr>
-            <w:tcW w:w="1336" w:type="dxa"/>
-            <w:tcBorders/>
-            <w:vAlign w:val="center"/>
-          </w:tcPr>
-          <w:p>
-            <w:pPr>
-              <w:pStyle w:val="TableContents"/>
-              <w:bidi w:val="0"/>
-              <w:spacing w:before="0" w:after="283"/>
-              <w:jc w:val="right"/>
-              <w:rPr/>
-            </w:pPr>
-            <w:r>
-              <w:rPr/>
-              <w:t>1.42x</w:t>
-            </w:r>
-          </w:p>
-        </w:tc>
-        <w:tc>
-          <w:tcPr>
-            <w:tcW w:w="1201" w:type="dxa"/>
-            <w:tcBorders/>
-            <w:vAlign w:val="center"/>
-          </w:tcPr>
-          <w:p>
-            <w:pPr>
-              <w:pStyle w:val="TableContents"/>
-              <w:bidi w:val="0"/>
-              <w:spacing w:before="0" w:after="283"/>
-              <w:jc w:val="right"/>
-              <w:rPr/>
-            </w:pPr>
-            <w:r>
-              <w:rPr/>
-              <w:t>3.0%</w:t>
+              <w:t>0.17%</w:t>
             </w:r>
           </w:p>
         </w:tc>
@@ -5884,7 +7726,19 @@
       </w:r>
       <w:r>
         <w:rPr/>
-        <w:t xml:space="preserve"> Dynamic-feature detection lift on VIODE moving-vehicle masks. A lift of 1x equals random sampling; higher is better.</w:t>
+        <w:t xml:space="preserve"> Dynamic-feature detection lift on VIODE moving-vehicle masks.</w:t>
+      </w:r>
+    </w:p>
+    <w:p>
+      <w:pPr>
+        <w:pStyle w:val="Heading3"/>
+        <w:bidi w:val="0"/>
+        <w:jc w:val="left"/>
+        <w:rPr/>
+      </w:pPr>
+      <w:r>
+        <w:rPr/>
+        <w:t>5.4 Computational Overhead</w:t>
       </w:r>
     </w:p>
     <w:p>
@@ -5897,52 +7751,7 @@
       </w:pPr>
       <w:r>
         <w:rPr/>
-        <w:t xml:space="preserve">The detection results explain both the success and the failure cases. In </w:t>
-      </w:r>
-      <w:r>
-        <w:rPr>
-          <w:rStyle w:val="SourceText"/>
-        </w:rPr>
-        <w:t>city_day</w:t>
-      </w:r>
-      <w:r>
-        <w:rPr/>
-        <w:t xml:space="preserve">, the filter strongly concentrates rejections on moving vehicles. In </w:t>
-      </w:r>
-      <w:r>
-        <w:rPr>
-          <w:rStyle w:val="SourceText"/>
-        </w:rPr>
-        <w:t>parking_lot</w:t>
-      </w:r>
-      <w:r>
-        <w:rPr/>
-        <w:t>, the dynamic base rate is much higher and the lift drops to about 1.4x. This indicates that the geometric separation between static and dynamic features becomes weak when large moving regions affect the fundamental matrix.</w:t>
-      </w:r>
-    </w:p>
-    <w:p>
-      <w:pPr>
-        <w:pStyle w:val="Heading3"/>
-        <w:bidi w:val="0"/>
-        <w:jc w:val="left"/>
-        <w:rPr/>
-      </w:pPr>
-      <w:r>
-        <w:rPr/>
-        <w:t>5.4 Computational Overhead</w:t>
-      </w:r>
-    </w:p>
-    <w:p>
-      <w:pPr>
-        <w:pStyle w:val="TextBody"/>
-        <w:bidi w:val="0"/>
-        <w:spacing w:before="0" w:after="283"/>
-        <w:jc w:val="left"/>
-        <w:rPr/>
-      </w:pPr>
-      <w:r>
-        <w:rPr/>
-        <w:t>Because the module is intended as a lightweight front-end addition, its runtime cost was measured directly in the deployed pipeline. Over 74,994 logged frames across all VIODE adaptive trials, the GeoDF-Adaptive step took a mean of 0.28 ms per frame (median 0.24 ms, 95th percentile 0.53 ms, 99th percentile 0.83 ms). At the 20 Hz image rate of the evaluated sequences, this corresponds to about 0.56% of the 50 ms per-frame budget. The scene-aware gate kept the hard-rejection path active on only 10.3% of frames, so on static or low-dynamic stretches the dominant cost is a single fundamental matrix estimation and Sampson scoring pass, while full rejection and temporal voting run only when the smoothed outlier signal arms the module. These measurements support describing GeoDF-Adaptive as a low-overhead, CPU-only front-end module rather than relying on a qualitative claim.</w:t>
+        <w:t>Table 5 reports runtime on VIODE adaptive trials. The mean GeoDF-Adaptive cost was 1.76 ms per frame (median 1.65 ms, 95th percentile 2.57 ms), corresponding to about 3.5% of the 50 ms budget at 20 Hz. Hard rejection was armed on only 2.4% of frames, so most frames paid mainly for geometric scoring rather than full deletion.</w:t>
       </w:r>
     </w:p>
     <w:p>
@@ -6059,7 +7868,7 @@
             </w:pPr>
             <w:r>
               <w:rPr/>
-              <w:t>0.28 ms</w:t>
+              <w:t>1.76 ms</w:t>
             </w:r>
           </w:p>
         </w:tc>
@@ -6102,7 +7911,7 @@
             </w:pPr>
             <w:r>
               <w:rPr/>
-              <w:t>0.24 ms</w:t>
+              <w:t>1.65 ms</w:t>
             </w:r>
           </w:p>
         </w:tc>
@@ -6145,7 +7954,7 @@
             </w:pPr>
             <w:r>
               <w:rPr/>
-              <w:t>0.53 ms</w:t>
+              <w:t>2.57 ms</w:t>
             </w:r>
           </w:p>
         </w:tc>
@@ -6188,7 +7997,7 @@
             </w:pPr>
             <w:r>
               <w:rPr/>
-              <w:t>0.83 ms</w:t>
+              <w:t>3.64 ms</w:t>
             </w:r>
           </w:p>
         </w:tc>
@@ -6231,7 +8040,7 @@
             </w:pPr>
             <w:r>
               <w:rPr/>
-              <w:t>0.56%</w:t>
+              <w:t>3.52%</w:t>
             </w:r>
           </w:p>
         </w:tc>
@@ -6274,7 +8083,7 @@
             </w:pPr>
             <w:r>
               <w:rPr/>
-              <w:t>10.3%</w:t>
+              <w:t>2.4%</w:t>
             </w:r>
           </w:p>
         </w:tc>
@@ -6317,7 +8126,7 @@
             </w:pPr>
             <w:r>
               <w:rPr/>
-              <w:t>74,994 (60 trials)</w:t>
+              <w:t>75,012 (60 trials)</w:t>
             </w:r>
           </w:p>
         </w:tc>
@@ -6345,7 +8154,17 @@
       </w:pPr>
       <w:r>
         <w:rPr/>
-        <w:t xml:space="preserve">The main limitation is the majority-rigid assumption behind fundamental matrix estimation. If dynamic features occupy large regions of the image, the estimated model can be biased toward moving objects. In this case, the dual gate may delete useful static features or fail to identify the correct dynamic set. The </w:t>
+        <w:t xml:space="preserve">GeoDF-Adaptive is most effective when dynamic objects create clear geometric inconsistency but do not dominate the scene. </w:t>
+      </w:r>
+      <w:r>
+        <w:rPr>
+          <w:rStyle w:val="SourceText"/>
+        </w:rPr>
+        <w:t>city_day/3_high</w:t>
+      </w:r>
+      <w:r>
+        <w:rPr/>
+        <w:t xml:space="preserve"> satisfies this condition and yields the main trajectory gain. In </w:t>
       </w:r>
       <w:r>
         <w:rPr>
@@ -6355,7 +8174,20 @@
       </w:r>
       <w:r>
         <w:rPr/>
-        <w:t xml:space="preserve"> results confirm this limitation. Future work should combine the current scene-aware activation with IMU-compensated epipolar scoring, progressive or weighted fundamental matrix estimation, and scene-adaptive hard/soft rejection.</w:t>
+        <w:t>, large moving regions increase dynamic base rate above 10% and weaken the rigid-scene assumption behind both 2D and 3D gates. The parking-lot regressions therefore represent a structural limitation rather than an implementation artefact.</w:t>
+      </w:r>
+    </w:p>
+    <w:p>
+      <w:pPr>
+        <w:pStyle w:val="TextBody"/>
+        <w:bidi w:val="0"/>
+        <w:spacing w:before="0" w:after="283"/>
+        <w:jc w:val="left"/>
+        <w:rPr/>
+      </w:pPr>
+      <w:r>
+        <w:rPr/>
+        <w:t>Future work may combine the current front-end with IMU-compensated epipolar scoring, progressive model estimation, and soft-weighted back-end down-weighting instead of hard deletion.</w:t>
       </w:r>
     </w:p>
     <w:p>
@@ -6380,52 +8212,29 @@
       </w:pPr>
       <w:r>
         <w:rPr/>
-        <w:t>This paper presented GeoDF-Adaptive, a geometry-only dynamic feature rejection method for stereo-inertial visual odometry. The method combines temporal epipolar consistency, Sampson residual gating, scene-aware activation, auto-calibrated thresholding, and track-level temporal voting. Experiments on EuRoC and VIODE show that the method preserves static-scene performance and improves several moderate-dynamic VIODE cases. Feature-level evaluation using VIODE moving-vehicle masks confirms that rejected features are substantially more likely to belong to moving objects in favourable scenes. The method is not universal, and high dynamic-density parking-lot scenes remain a limitation. The results support GeoDF-Adaptive as a reproducible geometry-only baseline for applied dynamic-scene VIO research.</w:t>
-      </w:r>
-    </w:p>
-    <w:p>
-      <w:pPr>
-        <w:pStyle w:val="Heading2"/>
-        <w:bidi w:val="0"/>
-        <w:jc w:val="left"/>
-        <w:rPr/>
-      </w:pPr>
-      <w:r>
-        <w:rPr/>
-        <w:t>References</w:t>
-      </w:r>
-    </w:p>
-    <w:p>
-      <w:pPr>
-        <w:pStyle w:val="TextBody"/>
-        <w:bidi w:val="0"/>
-        <w:spacing w:before="0" w:after="283"/>
-        <w:jc w:val="left"/>
-        <w:rPr/>
-      </w:pPr>
-      <w:r>
-        <w:rPr/>
-        <w:t xml:space="preserve">(IEEE numbered style, as used by AECE. DOIs verified; format the final list in the AECE </w:t>
+        <w:t xml:space="preserve">This paper presented GeoDF-Adaptive, a geometry-only dynamic feature rejection module for stereo-inertial VINS. The method integrates stereo 3D motion consistency, temporal epipolar support, scene-aware activation, quality-aware gating, temporal voting, and guarded hard rejection in the front-end while leaving the back-end unchanged. On VIODE, it improved ATE in 3 of 12 conditions under a ±3% band, with a +14.8% gain on </w:t>
       </w:r>
       <w:r>
         <w:rPr>
           <w:rStyle w:val="SourceText"/>
         </w:rPr>
-        <w:t>.doc</w:t>
-      </w:r>
-      <w:r>
-        <w:rPr/>
-        <w:t xml:space="preserve"> template. The </w:t>
-      </w:r>
-      <w:r>
-        <w:rPr>
-          <w:rStyle w:val="SourceText"/>
-        </w:rPr>
-        <w:t>evo</w:t>
-      </w:r>
-      <w:r>
-        <w:rPr/>
-        <w:t xml:space="preserve"> tool [9] has no DOI and is cited as a software repository.)</w:t>
+        <w:t>city_day/3_high</w:t>
+      </w:r>
+      <w:r>
+        <w:rPr/>
+        <w:t>. On EuRoC, it preserved static-scene accuracy with no sequence regressing beyond ±5%. Feature-level evaluation confirmed that rejected points align with moving vehicles on favourable cells, while high dynamic-density parking-lot scenes remain a limitation. GeoDF-Adaptive is therefore best viewed as a reproducible, training-free enhancement for moderate-dynamic outdoor stereo-inertial odometry rather than a universal dynamic VIO solution.</w:t>
+      </w:r>
+    </w:p>
+    <w:p>
+      <w:pPr>
+        <w:pStyle w:val="Heading2"/>
+        <w:bidi w:val="0"/>
+        <w:jc w:val="left"/>
+        <w:rPr/>
+      </w:pPr>
+      <w:r>
+        <w:rPr/>
+        <w:t>References</w:t>
       </w:r>
     </w:p>
     <w:p>
@@ -6646,437 +8455,6 @@
       <w:r>
         <w:rPr/>
         <w:t>, 1994, pp. 593-600. DOI: 10.1109/CVPR.1994.323794</w:t>
-      </w:r>
-    </w:p>
-    <w:p>
-      <w:pPr>
-        <w:pStyle w:val="Heading2"/>
-        <w:bidi w:val="0"/>
-        <w:jc w:val="left"/>
-        <w:rPr/>
-      </w:pPr>
-      <w:r>
-        <w:rPr/>
-        <w:t>AECE Finalization Checklist</w:t>
-      </w:r>
-    </w:p>
-    <w:p>
-      <w:pPr>
-        <w:pStyle w:val="TextBody"/>
-        <w:bidi w:val="0"/>
-        <w:spacing w:before="0" w:after="283"/>
-        <w:jc w:val="left"/>
-        <w:rPr/>
-      </w:pPr>
-      <w:r>
-        <w:rPr/>
-        <w:t>Done:</w:t>
-      </w:r>
-    </w:p>
-    <w:p>
-      <w:pPr>
-        <w:pStyle w:val="TextBody"/>
-        <w:numPr>
-          <w:ilvl w:val="0"/>
-          <w:numId w:val="3"/>
-        </w:numPr>
-        <w:tabs>
-          <w:tab w:val="clear" w:pos="1134"/>
-          <w:tab w:val="left" w:pos="709" w:leader="none"/>
-        </w:tabs>
-        <w:bidi w:val="0"/>
-        <w:spacing w:before="0" w:after="0"/>
-        <w:ind w:left="709" w:hanging="283"/>
-        <w:jc w:val="left"/>
-        <w:rPr/>
-      </w:pPr>
-      <w:r>
-        <w:rPr/>
-        <w:t xml:space="preserve">[x] References added with verified DOIs (Section References). </w:t>
-      </w:r>
-    </w:p>
-    <w:p>
-      <w:pPr>
-        <w:pStyle w:val="TextBody"/>
-        <w:numPr>
-          <w:ilvl w:val="0"/>
-          <w:numId w:val="3"/>
-        </w:numPr>
-        <w:tabs>
-          <w:tab w:val="clear" w:pos="1134"/>
-          <w:tab w:val="left" w:pos="709" w:leader="none"/>
-        </w:tabs>
-        <w:bidi w:val="0"/>
-        <w:spacing w:before="0" w:after="0"/>
-        <w:ind w:left="709" w:hanging="283"/>
-        <w:jc w:val="left"/>
-        <w:rPr/>
-      </w:pPr>
-      <w:r>
-        <w:rPr/>
-        <w:t xml:space="preserve">[x] Runtime/overhead measured in-pipeline (Section 5.4, Table 5) — supports the low-overhead claim with data instead of qualitative wording. </w:t>
-      </w:r>
-    </w:p>
-    <w:p>
-      <w:pPr>
-        <w:pStyle w:val="TextBody"/>
-        <w:numPr>
-          <w:ilvl w:val="0"/>
-          <w:numId w:val="3"/>
-        </w:numPr>
-        <w:tabs>
-          <w:tab w:val="clear" w:pos="1134"/>
-          <w:tab w:val="left" w:pos="709" w:leader="none"/>
-        </w:tabs>
-        <w:bidi w:val="0"/>
-        <w:ind w:left="709" w:hanging="283"/>
-        <w:jc w:val="left"/>
-        <w:rPr/>
-      </w:pPr>
-      <w:r>
-        <w:rPr/>
-        <w:t xml:space="preserve">[x] Related Work positioning table cites baselines and prior work. </w:t>
-      </w:r>
-    </w:p>
-    <w:p>
-      <w:pPr>
-        <w:pStyle w:val="TextBody"/>
-        <w:bidi w:val="0"/>
-        <w:jc w:val="left"/>
-        <w:rPr/>
-      </w:pPr>
-      <w:r>
-        <w:rPr/>
-        <w:t>Remaining:</w:t>
-      </w:r>
-    </w:p>
-    <w:p>
-      <w:pPr>
-        <w:pStyle w:val="TextBody"/>
-        <w:numPr>
-          <w:ilvl w:val="0"/>
-          <w:numId w:val="4"/>
-        </w:numPr>
-        <w:tabs>
-          <w:tab w:val="clear" w:pos="1134"/>
-          <w:tab w:val="left" w:pos="709" w:leader="none"/>
-        </w:tabs>
-        <w:bidi w:val="0"/>
-        <w:spacing w:before="0" w:after="0"/>
-        <w:ind w:left="709" w:hanging="283"/>
-        <w:jc w:val="left"/>
-        <w:rPr/>
-      </w:pPr>
-      <w:r>
-        <w:rPr/>
-        <w:t xml:space="preserve">[ ] Convert this draft to the official AECE </w:t>
-      </w:r>
-      <w:r>
-        <w:rPr>
-          <w:rStyle w:val="SourceText"/>
-        </w:rPr>
-        <w:t>.doc</w:t>
-      </w:r>
-      <w:r>
-        <w:rPr/>
-        <w:t xml:space="preserve"> template (a generated </w:t>
-      </w:r>
-      <w:r>
-        <w:rPr>
-          <w:rStyle w:val="SourceText"/>
-        </w:rPr>
-        <w:t>.docx</w:t>
-      </w:r>
-      <w:r>
-        <w:rPr/>
-        <w:t xml:space="preserve"> is available at </w:t>
-      </w:r>
-      <w:r>
-        <w:rPr>
-          <w:rStyle w:val="SourceText"/>
-        </w:rPr>
-        <w:t>docs/MANUSCRIPT_GeoDF-VINS-AECE.docx</w:t>
-      </w:r>
-      <w:r>
-        <w:rPr/>
-        <w:t xml:space="preserve"> to copy from). </w:t>
-      </w:r>
-    </w:p>
-    <w:p>
-      <w:pPr>
-        <w:pStyle w:val="TextBody"/>
-        <w:numPr>
-          <w:ilvl w:val="0"/>
-          <w:numId w:val="4"/>
-        </w:numPr>
-        <w:tabs>
-          <w:tab w:val="clear" w:pos="1134"/>
-          <w:tab w:val="left" w:pos="709" w:leader="none"/>
-        </w:tabs>
-        <w:bidi w:val="0"/>
-        <w:spacing w:before="0" w:after="0"/>
-        <w:ind w:left="709" w:hanging="283"/>
-        <w:jc w:val="left"/>
-        <w:rPr/>
-      </w:pPr>
-      <w:r>
-        <w:rPr/>
-        <w:t xml:space="preserve">[x] Pipeline figure rendered (Figure 1): </w:t>
-      </w:r>
-      <w:r>
-        <w:rPr>
-          <w:rStyle w:val="SourceText"/>
-        </w:rPr>
-        <w:t>results/geodf_evaluation/figures/pipeline_geodf_adaptive.{svg,pdf,png}</w:t>
-      </w:r>
-      <w:r>
-        <w:rPr/>
-        <w:t xml:space="preserve"> (vector + 300 dpi, grayscale-safe). </w:t>
-      </w:r>
-    </w:p>
-    <w:p>
-      <w:pPr>
-        <w:pStyle w:val="TextBody"/>
-        <w:numPr>
-          <w:ilvl w:val="0"/>
-          <w:numId w:val="4"/>
-        </w:numPr>
-        <w:tabs>
-          <w:tab w:val="clear" w:pos="1134"/>
-          <w:tab w:val="left" w:pos="709" w:leader="none"/>
-        </w:tabs>
-        <w:bidi w:val="0"/>
-        <w:spacing w:before="0" w:after="0"/>
-        <w:ind w:left="709" w:hanging="283"/>
-        <w:jc w:val="left"/>
-        <w:rPr/>
-      </w:pPr>
-      <w:r>
-        <w:rPr/>
-        <w:t xml:space="preserve">[ ] Keep the manuscript at 8 pages if possible; otherwise use 10 pages and budget 25 EUR per extra page. </w:t>
-      </w:r>
-    </w:p>
-    <w:p>
-      <w:pPr>
-        <w:pStyle w:val="TextBody"/>
-        <w:numPr>
-          <w:ilvl w:val="0"/>
-          <w:numId w:val="4"/>
-        </w:numPr>
-        <w:tabs>
-          <w:tab w:val="clear" w:pos="1134"/>
-          <w:tab w:val="left" w:pos="709" w:leader="none"/>
-        </w:tabs>
-        <w:bidi w:val="0"/>
-        <w:spacing w:before="0" w:after="0"/>
-        <w:ind w:left="709" w:hanging="283"/>
-        <w:jc w:val="left"/>
-        <w:rPr/>
-      </w:pPr>
-      <w:r>
-        <w:rPr/>
-        <w:t xml:space="preserve">[ ] Confirm five keywords match/approach the AECE keyword list. </w:t>
-      </w:r>
-    </w:p>
-    <w:p>
-      <w:pPr>
-        <w:pStyle w:val="TextBody"/>
-        <w:numPr>
-          <w:ilvl w:val="0"/>
-          <w:numId w:val="4"/>
-        </w:numPr>
-        <w:tabs>
-          <w:tab w:val="clear" w:pos="1134"/>
-          <w:tab w:val="left" w:pos="709" w:leader="none"/>
-        </w:tabs>
-        <w:bidi w:val="0"/>
-        <w:spacing w:before="0" w:after="0"/>
-        <w:ind w:left="709" w:hanging="283"/>
-        <w:jc w:val="left"/>
-        <w:rPr/>
-      </w:pPr>
-      <w:r>
-        <w:rPr/>
-        <w:t xml:space="preserve">[ ] Prepare the copyright transfer / author's guarantee form. </w:t>
-      </w:r>
-    </w:p>
-    <w:p>
-      <w:pPr>
-        <w:pStyle w:val="TextBody"/>
-        <w:numPr>
-          <w:ilvl w:val="0"/>
-          <w:numId w:val="4"/>
-        </w:numPr>
-        <w:tabs>
-          <w:tab w:val="clear" w:pos="1134"/>
-          <w:tab w:val="left" w:pos="709" w:leader="none"/>
-        </w:tabs>
-        <w:bidi w:val="0"/>
-        <w:ind w:left="709" w:hanging="283"/>
-        <w:jc w:val="left"/>
-        <w:rPr/>
-      </w:pPr>
-      <w:r>
-        <w:rPr/>
-        <w:t xml:space="preserve">[ ] Check plagiarism/originality before submission. </w:t>
-      </w:r>
-    </w:p>
-    <w:p>
-      <w:pPr>
-        <w:pStyle w:val="Heading2"/>
-        <w:bidi w:val="0"/>
-        <w:jc w:val="left"/>
-        <w:rPr/>
-      </w:pPr>
-      <w:r>
-        <w:rPr/>
-        <w:t>Figure and Build Artifacts</w:t>
-      </w:r>
-    </w:p>
-    <w:p>
-      <w:pPr>
-        <w:pStyle w:val="TextBody"/>
-        <w:numPr>
-          <w:ilvl w:val="0"/>
-          <w:numId w:val="5"/>
-        </w:numPr>
-        <w:tabs>
-          <w:tab w:val="clear" w:pos="1134"/>
-          <w:tab w:val="left" w:pos="709" w:leader="none"/>
-        </w:tabs>
-        <w:bidi w:val="0"/>
-        <w:spacing w:before="0" w:after="0"/>
-        <w:ind w:left="709" w:hanging="283"/>
-        <w:jc w:val="left"/>
-        <w:rPr/>
-      </w:pPr>
-      <w:r>
-        <w:rPr/>
-        <w:t xml:space="preserve">Figure 1 (pipeline): </w:t>
-      </w:r>
-      <w:r>
-        <w:rPr>
-          <w:rStyle w:val="SourceText"/>
-        </w:rPr>
-        <w:t>results/geodf_evaluation/figures/pipeline_geodf_adaptive.svg</w:t>
-      </w:r>
-      <w:r>
-        <w:rPr/>
-        <w:t xml:space="preserve"> / </w:t>
-      </w:r>
-      <w:r>
-        <w:rPr>
-          <w:rStyle w:val="SourceText"/>
-        </w:rPr>
-        <w:t>.pdf</w:t>
-      </w:r>
-      <w:r>
-        <w:rPr/>
-        <w:t xml:space="preserve"> / </w:t>
-      </w:r>
-      <w:r>
-        <w:rPr>
-          <w:rStyle w:val="SourceText"/>
-        </w:rPr>
-        <w:t>.png</w:t>
-      </w:r>
-      <w:r>
-        <w:rPr/>
-        <w:t xml:space="preserve">, regenerated by </w:t>
-      </w:r>
-      <w:r>
-        <w:rPr>
-          <w:rStyle w:val="SourceText"/>
-        </w:rPr>
-        <w:t>scripts/make_pipeline_figure.py</w:t>
-      </w:r>
-      <w:r>
-        <w:rPr/>
-        <w:t xml:space="preserve">. </w:t>
-      </w:r>
-    </w:p>
-    <w:p>
-      <w:pPr>
-        <w:pStyle w:val="TextBody"/>
-        <w:numPr>
-          <w:ilvl w:val="0"/>
-          <w:numId w:val="5"/>
-        </w:numPr>
-        <w:tabs>
-          <w:tab w:val="clear" w:pos="1134"/>
-          <w:tab w:val="left" w:pos="709" w:leader="none"/>
-        </w:tabs>
-        <w:bidi w:val="0"/>
-        <w:spacing w:before="0" w:after="0"/>
-        <w:ind w:left="709" w:hanging="283"/>
-        <w:jc w:val="left"/>
-        <w:rPr/>
-      </w:pPr>
-      <w:r>
-        <w:rPr/>
-        <w:t xml:space="preserve">Result figures: </w:t>
-      </w:r>
-      <w:r>
-        <w:rPr>
-          <w:rStyle w:val="SourceText"/>
-        </w:rPr>
-        <w:t>results/geodf_evaluation/figures/viode_ate_delta_n5.svg</w:t>
-      </w:r>
-      <w:r>
-        <w:rPr/>
-        <w:t xml:space="preserve">, </w:t>
-      </w:r>
-      <w:r>
-        <w:rPr>
-          <w:rStyle w:val="SourceText"/>
-        </w:rPr>
-        <w:t>viode_detection_lift.svg</w:t>
-      </w:r>
-      <w:r>
-        <w:rPr/>
-        <w:t xml:space="preserve">. </w:t>
-      </w:r>
-    </w:p>
-    <w:p>
-      <w:pPr>
-        <w:pStyle w:val="TextBody"/>
-        <w:numPr>
-          <w:ilvl w:val="0"/>
-          <w:numId w:val="5"/>
-        </w:numPr>
-        <w:tabs>
-          <w:tab w:val="clear" w:pos="1134"/>
-          <w:tab w:val="left" w:pos="709" w:leader="none"/>
-        </w:tabs>
-        <w:bidi w:val="0"/>
-        <w:spacing w:before="0" w:after="283"/>
-        <w:ind w:left="709" w:hanging="283"/>
-        <w:jc w:val="left"/>
-        <w:rPr/>
-      </w:pPr>
-      <w:r>
-        <w:rPr/>
-        <w:t xml:space="preserve">Word export: </w:t>
-      </w:r>
-      <w:r>
-        <w:rPr>
-          <w:rStyle w:val="SourceText"/>
-        </w:rPr>
-        <w:t>docs/MANUSCRIPT_GeoDF-VINS-AECE.docx</w:t>
-      </w:r>
-      <w:r>
-        <w:rPr/>
-        <w:t xml:space="preserve">, regenerated by </w:t>
-      </w:r>
-      <w:r>
-        <w:rPr>
-          <w:rStyle w:val="SourceText"/>
-        </w:rPr>
-        <w:t>scripts/build_manuscript_docx.sh</w:t>
-      </w:r>
-      <w:r>
-        <w:rPr/>
-        <w:t xml:space="preserve">. </w:t>
       </w:r>
     </w:p>
     <w:sectPr>
@@ -7097,6 +8475,125 @@
   <w:abstractNum w:abstractNumId="1">
     <w:lvl w:ilvl="0">
       <w:start w:val="1"/>
+      <w:numFmt w:val="decimal"/>
+      <w:lvlText w:val="%1."/>
+      <w:lvlJc w:val="left"/>
+      <w:pPr>
+        <w:tabs>
+          <w:tab w:val="num" w:pos="709"/>
+        </w:tabs>
+        <w:ind w:left="709" w:hanging="283"/>
+      </w:pPr>
+      <w:rPr/>
+    </w:lvl>
+    <w:lvl w:ilvl="1">
+      <w:start w:val="1"/>
+      <w:numFmt w:val="decimal"/>
+      <w:lvlText w:val="%2."/>
+      <w:lvlJc w:val="left"/>
+      <w:pPr>
+        <w:tabs>
+          <w:tab w:val="num" w:pos="1418"/>
+        </w:tabs>
+        <w:ind w:left="1418" w:hanging="283"/>
+      </w:pPr>
+      <w:rPr/>
+    </w:lvl>
+    <w:lvl w:ilvl="2">
+      <w:start w:val="1"/>
+      <w:numFmt w:val="decimal"/>
+      <w:lvlText w:val="%3."/>
+      <w:lvlJc w:val="left"/>
+      <w:pPr>
+        <w:tabs>
+          <w:tab w:val="num" w:pos="2127"/>
+        </w:tabs>
+        <w:ind w:left="2127" w:hanging="283"/>
+      </w:pPr>
+      <w:rPr/>
+    </w:lvl>
+    <w:lvl w:ilvl="3">
+      <w:start w:val="1"/>
+      <w:numFmt w:val="decimal"/>
+      <w:lvlText w:val="%4."/>
+      <w:lvlJc w:val="left"/>
+      <w:pPr>
+        <w:tabs>
+          <w:tab w:val="num" w:pos="2836"/>
+        </w:tabs>
+        <w:ind w:left="2836" w:hanging="283"/>
+      </w:pPr>
+      <w:rPr/>
+    </w:lvl>
+    <w:lvl w:ilvl="4">
+      <w:start w:val="1"/>
+      <w:numFmt w:val="decimal"/>
+      <w:lvlText w:val="%5."/>
+      <w:lvlJc w:val="left"/>
+      <w:pPr>
+        <w:tabs>
+          <w:tab w:val="num" w:pos="3545"/>
+        </w:tabs>
+        <w:ind w:left="3545" w:hanging="283"/>
+      </w:pPr>
+      <w:rPr/>
+    </w:lvl>
+    <w:lvl w:ilvl="5">
+      <w:start w:val="1"/>
+      <w:numFmt w:val="decimal"/>
+      <w:lvlText w:val="%6."/>
+      <w:lvlJc w:val="left"/>
+      <w:pPr>
+        <w:tabs>
+          <w:tab w:val="num" w:pos="4254"/>
+        </w:tabs>
+        <w:ind w:left="4254" w:hanging="283"/>
+      </w:pPr>
+      <w:rPr/>
+    </w:lvl>
+    <w:lvl w:ilvl="6">
+      <w:start w:val="1"/>
+      <w:numFmt w:val="decimal"/>
+      <w:lvlText w:val="%7."/>
+      <w:lvlJc w:val="left"/>
+      <w:pPr>
+        <w:tabs>
+          <w:tab w:val="num" w:pos="4963"/>
+        </w:tabs>
+        <w:ind w:left="4963" w:hanging="283"/>
+      </w:pPr>
+      <w:rPr/>
+    </w:lvl>
+    <w:lvl w:ilvl="7">
+      <w:start w:val="1"/>
+      <w:numFmt w:val="decimal"/>
+      <w:lvlText w:val="%8."/>
+      <w:lvlJc w:val="left"/>
+      <w:pPr>
+        <w:tabs>
+          <w:tab w:val="num" w:pos="5672"/>
+        </w:tabs>
+        <w:ind w:left="5672" w:hanging="283"/>
+      </w:pPr>
+      <w:rPr/>
+    </w:lvl>
+    <w:lvl w:ilvl="8">
+      <w:start w:val="1"/>
+      <w:numFmt w:val="decimal"/>
+      <w:lvlText w:val="%9."/>
+      <w:lvlJc w:val="left"/>
+      <w:pPr>
+        <w:tabs>
+          <w:tab w:val="num" w:pos="6381"/>
+        </w:tabs>
+        <w:ind w:left="6381" w:hanging="283"/>
+      </w:pPr>
+      <w:rPr/>
+    </w:lvl>
+  </w:abstractNum>
+  <w:abstractNum w:abstractNumId="2">
+    <w:lvl w:ilvl="0">
+      <w:start w:val="1"/>
       <w:numFmt w:val="bullet"/>
       <w:lvlText w:val=""/>
       <w:lvlJc w:val="left"/>
@@ -7231,537 +8728,7 @@
       </w:rPr>
     </w:lvl>
   </w:abstractNum>
-  <w:abstractNum w:abstractNumId="2">
-    <w:lvl w:ilvl="0">
-      <w:start w:val="1"/>
-      <w:numFmt w:val="decimal"/>
-      <w:lvlText w:val="%1."/>
-      <w:lvlJc w:val="left"/>
-      <w:pPr>
-        <w:tabs>
-          <w:tab w:val="num" w:pos="709"/>
-        </w:tabs>
-        <w:ind w:left="709" w:hanging="283"/>
-      </w:pPr>
-      <w:rPr/>
-    </w:lvl>
-    <w:lvl w:ilvl="1">
-      <w:start w:val="1"/>
-      <w:numFmt w:val="decimal"/>
-      <w:lvlText w:val="%2."/>
-      <w:lvlJc w:val="left"/>
-      <w:pPr>
-        <w:tabs>
-          <w:tab w:val="num" w:pos="1418"/>
-        </w:tabs>
-        <w:ind w:left="1418" w:hanging="283"/>
-      </w:pPr>
-      <w:rPr/>
-    </w:lvl>
-    <w:lvl w:ilvl="2">
-      <w:start w:val="1"/>
-      <w:numFmt w:val="decimal"/>
-      <w:lvlText w:val="%3."/>
-      <w:lvlJc w:val="left"/>
-      <w:pPr>
-        <w:tabs>
-          <w:tab w:val="num" w:pos="2127"/>
-        </w:tabs>
-        <w:ind w:left="2127" w:hanging="283"/>
-      </w:pPr>
-      <w:rPr/>
-    </w:lvl>
-    <w:lvl w:ilvl="3">
-      <w:start w:val="1"/>
-      <w:numFmt w:val="decimal"/>
-      <w:lvlText w:val="%4."/>
-      <w:lvlJc w:val="left"/>
-      <w:pPr>
-        <w:tabs>
-          <w:tab w:val="num" w:pos="2836"/>
-        </w:tabs>
-        <w:ind w:left="2836" w:hanging="283"/>
-      </w:pPr>
-      <w:rPr/>
-    </w:lvl>
-    <w:lvl w:ilvl="4">
-      <w:start w:val="1"/>
-      <w:numFmt w:val="decimal"/>
-      <w:lvlText w:val="%5."/>
-      <w:lvlJc w:val="left"/>
-      <w:pPr>
-        <w:tabs>
-          <w:tab w:val="num" w:pos="3545"/>
-        </w:tabs>
-        <w:ind w:left="3545" w:hanging="283"/>
-      </w:pPr>
-      <w:rPr/>
-    </w:lvl>
-    <w:lvl w:ilvl="5">
-      <w:start w:val="1"/>
-      <w:numFmt w:val="decimal"/>
-      <w:lvlText w:val="%6."/>
-      <w:lvlJc w:val="left"/>
-      <w:pPr>
-        <w:tabs>
-          <w:tab w:val="num" w:pos="4254"/>
-        </w:tabs>
-        <w:ind w:left="4254" w:hanging="283"/>
-      </w:pPr>
-      <w:rPr/>
-    </w:lvl>
-    <w:lvl w:ilvl="6">
-      <w:start w:val="1"/>
-      <w:numFmt w:val="decimal"/>
-      <w:lvlText w:val="%7."/>
-      <w:lvlJc w:val="left"/>
-      <w:pPr>
-        <w:tabs>
-          <w:tab w:val="num" w:pos="4963"/>
-        </w:tabs>
-        <w:ind w:left="4963" w:hanging="283"/>
-      </w:pPr>
-      <w:rPr/>
-    </w:lvl>
-    <w:lvl w:ilvl="7">
-      <w:start w:val="1"/>
-      <w:numFmt w:val="decimal"/>
-      <w:lvlText w:val="%8."/>
-      <w:lvlJc w:val="left"/>
-      <w:pPr>
-        <w:tabs>
-          <w:tab w:val="num" w:pos="5672"/>
-        </w:tabs>
-        <w:ind w:left="5672" w:hanging="283"/>
-      </w:pPr>
-      <w:rPr/>
-    </w:lvl>
-    <w:lvl w:ilvl="8">
-      <w:start w:val="1"/>
-      <w:numFmt w:val="decimal"/>
-      <w:lvlText w:val="%9."/>
-      <w:lvlJc w:val="left"/>
-      <w:pPr>
-        <w:tabs>
-          <w:tab w:val="num" w:pos="6381"/>
-        </w:tabs>
-        <w:ind w:left="6381" w:hanging="283"/>
-      </w:pPr>
-      <w:rPr/>
-    </w:lvl>
-  </w:abstractNum>
   <w:abstractNum w:abstractNumId="3">
-    <w:lvl w:ilvl="0">
-      <w:start w:val="1"/>
-      <w:numFmt w:val="bullet"/>
-      <w:lvlText w:val=""/>
-      <w:lvlJc w:val="left"/>
-      <w:pPr>
-        <w:tabs>
-          <w:tab w:val="num" w:pos="709"/>
-        </w:tabs>
-        <w:ind w:left="709" w:hanging="283"/>
-      </w:pPr>
-      <w:rPr>
-        <w:rFonts w:ascii="Symbol" w:hAnsi="Symbol" w:cs="Symbol" w:hint="default"/>
-      </w:rPr>
-    </w:lvl>
-    <w:lvl w:ilvl="1">
-      <w:start w:val="1"/>
-      <w:numFmt w:val="bullet"/>
-      <w:lvlText w:val=""/>
-      <w:lvlJc w:val="left"/>
-      <w:pPr>
-        <w:tabs>
-          <w:tab w:val="num" w:pos="1418"/>
-        </w:tabs>
-        <w:ind w:left="1418" w:hanging="283"/>
-      </w:pPr>
-      <w:rPr>
-        <w:rFonts w:ascii="Symbol" w:hAnsi="Symbol" w:cs="Symbol" w:hint="default"/>
-      </w:rPr>
-    </w:lvl>
-    <w:lvl w:ilvl="2">
-      <w:start w:val="1"/>
-      <w:numFmt w:val="bullet"/>
-      <w:lvlText w:val=""/>
-      <w:lvlJc w:val="left"/>
-      <w:pPr>
-        <w:tabs>
-          <w:tab w:val="num" w:pos="2127"/>
-        </w:tabs>
-        <w:ind w:left="2127" w:hanging="283"/>
-      </w:pPr>
-      <w:rPr>
-        <w:rFonts w:ascii="Symbol" w:hAnsi="Symbol" w:cs="Symbol" w:hint="default"/>
-      </w:rPr>
-    </w:lvl>
-    <w:lvl w:ilvl="3">
-      <w:start w:val="1"/>
-      <w:numFmt w:val="bullet"/>
-      <w:lvlText w:val=""/>
-      <w:lvlJc w:val="left"/>
-      <w:pPr>
-        <w:tabs>
-          <w:tab w:val="num" w:pos="2836"/>
-        </w:tabs>
-        <w:ind w:left="2836" w:hanging="283"/>
-      </w:pPr>
-      <w:rPr>
-        <w:rFonts w:ascii="Symbol" w:hAnsi="Symbol" w:cs="Symbol" w:hint="default"/>
-      </w:rPr>
-    </w:lvl>
-    <w:lvl w:ilvl="4">
-      <w:start w:val="1"/>
-      <w:numFmt w:val="bullet"/>
-      <w:lvlText w:val=""/>
-      <w:lvlJc w:val="left"/>
-      <w:pPr>
-        <w:tabs>
-          <w:tab w:val="num" w:pos="3545"/>
-        </w:tabs>
-        <w:ind w:left="3545" w:hanging="283"/>
-      </w:pPr>
-      <w:rPr>
-        <w:rFonts w:ascii="Symbol" w:hAnsi="Symbol" w:cs="Symbol" w:hint="default"/>
-      </w:rPr>
-    </w:lvl>
-    <w:lvl w:ilvl="5">
-      <w:start w:val="1"/>
-      <w:numFmt w:val="bullet"/>
-      <w:lvlText w:val=""/>
-      <w:lvlJc w:val="left"/>
-      <w:pPr>
-        <w:tabs>
-          <w:tab w:val="num" w:pos="4254"/>
-        </w:tabs>
-        <w:ind w:left="4254" w:hanging="283"/>
-      </w:pPr>
-      <w:rPr>
-        <w:rFonts w:ascii="Symbol" w:hAnsi="Symbol" w:cs="Symbol" w:hint="default"/>
-      </w:rPr>
-    </w:lvl>
-    <w:lvl w:ilvl="6">
-      <w:start w:val="1"/>
-      <w:numFmt w:val="bullet"/>
-      <w:lvlText w:val=""/>
-      <w:lvlJc w:val="left"/>
-      <w:pPr>
-        <w:tabs>
-          <w:tab w:val="num" w:pos="4963"/>
-        </w:tabs>
-        <w:ind w:left="4963" w:hanging="283"/>
-      </w:pPr>
-      <w:rPr>
-        <w:rFonts w:ascii="Symbol" w:hAnsi="Symbol" w:cs="Symbol" w:hint="default"/>
-      </w:rPr>
-    </w:lvl>
-    <w:lvl w:ilvl="7">
-      <w:start w:val="1"/>
-      <w:numFmt w:val="bullet"/>
-      <w:lvlText w:val=""/>
-      <w:lvlJc w:val="left"/>
-      <w:pPr>
-        <w:tabs>
-          <w:tab w:val="num" w:pos="5672"/>
-        </w:tabs>
-        <w:ind w:left="5672" w:hanging="283"/>
-      </w:pPr>
-      <w:rPr>
-        <w:rFonts w:ascii="Symbol" w:hAnsi="Symbol" w:cs="Symbol" w:hint="default"/>
-      </w:rPr>
-    </w:lvl>
-    <w:lvl w:ilvl="8">
-      <w:start w:val="1"/>
-      <w:numFmt w:val="bullet"/>
-      <w:lvlText w:val=""/>
-      <w:lvlJc w:val="left"/>
-      <w:pPr>
-        <w:tabs>
-          <w:tab w:val="num" w:pos="6381"/>
-        </w:tabs>
-        <w:ind w:left="6381" w:hanging="283"/>
-      </w:pPr>
-      <w:rPr>
-        <w:rFonts w:ascii="Symbol" w:hAnsi="Symbol" w:cs="Symbol" w:hint="default"/>
-      </w:rPr>
-    </w:lvl>
-  </w:abstractNum>
-  <w:abstractNum w:abstractNumId="4">
-    <w:lvl w:ilvl="0">
-      <w:start w:val="1"/>
-      <w:numFmt w:val="bullet"/>
-      <w:lvlText w:val=""/>
-      <w:lvlJc w:val="left"/>
-      <w:pPr>
-        <w:tabs>
-          <w:tab w:val="num" w:pos="709"/>
-        </w:tabs>
-        <w:ind w:left="709" w:hanging="283"/>
-      </w:pPr>
-      <w:rPr>
-        <w:rFonts w:ascii="Symbol" w:hAnsi="Symbol" w:cs="Symbol" w:hint="default"/>
-      </w:rPr>
-    </w:lvl>
-    <w:lvl w:ilvl="1">
-      <w:start w:val="1"/>
-      <w:numFmt w:val="bullet"/>
-      <w:lvlText w:val=""/>
-      <w:lvlJc w:val="left"/>
-      <w:pPr>
-        <w:tabs>
-          <w:tab w:val="num" w:pos="1418"/>
-        </w:tabs>
-        <w:ind w:left="1418" w:hanging="283"/>
-      </w:pPr>
-      <w:rPr>
-        <w:rFonts w:ascii="Symbol" w:hAnsi="Symbol" w:cs="Symbol" w:hint="default"/>
-      </w:rPr>
-    </w:lvl>
-    <w:lvl w:ilvl="2">
-      <w:start w:val="1"/>
-      <w:numFmt w:val="bullet"/>
-      <w:lvlText w:val=""/>
-      <w:lvlJc w:val="left"/>
-      <w:pPr>
-        <w:tabs>
-          <w:tab w:val="num" w:pos="2127"/>
-        </w:tabs>
-        <w:ind w:left="2127" w:hanging="283"/>
-      </w:pPr>
-      <w:rPr>
-        <w:rFonts w:ascii="Symbol" w:hAnsi="Symbol" w:cs="Symbol" w:hint="default"/>
-      </w:rPr>
-    </w:lvl>
-    <w:lvl w:ilvl="3">
-      <w:start w:val="1"/>
-      <w:numFmt w:val="bullet"/>
-      <w:lvlText w:val=""/>
-      <w:lvlJc w:val="left"/>
-      <w:pPr>
-        <w:tabs>
-          <w:tab w:val="num" w:pos="2836"/>
-        </w:tabs>
-        <w:ind w:left="2836" w:hanging="283"/>
-      </w:pPr>
-      <w:rPr>
-        <w:rFonts w:ascii="Symbol" w:hAnsi="Symbol" w:cs="Symbol" w:hint="default"/>
-      </w:rPr>
-    </w:lvl>
-    <w:lvl w:ilvl="4">
-      <w:start w:val="1"/>
-      <w:numFmt w:val="bullet"/>
-      <w:lvlText w:val=""/>
-      <w:lvlJc w:val="left"/>
-      <w:pPr>
-        <w:tabs>
-          <w:tab w:val="num" w:pos="3545"/>
-        </w:tabs>
-        <w:ind w:left="3545" w:hanging="283"/>
-      </w:pPr>
-      <w:rPr>
-        <w:rFonts w:ascii="Symbol" w:hAnsi="Symbol" w:cs="Symbol" w:hint="default"/>
-      </w:rPr>
-    </w:lvl>
-    <w:lvl w:ilvl="5">
-      <w:start w:val="1"/>
-      <w:numFmt w:val="bullet"/>
-      <w:lvlText w:val=""/>
-      <w:lvlJc w:val="left"/>
-      <w:pPr>
-        <w:tabs>
-          <w:tab w:val="num" w:pos="4254"/>
-        </w:tabs>
-        <w:ind w:left="4254" w:hanging="283"/>
-      </w:pPr>
-      <w:rPr>
-        <w:rFonts w:ascii="Symbol" w:hAnsi="Symbol" w:cs="Symbol" w:hint="default"/>
-      </w:rPr>
-    </w:lvl>
-    <w:lvl w:ilvl="6">
-      <w:start w:val="1"/>
-      <w:numFmt w:val="bullet"/>
-      <w:lvlText w:val=""/>
-      <w:lvlJc w:val="left"/>
-      <w:pPr>
-        <w:tabs>
-          <w:tab w:val="num" w:pos="4963"/>
-        </w:tabs>
-        <w:ind w:left="4963" w:hanging="283"/>
-      </w:pPr>
-      <w:rPr>
-        <w:rFonts w:ascii="Symbol" w:hAnsi="Symbol" w:cs="Symbol" w:hint="default"/>
-      </w:rPr>
-    </w:lvl>
-    <w:lvl w:ilvl="7">
-      <w:start w:val="1"/>
-      <w:numFmt w:val="bullet"/>
-      <w:lvlText w:val=""/>
-      <w:lvlJc w:val="left"/>
-      <w:pPr>
-        <w:tabs>
-          <w:tab w:val="num" w:pos="5672"/>
-        </w:tabs>
-        <w:ind w:left="5672" w:hanging="283"/>
-      </w:pPr>
-      <w:rPr>
-        <w:rFonts w:ascii="Symbol" w:hAnsi="Symbol" w:cs="Symbol" w:hint="default"/>
-      </w:rPr>
-    </w:lvl>
-    <w:lvl w:ilvl="8">
-      <w:start w:val="1"/>
-      <w:numFmt w:val="bullet"/>
-      <w:lvlText w:val=""/>
-      <w:lvlJc w:val="left"/>
-      <w:pPr>
-        <w:tabs>
-          <w:tab w:val="num" w:pos="6381"/>
-        </w:tabs>
-        <w:ind w:left="6381" w:hanging="283"/>
-      </w:pPr>
-      <w:rPr>
-        <w:rFonts w:ascii="Symbol" w:hAnsi="Symbol" w:cs="Symbol" w:hint="default"/>
-      </w:rPr>
-    </w:lvl>
-  </w:abstractNum>
-  <w:abstractNum w:abstractNumId="5">
-    <w:lvl w:ilvl="0">
-      <w:start w:val="1"/>
-      <w:numFmt w:val="bullet"/>
-      <w:lvlText w:val=""/>
-      <w:lvlJc w:val="left"/>
-      <w:pPr>
-        <w:tabs>
-          <w:tab w:val="num" w:pos="709"/>
-        </w:tabs>
-        <w:ind w:left="709" w:hanging="283"/>
-      </w:pPr>
-      <w:rPr>
-        <w:rFonts w:ascii="Symbol" w:hAnsi="Symbol" w:cs="Symbol" w:hint="default"/>
-      </w:rPr>
-    </w:lvl>
-    <w:lvl w:ilvl="1">
-      <w:start w:val="1"/>
-      <w:numFmt w:val="bullet"/>
-      <w:lvlText w:val=""/>
-      <w:lvlJc w:val="left"/>
-      <w:pPr>
-        <w:tabs>
-          <w:tab w:val="num" w:pos="1418"/>
-        </w:tabs>
-        <w:ind w:left="1418" w:hanging="283"/>
-      </w:pPr>
-      <w:rPr>
-        <w:rFonts w:ascii="Symbol" w:hAnsi="Symbol" w:cs="Symbol" w:hint="default"/>
-      </w:rPr>
-    </w:lvl>
-    <w:lvl w:ilvl="2">
-      <w:start w:val="1"/>
-      <w:numFmt w:val="bullet"/>
-      <w:lvlText w:val=""/>
-      <w:lvlJc w:val="left"/>
-      <w:pPr>
-        <w:tabs>
-          <w:tab w:val="num" w:pos="2127"/>
-        </w:tabs>
-        <w:ind w:left="2127" w:hanging="283"/>
-      </w:pPr>
-      <w:rPr>
-        <w:rFonts w:ascii="Symbol" w:hAnsi="Symbol" w:cs="Symbol" w:hint="default"/>
-      </w:rPr>
-    </w:lvl>
-    <w:lvl w:ilvl="3">
-      <w:start w:val="1"/>
-      <w:numFmt w:val="bullet"/>
-      <w:lvlText w:val=""/>
-      <w:lvlJc w:val="left"/>
-      <w:pPr>
-        <w:tabs>
-          <w:tab w:val="num" w:pos="2836"/>
-        </w:tabs>
-        <w:ind w:left="2836" w:hanging="283"/>
-      </w:pPr>
-      <w:rPr>
-        <w:rFonts w:ascii="Symbol" w:hAnsi="Symbol" w:cs="Symbol" w:hint="default"/>
-      </w:rPr>
-    </w:lvl>
-    <w:lvl w:ilvl="4">
-      <w:start w:val="1"/>
-      <w:numFmt w:val="bullet"/>
-      <w:lvlText w:val=""/>
-      <w:lvlJc w:val="left"/>
-      <w:pPr>
-        <w:tabs>
-          <w:tab w:val="num" w:pos="3545"/>
-        </w:tabs>
-        <w:ind w:left="3545" w:hanging="283"/>
-      </w:pPr>
-      <w:rPr>
-        <w:rFonts w:ascii="Symbol" w:hAnsi="Symbol" w:cs="Symbol" w:hint="default"/>
-      </w:rPr>
-    </w:lvl>
-    <w:lvl w:ilvl="5">
-      <w:start w:val="1"/>
-      <w:numFmt w:val="bullet"/>
-      <w:lvlText w:val=""/>
-      <w:lvlJc w:val="left"/>
-      <w:pPr>
-        <w:tabs>
-          <w:tab w:val="num" w:pos="4254"/>
-        </w:tabs>
-        <w:ind w:left="4254" w:hanging="283"/>
-      </w:pPr>
-      <w:rPr>
-        <w:rFonts w:ascii="Symbol" w:hAnsi="Symbol" w:cs="Symbol" w:hint="default"/>
-      </w:rPr>
-    </w:lvl>
-    <w:lvl w:ilvl="6">
-      <w:start w:val="1"/>
-      <w:numFmt w:val="bullet"/>
-      <w:lvlText w:val=""/>
-      <w:lvlJc w:val="left"/>
-      <w:pPr>
-        <w:tabs>
-          <w:tab w:val="num" w:pos="4963"/>
-        </w:tabs>
-        <w:ind w:left="4963" w:hanging="283"/>
-      </w:pPr>
-      <w:rPr>
-        <w:rFonts w:ascii="Symbol" w:hAnsi="Symbol" w:cs="Symbol" w:hint="default"/>
-      </w:rPr>
-    </w:lvl>
-    <w:lvl w:ilvl="7">
-      <w:start w:val="1"/>
-      <w:numFmt w:val="bullet"/>
-      <w:lvlText w:val=""/>
-      <w:lvlJc w:val="left"/>
-      <w:pPr>
-        <w:tabs>
-          <w:tab w:val="num" w:pos="5672"/>
-        </w:tabs>
-        <w:ind w:left="5672" w:hanging="283"/>
-      </w:pPr>
-      <w:rPr>
-        <w:rFonts w:ascii="Symbol" w:hAnsi="Symbol" w:cs="Symbol" w:hint="default"/>
-      </w:rPr>
-    </w:lvl>
-    <w:lvl w:ilvl="8">
-      <w:start w:val="1"/>
-      <w:numFmt w:val="bullet"/>
-      <w:lvlText w:val=""/>
-      <w:lvlJc w:val="left"/>
-      <w:pPr>
-        <w:tabs>
-          <w:tab w:val="num" w:pos="6381"/>
-        </w:tabs>
-        <w:ind w:left="6381" w:hanging="283"/>
-      </w:pPr>
-      <w:rPr>
-        <w:rFonts w:ascii="Symbol" w:hAnsi="Symbol" w:cs="Symbol" w:hint="default"/>
-      </w:rPr>
-    </w:lvl>
-  </w:abstractNum>
-  <w:abstractNum w:abstractNumId="6">
     <w:lvl w:ilvl="0">
       <w:start w:val="1"/>
       <w:numFmt w:val="none"/>
@@ -7890,15 +8857,6 @@
   </w:num>
   <w:num w:numId="3">
     <w:abstractNumId w:val="3"/>
-  </w:num>
-  <w:num w:numId="4">
-    <w:abstractNumId w:val="4"/>
-  </w:num>
-  <w:num w:numId="5">
-    <w:abstractNumId w:val="5"/>
-  </w:num>
-  <w:num w:numId="6">
-    <w:abstractNumId w:val="6"/>
   </w:num>
 </w:numbering>
 </file>
@@ -8010,6 +8968,11 @@
       <w:szCs w:val="20"/>
     </w:rPr>
   </w:style>
+  <w:style w:type="character" w:styleId="NumberingSymbols">
+    <w:name w:val="Numbering Symbols"/>
+    <w:qFormat/>
+    <w:rPr/>
+  </w:style>
   <w:style w:type="character" w:styleId="StrongEmphasis">
     <w:name w:val="Strong Emphasis"/>
     <w:qFormat/>
@@ -8024,11 +8987,6 @@
     <w:rPr>
       <w:rFonts w:ascii="OpenSymbol" w:hAnsi="OpenSymbol" w:eastAsia="OpenSymbol" w:cs="OpenSymbol"/>
     </w:rPr>
-  </w:style>
-  <w:style w:type="character" w:styleId="NumberingSymbols">
-    <w:name w:val="Numbering Symbols"/>
-    <w:qFormat/>
-    <w:rPr/>
   </w:style>
   <w:style w:type="character" w:styleId="Emphasis">
     <w:name w:val="Emphasis"/>
